--- a/helpflow-frontend/public/Helpflow.docx
+++ b/helpflow-frontend/public/Helpflow.docx
@@ -21,6 +21,15 @@
     </w:p>
     <w:sdt>
       <w:sdtPr>
+        <w:rPr>
+          <w:rFonts w:asciiTheme="minorHAnsi" w:eastAsiaTheme="minorHAnsi" w:hAnsiTheme="minorHAnsi" w:cstheme="minorBidi"/>
+          <w:color w:val="auto"/>
+          <w:kern w:val="2"/>
+          <w:sz w:val="22"/>
+          <w:szCs w:val="22"/>
+          <w:lang/>
+          <w14:ligatures w14:val="standardContextual"/>
+        </w:rPr>
         <w:id w:val="-1623605854"/>
         <w:docPartObj>
           <w:docPartGallery w:val="Table of Contents"/>
@@ -29,16 +38,9 @@
       </w:sdtPr>
       <w:sdtEndPr>
         <w:rPr>
-          <w:rFonts w:asciiTheme="minorHAnsi" w:eastAsiaTheme="minorHAnsi" w:hAnsiTheme="minorHAnsi" w:cstheme="minorBidi"/>
           <w:b/>
           <w:bCs/>
           <w:noProof/>
-          <w:color w:val="auto"/>
-          <w:kern w:val="2"/>
-          <w:sz w:val="22"/>
-          <w:szCs w:val="22"/>
-          <w:lang/>
-          <w14:ligatures w14:val="standardContextual"/>
         </w:rPr>
       </w:sdtEndPr>
       <w:sdtContent>
@@ -61,7 +63,6 @@
               <w:noProof/>
               <w:sz w:val="24"/>
               <w:szCs w:val="24"/>
-              <w:lang/>
             </w:rPr>
           </w:pPr>
           <w:r>
@@ -73,7 +74,7 @@
           <w:r>
             <w:fldChar w:fldCharType="separate"/>
           </w:r>
-          <w:hyperlink w:anchor="_Toc227919524" w:history="1">
+          <w:hyperlink w:anchor="_Toc228188920" w:history="1">
             <w:r>
               <w:rPr>
                 <w:rStyle w:val="Hyperlink"/>
@@ -101,7 +102,7 @@
                 <w:noProof/>
                 <w:webHidden/>
               </w:rPr>
-              <w:instrText xml:space="preserve"> PAGEREF _Toc227919524 \h </w:instrText>
+              <w:instrText xml:space="preserve"> PAGEREF _Toc228188920 \h </w:instrText>
             </w:r>
             <w:r>
               <w:rPr>
@@ -143,10 +144,9 @@
               <w:noProof/>
               <w:sz w:val="24"/>
               <w:szCs w:val="24"/>
-              <w:lang/>
             </w:rPr>
           </w:pPr>
-          <w:hyperlink w:anchor="_Toc227919525" w:history="1">
+          <w:hyperlink w:anchor="_Toc228188921" w:history="1">
             <w:r>
               <w:rPr>
                 <w:rStyle w:val="Hyperlink"/>
@@ -174,7 +174,7 @@
                 <w:noProof/>
                 <w:webHidden/>
               </w:rPr>
-              <w:instrText xml:space="preserve"> PAGEREF _Toc227919525 \h </w:instrText>
+              <w:instrText xml:space="preserve"> PAGEREF _Toc228188921 \h </w:instrText>
             </w:r>
             <w:r>
               <w:rPr>
@@ -216,10 +216,9 @@
               <w:noProof/>
               <w:sz w:val="24"/>
               <w:szCs w:val="24"/>
-              <w:lang/>
             </w:rPr>
           </w:pPr>
-          <w:hyperlink w:anchor="_Toc227919526" w:history="1">
+          <w:hyperlink w:anchor="_Toc228188922" w:history="1">
             <w:r>
               <w:rPr>
                 <w:rStyle w:val="Hyperlink"/>
@@ -247,7 +246,7 @@
                 <w:noProof/>
                 <w:webHidden/>
               </w:rPr>
-              <w:instrText xml:space="preserve"> PAGEREF _Toc227919526 \h </w:instrText>
+              <w:instrText xml:space="preserve"> PAGEREF _Toc228188922 \h </w:instrText>
             </w:r>
             <w:r>
               <w:rPr>
@@ -289,10 +288,9 @@
               <w:noProof/>
               <w:sz w:val="24"/>
               <w:szCs w:val="24"/>
-              <w:lang/>
             </w:rPr>
           </w:pPr>
-          <w:hyperlink w:anchor="_Toc227919527" w:history="1">
+          <w:hyperlink w:anchor="_Toc228188923" w:history="1">
             <w:r>
               <w:rPr>
                 <w:rStyle w:val="Hyperlink"/>
@@ -320,7 +318,7 @@
                 <w:noProof/>
                 <w:webHidden/>
               </w:rPr>
-              <w:instrText xml:space="preserve"> PAGEREF _Toc227919527 \h </w:instrText>
+              <w:instrText xml:space="preserve"> PAGEREF _Toc228188923 \h </w:instrText>
             </w:r>
             <w:r>
               <w:rPr>
@@ -362,10 +360,9 @@
               <w:noProof/>
               <w:sz w:val="24"/>
               <w:szCs w:val="24"/>
-              <w:lang/>
             </w:rPr>
           </w:pPr>
-          <w:hyperlink w:anchor="_Toc227919528" w:history="1">
+          <w:hyperlink w:anchor="_Toc228188924" w:history="1">
             <w:r>
               <w:rPr>
                 <w:rStyle w:val="Hyperlink"/>
@@ -393,7 +390,7 @@
                 <w:noProof/>
                 <w:webHidden/>
               </w:rPr>
-              <w:instrText xml:space="preserve"> PAGEREF _Toc227919528 \h </w:instrText>
+              <w:instrText xml:space="preserve"> PAGEREF _Toc228188924 \h </w:instrText>
             </w:r>
             <w:r>
               <w:rPr>
@@ -435,10 +432,9 @@
               <w:noProof/>
               <w:sz w:val="24"/>
               <w:szCs w:val="24"/>
-              <w:lang/>
             </w:rPr>
           </w:pPr>
-          <w:hyperlink w:anchor="_Toc227919529" w:history="1">
+          <w:hyperlink w:anchor="_Toc228188925" w:history="1">
             <w:r>
               <w:rPr>
                 <w:rStyle w:val="Hyperlink"/>
@@ -466,7 +462,7 @@
                 <w:noProof/>
                 <w:webHidden/>
               </w:rPr>
-              <w:instrText xml:space="preserve"> PAGEREF _Toc227919529 \h </w:instrText>
+              <w:instrText xml:space="preserve"> PAGEREF _Toc228188925 \h </w:instrText>
             </w:r>
             <w:r>
               <w:rPr>
@@ -508,10 +504,9 @@
               <w:noProof/>
               <w:sz w:val="24"/>
               <w:szCs w:val="24"/>
-              <w:lang/>
             </w:rPr>
           </w:pPr>
-          <w:hyperlink w:anchor="_Toc227919530" w:history="1">
+          <w:hyperlink w:anchor="_Toc228188926" w:history="1">
             <w:r>
               <w:rPr>
                 <w:rStyle w:val="Hyperlink"/>
@@ -539,7 +534,7 @@
                 <w:noProof/>
                 <w:webHidden/>
               </w:rPr>
-              <w:instrText xml:space="preserve"> PAGEREF _Toc227919530 \h </w:instrText>
+              <w:instrText xml:space="preserve"> PAGEREF _Toc228188926 \h </w:instrText>
             </w:r>
             <w:r>
               <w:rPr>
@@ -581,10 +576,9 @@
               <w:noProof/>
               <w:sz w:val="24"/>
               <w:szCs w:val="24"/>
-              <w:lang/>
             </w:rPr>
           </w:pPr>
-          <w:hyperlink w:anchor="_Toc227919531" w:history="1">
+          <w:hyperlink w:anchor="_Toc228188927" w:history="1">
             <w:r>
               <w:rPr>
                 <w:rStyle w:val="Hyperlink"/>
@@ -612,7 +606,7 @@
                 <w:noProof/>
                 <w:webHidden/>
               </w:rPr>
-              <w:instrText xml:space="preserve"> PAGEREF _Toc227919531 \h </w:instrText>
+              <w:instrText xml:space="preserve"> PAGEREF _Toc228188927 \h </w:instrText>
             </w:r>
             <w:r>
               <w:rPr>
@@ -654,10 +648,9 @@
               <w:noProof/>
               <w:sz w:val="24"/>
               <w:szCs w:val="24"/>
-              <w:lang/>
             </w:rPr>
           </w:pPr>
-          <w:hyperlink w:anchor="_Toc227919532" w:history="1">
+          <w:hyperlink w:anchor="_Toc228188928" w:history="1">
             <w:r>
               <w:rPr>
                 <w:rStyle w:val="Hyperlink"/>
@@ -685,7 +678,7 @@
                 <w:noProof/>
                 <w:webHidden/>
               </w:rPr>
-              <w:instrText xml:space="preserve"> PAGEREF _Toc227919532 \h </w:instrText>
+              <w:instrText xml:space="preserve"> PAGEREF _Toc228188928 \h </w:instrText>
             </w:r>
             <w:r>
               <w:rPr>
@@ -705,7 +698,7 @@
                 <w:noProof/>
                 <w:webHidden/>
               </w:rPr>
-              <w:t>3</w:t>
+              <w:t>4</w:t>
             </w:r>
             <w:r>
               <w:rPr>
@@ -727,10 +720,9 @@
               <w:noProof/>
               <w:sz w:val="24"/>
               <w:szCs w:val="24"/>
-              <w:lang/>
             </w:rPr>
           </w:pPr>
-          <w:hyperlink w:anchor="_Toc227919533" w:history="1">
+          <w:hyperlink w:anchor="_Toc228188929" w:history="1">
             <w:r>
               <w:rPr>
                 <w:rStyle w:val="Hyperlink"/>
@@ -758,7 +750,7 @@
                 <w:noProof/>
                 <w:webHidden/>
               </w:rPr>
-              <w:instrText xml:space="preserve"> PAGEREF _Toc227919533 \h </w:instrText>
+              <w:instrText xml:space="preserve"> PAGEREF _Toc228188929 \h </w:instrText>
             </w:r>
             <w:r>
               <w:rPr>
@@ -800,10 +792,9 @@
               <w:noProof/>
               <w:sz w:val="24"/>
               <w:szCs w:val="24"/>
-              <w:lang/>
             </w:rPr>
           </w:pPr>
-          <w:hyperlink w:anchor="_Toc227919534" w:history="1">
+          <w:hyperlink w:anchor="_Toc228188930" w:history="1">
             <w:r>
               <w:rPr>
                 <w:rStyle w:val="Hyperlink"/>
@@ -831,7 +822,7 @@
                 <w:noProof/>
                 <w:webHidden/>
               </w:rPr>
-              <w:instrText xml:space="preserve"> PAGEREF _Toc227919534 \h </w:instrText>
+              <w:instrText xml:space="preserve"> PAGEREF _Toc228188930 \h </w:instrText>
             </w:r>
             <w:r>
               <w:rPr>
@@ -873,10 +864,9 @@
               <w:noProof/>
               <w:sz w:val="24"/>
               <w:szCs w:val="24"/>
-              <w:lang/>
             </w:rPr>
           </w:pPr>
-          <w:hyperlink w:anchor="_Toc227919535" w:history="1">
+          <w:hyperlink w:anchor="_Toc228188931" w:history="1">
             <w:r>
               <w:rPr>
                 <w:rStyle w:val="Hyperlink"/>
@@ -904,7 +894,7 @@
                 <w:noProof/>
                 <w:webHidden/>
               </w:rPr>
-              <w:instrText xml:space="preserve"> PAGEREF _Toc227919535 \h </w:instrText>
+              <w:instrText xml:space="preserve"> PAGEREF _Toc228188931 \h </w:instrText>
             </w:r>
             <w:r>
               <w:rPr>
@@ -946,10 +936,9 @@
               <w:noProof/>
               <w:sz w:val="24"/>
               <w:szCs w:val="24"/>
-              <w:lang/>
             </w:rPr>
           </w:pPr>
-          <w:hyperlink w:anchor="_Toc227919536" w:history="1">
+          <w:hyperlink w:anchor="_Toc228188932" w:history="1">
             <w:r>
               <w:rPr>
                 <w:rStyle w:val="Hyperlink"/>
@@ -977,7 +966,7 @@
                 <w:noProof/>
                 <w:webHidden/>
               </w:rPr>
-              <w:instrText xml:space="preserve"> PAGEREF _Toc227919536 \h </w:instrText>
+              <w:instrText xml:space="preserve"> PAGEREF _Toc228188932 \h </w:instrText>
             </w:r>
             <w:r>
               <w:rPr>
@@ -1019,17 +1008,16 @@
               <w:noProof/>
               <w:sz w:val="24"/>
               <w:szCs w:val="24"/>
-              <w:lang/>
             </w:rPr>
           </w:pPr>
-          <w:hyperlink w:anchor="_Toc227919537" w:history="1">
+          <w:hyperlink w:anchor="_Toc228188933" w:history="1">
             <w:r>
               <w:rPr>
                 <w:rStyle w:val="Hyperlink"/>
                 <w:noProof/>
                 <w:lang w:val="en-US"/>
               </w:rPr>
-              <w:t>Sequence-diagrams</w:t>
+              <w:t>Sequence-diagram (Create Ticket)</w:t>
             </w:r>
             <w:r>
               <w:rPr>
@@ -1050,7 +1038,7 @@
                 <w:noProof/>
                 <w:webHidden/>
               </w:rPr>
-              <w:instrText xml:space="preserve"> PAGEREF _Toc227919537 \h </w:instrText>
+              <w:instrText xml:space="preserve"> PAGEREF _Toc228188933 \h </w:instrText>
             </w:r>
             <w:r>
               <w:rPr>
@@ -1092,10 +1080,9 @@
               <w:noProof/>
               <w:sz w:val="24"/>
               <w:szCs w:val="24"/>
-              <w:lang/>
             </w:rPr>
           </w:pPr>
-          <w:hyperlink w:anchor="_Toc227919538" w:history="1">
+          <w:hyperlink w:anchor="_Toc228188934" w:history="1">
             <w:r>
               <w:rPr>
                 <w:rStyle w:val="Hyperlink"/>
@@ -1123,7 +1110,7 @@
                 <w:noProof/>
                 <w:webHidden/>
               </w:rPr>
-              <w:instrText xml:space="preserve"> PAGEREF _Toc227919538 \h </w:instrText>
+              <w:instrText xml:space="preserve"> PAGEREF _Toc228188934 \h </w:instrText>
             </w:r>
             <w:r>
               <w:rPr>
@@ -1143,7 +1130,7 @@
                 <w:noProof/>
                 <w:webHidden/>
               </w:rPr>
-              <w:t>5</w:t>
+              <w:t>6</w:t>
             </w:r>
             <w:r>
               <w:rPr>
@@ -1186,7 +1173,7 @@
           <w:lang w:val="en-US"/>
         </w:rPr>
       </w:pPr>
-      <w:bookmarkStart w:id="0" w:name="_Toc227919524"/>
+      <w:bookmarkStart w:id="0" w:name="_Toc228188920"/>
       <w:r>
         <w:rPr>
           <w:lang w:val="en-US"/>
@@ -1229,7 +1216,7 @@
           <w:lang w:val="en-US"/>
         </w:rPr>
       </w:pPr>
-      <w:bookmarkStart w:id="1" w:name="_Toc227919525"/>
+      <w:bookmarkStart w:id="1" w:name="_Toc228188921"/>
       <w:r>
         <w:rPr>
           <w:lang w:val="en-US"/>
@@ -1344,7 +1331,57 @@
         <w:rPr>
           <w:lang w:val="en-US"/>
         </w:rPr>
-        <w:t>I am using Angular signals and computed values for derived UI state. This is similar to MVVM. Examples of this can be seen in the tickets.ts and sla-management.ts.</w:t>
+        <w:t xml:space="preserve">I am using Angular signals and computed values for derived UI state. This is </w:t>
+      </w:r>
+      <w:proofErr w:type="gramStart"/>
+      <w:r>
+        <w:rPr>
+          <w:lang w:val="en-US"/>
+        </w:rPr>
+        <w:t>similar to</w:t>
+      </w:r>
+      <w:proofErr w:type="gramEnd"/>
+      <w:r>
+        <w:rPr>
+          <w:lang w:val="en-US"/>
+        </w:rPr>
+        <w:t xml:space="preserve"> MVVM. Examples of this can be seen in the </w:t>
+      </w:r>
+      <w:proofErr w:type="spellStart"/>
+      <w:r>
+        <w:rPr>
+          <w:lang w:val="en-US"/>
+        </w:rPr>
+        <w:t>tickets.ts</w:t>
+      </w:r>
+      <w:proofErr w:type="spellEnd"/>
+      <w:r>
+        <w:rPr>
+          <w:lang w:val="en-US"/>
+        </w:rPr>
+        <w:t xml:space="preserve"> and </w:t>
+      </w:r>
+      <w:proofErr w:type="spellStart"/>
+      <w:proofErr w:type="gramStart"/>
+      <w:r>
+        <w:rPr>
+          <w:lang w:val="en-US"/>
+        </w:rPr>
+        <w:t>sla-management</w:t>
+      </w:r>
+      <w:proofErr w:type="gramEnd"/>
+      <w:r>
+        <w:rPr>
+          <w:lang w:val="en-US"/>
+        </w:rPr>
+        <w:t>.ts</w:t>
+      </w:r>
+      <w:proofErr w:type="spellEnd"/>
+      <w:r>
+        <w:rPr>
+          <w:lang w:val="en-US"/>
+        </w:rPr>
+        <w:t>.</w:t>
       </w:r>
     </w:p>
     <w:p>
@@ -1376,7 +1413,29 @@
         <w:rPr>
           <w:lang w:val="en-US"/>
         </w:rPr>
-        <w:t>Pages are loaded by routes in app.routes.ts instead of all at once.</w:t>
+        <w:t xml:space="preserve">Pages are loaded by routes in </w:t>
+      </w:r>
+      <w:proofErr w:type="spellStart"/>
+      <w:proofErr w:type="gramStart"/>
+      <w:r>
+        <w:rPr>
+          <w:lang w:val="en-US"/>
+        </w:rPr>
+        <w:t>app.routes</w:t>
+      </w:r>
+      <w:proofErr w:type="gramEnd"/>
+      <w:r>
+        <w:rPr>
+          <w:lang w:val="en-US"/>
+        </w:rPr>
+        <w:t>.ts</w:t>
+      </w:r>
+      <w:proofErr w:type="spellEnd"/>
+      <w:r>
+        <w:rPr>
+          <w:lang w:val="en-US"/>
+        </w:rPr>
+        <w:t xml:space="preserve"> instead of all at once.</w:t>
       </w:r>
     </w:p>
     <w:p>
@@ -1423,6 +1482,25 @@
         </w:rPr>
         <w:t>Overall, this design would be an Angular component-service architecture with reactive state handling.</w:t>
       </w:r>
+      <w:r>
+        <w:rPr>
+          <w:lang w:val="en-US"/>
+        </w:rPr>
+        <w:t xml:space="preserve"> </w:t>
+      </w:r>
+      <w:r>
+        <w:rPr>
+          <w:lang w:val="en-US"/>
+        </w:rPr>
+        <w:br/>
+        <w:t>The benefit of this design is that it has a clear separation between the UI, API logic and database operations</w:t>
+      </w:r>
+      <w:r>
+        <w:rPr>
+          <w:lang w:val="en-US"/>
+        </w:rPr>
+        <w:t xml:space="preserve"> and is easier to maintain and develop due to the separation of each component.</w:t>
+      </w:r>
     </w:p>
     <w:p>
       <w:pPr>
@@ -1446,7 +1524,7 @@
           <w:lang w:val="en-US"/>
         </w:rPr>
       </w:pPr>
-      <w:bookmarkStart w:id="2" w:name="_Toc227919526"/>
+      <w:bookmarkStart w:id="2" w:name="_Toc228188922"/>
       <w:r>
         <w:rPr>
           <w:lang w:val="en-US"/>
@@ -1463,7 +1541,7 @@
           <w:lang w:val="en-US"/>
         </w:rPr>
       </w:pPr>
-      <w:bookmarkStart w:id="3" w:name="_Toc227919527"/>
+      <w:bookmarkStart w:id="3" w:name="_Toc228188923"/>
       <w:r>
         <w:rPr>
           <w:lang w:val="en-US"/>
@@ -1555,11 +1633,19 @@
           <w:lang w:val="en-US"/>
         </w:rPr>
       </w:pPr>
-      <w:r>
-        <w:rPr>
-          <w:lang w:val="en-US"/>
-        </w:rPr>
-        <w:t xml:space="preserve">Vitest (via </w:t>
+      <w:proofErr w:type="spellStart"/>
+      <w:r>
+        <w:rPr>
+          <w:lang w:val="en-US"/>
+        </w:rPr>
+        <w:t>Vitest</w:t>
+      </w:r>
+      <w:proofErr w:type="spellEnd"/>
+      <w:r>
+        <w:rPr>
+          <w:lang w:val="en-US"/>
+        </w:rPr>
+        <w:t xml:space="preserve"> (via </w:t>
       </w:r>
       <w:r>
         <w:rPr>
@@ -1583,7 +1669,7 @@
           <w:lang w:val="en-US"/>
         </w:rPr>
       </w:pPr>
-      <w:bookmarkStart w:id="4" w:name="_Toc227919528"/>
+      <w:bookmarkStart w:id="4" w:name="_Toc228188924"/>
       <w:r>
         <w:rPr>
           <w:lang w:val="en-US"/>
@@ -1635,7 +1721,7 @@
           <w:lang w:val="en-US"/>
         </w:rPr>
       </w:pPr>
-      <w:bookmarkStart w:id="5" w:name="_Toc227919529"/>
+      <w:bookmarkStart w:id="5" w:name="_Toc228188925"/>
       <w:r>
         <w:rPr>
           <w:lang w:val="en-US"/>
@@ -1659,7 +1745,21 @@
         <w:rPr>
           <w:lang w:val="en-US"/>
         </w:rPr>
-        <w:t>MySQL 8+ (Using helpflowdb schema)</w:t>
+        <w:t xml:space="preserve">MySQL 8+ (Using </w:t>
+      </w:r>
+      <w:proofErr w:type="spellStart"/>
+      <w:r>
+        <w:rPr>
+          <w:lang w:val="en-US"/>
+        </w:rPr>
+        <w:t>helpflowdb</w:t>
+      </w:r>
+      <w:proofErr w:type="spellEnd"/>
+      <w:r>
+        <w:rPr>
+          <w:lang w:val="en-US"/>
+        </w:rPr>
+        <w:t xml:space="preserve"> schema)</w:t>
       </w:r>
     </w:p>
     <w:p>
@@ -1669,7 +1769,7 @@
           <w:lang w:val="en-US"/>
         </w:rPr>
       </w:pPr>
-      <w:bookmarkStart w:id="6" w:name="_Toc227919530"/>
+      <w:bookmarkStart w:id="6" w:name="_Toc228188926"/>
       <w:r>
         <w:rPr>
           <w:lang w:val="en-US"/>
@@ -1693,12 +1793,19 @@
     </w:p>
     <w:p>
       <w:pPr>
+        <w:rPr>
+          <w:lang w:val="en-US"/>
+        </w:rPr>
+      </w:pPr>
+    </w:p>
+    <w:p>
+      <w:pPr>
         <w:pStyle w:val="Heading2"/>
         <w:rPr>
           <w:lang w:val="en-US"/>
         </w:rPr>
       </w:pPr>
-      <w:bookmarkStart w:id="7" w:name="_Toc227919531"/>
+      <w:bookmarkStart w:id="7" w:name="_Toc228188927"/>
       <w:r>
         <w:rPr>
           <w:lang w:val="en-US"/>
@@ -1750,7 +1857,25 @@
           <w:bCs/>
           <w:lang w:val="en-US"/>
         </w:rPr>
-        <w:t xml:space="preserve">{db} </w:t>
+        <w:t>{</w:t>
+      </w:r>
+      <w:proofErr w:type="spellStart"/>
+      <w:r>
+        <w:rPr>
+          <w:b/>
+          <w:bCs/>
+          <w:lang w:val="en-US"/>
+        </w:rPr>
+        <w:t>db</w:t>
+      </w:r>
+      <w:proofErr w:type="spellEnd"/>
+      <w:r>
+        <w:rPr>
+          <w:b/>
+          <w:bCs/>
+          <w:lang w:val="en-US"/>
+        </w:rPr>
+        <w:t xml:space="preserve">} </w:t>
       </w:r>
       <w:r>
         <w:rPr>
@@ -1802,7 +1927,25 @@
           <w:bCs/>
           <w:lang w:val="en-US"/>
         </w:rPr>
-        <w:t xml:space="preserve">{node_modules} </w:t>
+        <w:t>{</w:t>
+      </w:r>
+      <w:proofErr w:type="spellStart"/>
+      <w:r>
+        <w:rPr>
+          <w:b/>
+          <w:bCs/>
+          <w:lang w:val="en-US"/>
+        </w:rPr>
+        <w:t>node_modules</w:t>
+      </w:r>
+      <w:proofErr w:type="spellEnd"/>
+      <w:r>
+        <w:rPr>
+          <w:b/>
+          <w:bCs/>
+          <w:lang w:val="en-US"/>
+        </w:rPr>
+        <w:t xml:space="preserve">} </w:t>
       </w:r>
       <w:r>
         <w:rPr>
@@ -1854,7 +1997,25 @@
           <w:bCs/>
           <w:lang w:val="en-US"/>
         </w:rPr>
-        <w:t xml:space="preserve">{src/app} </w:t>
+        <w:t>{</w:t>
+      </w:r>
+      <w:proofErr w:type="spellStart"/>
+      <w:r>
+        <w:rPr>
+          <w:b/>
+          <w:bCs/>
+          <w:lang w:val="en-US"/>
+        </w:rPr>
+        <w:t>src</w:t>
+      </w:r>
+      <w:proofErr w:type="spellEnd"/>
+      <w:r>
+        <w:rPr>
+          <w:b/>
+          <w:bCs/>
+          <w:lang w:val="en-US"/>
+        </w:rPr>
+        <w:t xml:space="preserve">/app} </w:t>
       </w:r>
       <w:r>
         <w:rPr>
@@ -1880,7 +2041,25 @@
           <w:bCs/>
           <w:lang w:val="en-US"/>
         </w:rPr>
-        <w:t xml:space="preserve">{layout/main-layout} </w:t>
+        <w:t>{layout/</w:t>
+      </w:r>
+      <w:proofErr w:type="gramStart"/>
+      <w:r>
+        <w:rPr>
+          <w:b/>
+          <w:bCs/>
+          <w:lang w:val="en-US"/>
+        </w:rPr>
+        <w:t>main-layout</w:t>
+      </w:r>
+      <w:proofErr w:type="gramEnd"/>
+      <w:r>
+        <w:rPr>
+          <w:b/>
+          <w:bCs/>
+          <w:lang w:val="en-US"/>
+        </w:rPr>
+        <w:t xml:space="preserve">} </w:t>
       </w:r>
       <w:r>
         <w:rPr>
@@ -2004,13 +2183,23 @@
           <w:lang w:val="en-US"/>
         </w:rPr>
       </w:pPr>
+      <w:proofErr w:type="gramStart"/>
       <w:r>
         <w:rPr>
           <w:b/>
           <w:bCs/>
           <w:lang w:val="en-US"/>
         </w:rPr>
-        <w:t xml:space="preserve">{.angular} </w:t>
+        <w:t>{.angular</w:t>
+      </w:r>
+      <w:proofErr w:type="gramEnd"/>
+      <w:r>
+        <w:rPr>
+          <w:b/>
+          <w:bCs/>
+          <w:lang w:val="en-US"/>
+        </w:rPr>
+        <w:t xml:space="preserve">} </w:t>
       </w:r>
       <w:r>
         <w:rPr>
@@ -2036,42 +2225,31 @@
           <w:bCs/>
           <w:lang w:val="en-US"/>
         </w:rPr>
-        <w:t xml:space="preserve">{node_modules} </w:t>
+        <w:t>{</w:t>
+      </w:r>
+      <w:proofErr w:type="spellStart"/>
+      <w:r>
+        <w:rPr>
+          <w:b/>
+          <w:bCs/>
+          <w:lang w:val="en-US"/>
+        </w:rPr>
+        <w:t>node_modules</w:t>
+      </w:r>
+      <w:proofErr w:type="spellEnd"/>
+      <w:r>
+        <w:rPr>
+          <w:b/>
+          <w:bCs/>
+          <w:lang w:val="en-US"/>
+        </w:rPr>
+        <w:t xml:space="preserve">} </w:t>
       </w:r>
       <w:r>
         <w:rPr>
           <w:lang w:val="en-US"/>
         </w:rPr>
         <w:t>Frontend dependencies</w:t>
-      </w:r>
-    </w:p>
-    <w:p>
-      <w:pPr>
-        <w:pStyle w:val="Heading2"/>
-        <w:rPr>
-          <w:lang w:val="en-US"/>
-        </w:rPr>
-      </w:pPr>
-      <w:bookmarkStart w:id="8" w:name="_Toc227919532"/>
-      <w:r>
-        <w:rPr>
-          <w:lang w:val="en-US"/>
-        </w:rPr>
-        <w:t>Presentation Layer (Frontend)</w:t>
-      </w:r>
-      <w:bookmarkEnd w:id="8"/>
-    </w:p>
-    <w:p>
-      <w:pPr>
-        <w:rPr>
-          <w:lang w:val="en-US"/>
-        </w:rPr>
-      </w:pPr>
-      <w:r>
-        <w:rPr>
-          <w:lang w:val="en-US"/>
-        </w:rPr>
-        <w:t>The presentation layer is implemented as a Single Page Application (SPA) using Angular standalone components. This layer is responsible for rendering UI pages and reusable layout components, handling user interactions and delegating data access to service classes rather than calling API’s directly from the templates.</w:t>
       </w:r>
     </w:p>
     <w:p>
@@ -2098,12 +2276,54 @@
           <w:lang w:val="en-US"/>
         </w:rPr>
       </w:pPr>
-      <w:bookmarkStart w:id="9" w:name="_Toc227919533"/>
+      <w:bookmarkStart w:id="8" w:name="_Toc228188928"/>
       <w:r>
         <w:rPr>
           <w:lang w:val="en-US"/>
         </w:rPr>
         <w:lastRenderedPageBreak/>
+        <w:t>Presentation Layer (Frontend)</w:t>
+      </w:r>
+      <w:bookmarkEnd w:id="8"/>
+    </w:p>
+    <w:p>
+      <w:pPr>
+        <w:rPr>
+          <w:rFonts w:asciiTheme="majorHAnsi" w:eastAsiaTheme="majorEastAsia" w:hAnsiTheme="majorHAnsi" w:cstheme="majorBidi"/>
+          <w:color w:val="0F4761" w:themeColor="accent1" w:themeShade="BF"/>
+          <w:sz w:val="32"/>
+          <w:szCs w:val="32"/>
+          <w:lang w:val="en-US"/>
+        </w:rPr>
+      </w:pPr>
+      <w:r>
+        <w:t>The presentation layer is implemented as a Single Page Application (SPA) using Angular standalone components.</w:t>
+      </w:r>
+      <w:r>
+        <w:br/>
+        <w:t>Its responsibility is to render pages and reusable UI/layout components, handle user interaction, and present data to the user.</w:t>
+      </w:r>
+      <w:r>
+        <w:br/>
+        <w:t>This layer does not access the database or backend logic directly. Instead, it delegates communication to frontend service classes, which keeps templates and components focused on UI behavior.</w:t>
+      </w:r>
+      <w:r>
+        <w:br/>
+        <w:t>It also controls view-level role behavior (User vs Supporter) through shared role state, conditional rendering, and route-level navigation rules.</w:t>
+      </w:r>
+    </w:p>
+    <w:p>
+      <w:pPr>
+        <w:pStyle w:val="Heading2"/>
+        <w:rPr>
+          <w:lang w:val="en-US"/>
+        </w:rPr>
+      </w:pPr>
+      <w:bookmarkStart w:id="9" w:name="_Toc228188929"/>
+      <w:r>
+        <w:rPr>
+          <w:lang w:val="en-US"/>
+        </w:rPr>
         <w:t>Application Layer (Frontend services + Backend API logic)</w:t>
       </w:r>
       <w:bookmarkEnd w:id="9"/>
@@ -2115,24 +2335,34 @@
         </w:rPr>
       </w:pPr>
       <w:r>
-        <w:rPr>
-          <w:lang w:val="en-US"/>
-        </w:rPr>
-        <w:t xml:space="preserve">This layer contains business behavior and orchestration logic. </w:t>
-      </w:r>
-      <w:r>
-        <w:rPr>
-          <w:lang w:val="en-US"/>
-        </w:rPr>
+        <w:t>The application layer contains orchestration and business behavior.</w:t>
+      </w:r>
+      <w:r>
         <w:br/>
-        <w:t>On the frontend it uses service classes to encapsulate HTTP communication with backend endpoints. It uses UI components to consume service and transform the data for display.</w:t>
-      </w:r>
-      <w:r>
-        <w:rPr>
-          <w:lang w:val="en-US"/>
-        </w:rPr>
+        <w:t>On the frontend, service classes encapsulate HTTP communication and expose typed methods to components. Components consume these services and transform data into view models for display.</w:t>
+      </w:r>
+      <w:r>
         <w:br/>
-        <w:t xml:space="preserve">It also controls the role-based UI behavior through a shared role-state service.  </w:t>
+        <w:t>On the backend, route/API handlers receive requests, validate inputs, apply business rules, coordinate multi-step operations</w:t>
+      </w:r>
+      <w:r>
+        <w:rPr>
+          <w:lang w:val="en-US"/>
+        </w:rPr>
+        <w:t xml:space="preserve"> </w:t>
+      </w:r>
+      <w:r>
+        <w:t>and return standardized API responses.</w:t>
+      </w:r>
+      <w:r>
+        <w:br/>
+        <w:t>This layer should also enforce authorization rules server-side to ensure restricted operations are protected beyond frontend visibility logic.</w:t>
+      </w:r>
+      <w:r>
+        <w:rPr>
+          <w:lang w:val="en-US"/>
+        </w:rPr>
+        <w:t xml:space="preserve">  </w:t>
       </w:r>
     </w:p>
     <w:p>
@@ -2142,7 +2372,7 @@
           <w:lang w:val="en-US"/>
         </w:rPr>
       </w:pPr>
-      <w:bookmarkStart w:id="10" w:name="_Toc227919534"/>
+      <w:bookmarkStart w:id="10" w:name="_Toc228188930"/>
       <w:r>
         <w:rPr>
           <w:lang w:val="en-US"/>
@@ -2157,9 +2387,17 @@
           <w:lang w:val="en-US"/>
         </w:rPr>
       </w:pPr>
-    </w:p>
-    <w:p>
-      <w:pPr>
+      <w:r>
+        <w:t>The data layer is responsible for persistent storage and retrieval of domain entities such as tickets, SLAs, categories, articles, supporters, statuses, priorities, and comments.</w:t>
+      </w:r>
+      <w:r>
+        <w:br/>
+        <w:t>It enforces relational integrity through primary keys and foreign keys, supports CRUD operations, and serves as the source of truth for application data.</w:t>
+      </w:r>
+    </w:p>
+    <w:p>
+      <w:pPr>
+        <w:ind w:left="720" w:hanging="720"/>
         <w:rPr>
           <w:rFonts w:asciiTheme="majorHAnsi" w:eastAsiaTheme="majorEastAsia" w:hAnsiTheme="majorHAnsi" w:cstheme="majorBidi"/>
           <w:color w:val="0F4761" w:themeColor="accent1" w:themeShade="BF"/>
@@ -2182,7 +2420,7 @@
           <w:lang w:val="en-US"/>
         </w:rPr>
       </w:pPr>
-      <w:bookmarkStart w:id="11" w:name="_Toc227919535"/>
+      <w:bookmarkStart w:id="11" w:name="_Toc228188931"/>
       <w:r>
         <w:rPr>
           <w:lang w:val="en-US"/>
@@ -2199,7 +2437,7 @@
           <w:lang w:val="en-US"/>
         </w:rPr>
       </w:pPr>
-      <w:bookmarkStart w:id="12" w:name="_Toc227919536"/>
+      <w:bookmarkStart w:id="12" w:name="_Toc228188932"/>
       <w:r>
         <w:rPr>
           <w:lang w:val="en-US"/>
@@ -2209,20 +2447,15 @@
       <w:bookmarkEnd w:id="12"/>
     </w:p>
     <w:p>
-      <w:pPr>
-        <w:rPr>
-          <w:lang w:val="en-US"/>
-        </w:rPr>
-      </w:pPr>
-      <w:r>
-        <w:rPr>
-          <w:lang w:val="en-US"/>
+      <w:r>
+        <w:rPr>
+          <w:noProof/>
         </w:rPr>
         <w:drawing>
-          <wp:inline distT="0" distB="0" distL="0" distR="0" wp14:anchorId="28FEFECC" wp14:editId="408B263D">
-            <wp:extent cx="5731510" cy="3749675"/>
-            <wp:effectExtent l="0" t="0" r="2540" b="3175"/>
-            <wp:docPr id="28707002" name="Picture 1"/>
+          <wp:inline distT="0" distB="0" distL="0" distR="0" wp14:anchorId="3398AEC3" wp14:editId="23E91F9F">
+            <wp:extent cx="5731510" cy="3670935"/>
+            <wp:effectExtent l="0" t="0" r="2540" b="5715"/>
+            <wp:docPr id="827827967" name="Picture 2"/>
             <wp:cNvGraphicFramePr>
               <a:graphicFrameLocks xmlns:a="http://schemas.openxmlformats.org/drawingml/2006/main" noChangeAspect="1"/>
             </wp:cNvGraphicFramePr>
@@ -2230,23 +2463,36 @@
               <a:graphicData uri="http://schemas.openxmlformats.org/drawingml/2006/picture">
                 <pic:pic xmlns:pic="http://schemas.openxmlformats.org/drawingml/2006/picture">
                   <pic:nvPicPr>
-                    <pic:cNvPr id="28707002" name=""/>
-                    <pic:cNvPicPr/>
+                    <pic:cNvPr id="0" name="Picture 6"/>
+                    <pic:cNvPicPr>
+                      <a:picLocks noChangeAspect="1" noChangeArrowheads="1"/>
+                    </pic:cNvPicPr>
                   </pic:nvPicPr>
                   <pic:blipFill>
-                    <a:blip r:embed="rId6"/>
+                    <a:blip r:embed="rId6">
+                      <a:extLst>
+                        <a:ext uri="{28A0092B-C50C-407E-A947-70E740481C1C}">
+                          <a14:useLocalDpi xmlns:a14="http://schemas.microsoft.com/office/drawing/2010/main" val="0"/>
+                        </a:ext>
+                      </a:extLst>
+                    </a:blip>
+                    <a:srcRect/>
                     <a:stretch>
                       <a:fillRect/>
                     </a:stretch>
                   </pic:blipFill>
-                  <pic:spPr>
+                  <pic:spPr bwMode="auto">
                     <a:xfrm>
                       <a:off x="0" y="0"/>
-                      <a:ext cx="5731510" cy="3749675"/>
+                      <a:ext cx="5731510" cy="3670935"/>
                     </a:xfrm>
                     <a:prstGeom prst="rect">
                       <a:avLst/>
                     </a:prstGeom>
+                    <a:noFill/>
+                    <a:ln>
+                      <a:noFill/>
+                    </a:ln>
                   </pic:spPr>
                 </pic:pic>
               </a:graphicData>
@@ -2257,17 +2503,30 @@
     </w:p>
     <w:p>
       <w:pPr>
+        <w:rPr>
+          <w:lang w:val="en-US"/>
+        </w:rPr>
+      </w:pPr>
+    </w:p>
+    <w:p>
+      <w:pPr>
         <w:pStyle w:val="Heading2"/>
         <w:rPr>
           <w:lang w:val="en-US"/>
         </w:rPr>
       </w:pPr>
-      <w:bookmarkStart w:id="13" w:name="_Toc227919537"/>
-      <w:r>
-        <w:rPr>
-          <w:lang w:val="en-US"/>
-        </w:rPr>
-        <w:t>Sequence-diagrams</w:t>
+      <w:bookmarkStart w:id="13" w:name="_Toc228188933"/>
+      <w:r>
+        <w:rPr>
+          <w:lang w:val="en-US"/>
+        </w:rPr>
+        <w:t>Sequence-diagram</w:t>
+      </w:r>
+      <w:r>
+        <w:rPr>
+          <w:lang w:val="en-US"/>
+        </w:rPr>
+        <w:t xml:space="preserve"> (Create Ticket)</w:t>
       </w:r>
       <w:bookmarkEnd w:id="13"/>
     </w:p>
@@ -2277,6 +2536,77 @@
           <w:lang w:val="en-US"/>
         </w:rPr>
       </w:pPr>
+      <w:r>
+        <w:rPr>
+          <w:noProof/>
+          <w:lang w:val="en-US"/>
+        </w:rPr>
+        <w:drawing>
+          <wp:inline distT="0" distB="0" distL="0" distR="0" wp14:anchorId="47475471" wp14:editId="0A270DCF">
+            <wp:extent cx="5734050" cy="2819400"/>
+            <wp:effectExtent l="0" t="0" r="0" b="0"/>
+            <wp:docPr id="646755123" name="Picture 3"/>
+            <wp:cNvGraphicFramePr>
+              <a:graphicFrameLocks xmlns:a="http://schemas.openxmlformats.org/drawingml/2006/main" noChangeAspect="1"/>
+            </wp:cNvGraphicFramePr>
+            <a:graphic xmlns:a="http://schemas.openxmlformats.org/drawingml/2006/main">
+              <a:graphicData uri="http://schemas.openxmlformats.org/drawingml/2006/picture">
+                <pic:pic xmlns:pic="http://schemas.openxmlformats.org/drawingml/2006/picture">
+                  <pic:nvPicPr>
+                    <pic:cNvPr id="0" name="Picture 8"/>
+                    <pic:cNvPicPr>
+                      <a:picLocks noChangeAspect="1" noChangeArrowheads="1"/>
+                    </pic:cNvPicPr>
+                  </pic:nvPicPr>
+                  <pic:blipFill>
+                    <a:blip r:embed="rId7">
+                      <a:extLst>
+                        <a:ext uri="{28A0092B-C50C-407E-A947-70E740481C1C}">
+                          <a14:useLocalDpi xmlns:a14="http://schemas.microsoft.com/office/drawing/2010/main" val="0"/>
+                        </a:ext>
+                      </a:extLst>
+                    </a:blip>
+                    <a:srcRect/>
+                    <a:stretch>
+                      <a:fillRect/>
+                    </a:stretch>
+                  </pic:blipFill>
+                  <pic:spPr bwMode="auto">
+                    <a:xfrm>
+                      <a:off x="0" y="0"/>
+                      <a:ext cx="5734050" cy="2819400"/>
+                    </a:xfrm>
+                    <a:prstGeom prst="rect">
+                      <a:avLst/>
+                    </a:prstGeom>
+                    <a:noFill/>
+                    <a:ln>
+                      <a:noFill/>
+                    </a:ln>
+                  </pic:spPr>
+                </pic:pic>
+              </a:graphicData>
+            </a:graphic>
+          </wp:inline>
+        </w:drawing>
+      </w:r>
+    </w:p>
+    <w:p>
+      <w:pPr>
+        <w:rPr>
+          <w:rFonts w:asciiTheme="majorHAnsi" w:eastAsiaTheme="majorEastAsia" w:hAnsiTheme="majorHAnsi" w:cstheme="majorBidi"/>
+          <w:color w:val="0F4761" w:themeColor="accent1" w:themeShade="BF"/>
+          <w:sz w:val="32"/>
+          <w:szCs w:val="32"/>
+          <w:lang w:val="en-US"/>
+        </w:rPr>
+      </w:pPr>
+      <w:r>
+        <w:rPr>
+          <w:lang w:val="en-US"/>
+        </w:rPr>
+        <w:br w:type="page"/>
+      </w:r>
     </w:p>
     <w:p>
       <w:pPr>
@@ -2285,11 +2615,12 @@
           <w:lang w:val="en-US"/>
         </w:rPr>
       </w:pPr>
-      <w:bookmarkStart w:id="14" w:name="_Toc227919538"/>
-      <w:r>
-        <w:rPr>
-          <w:lang w:val="en-US"/>
-        </w:rPr>
+      <w:bookmarkStart w:id="14" w:name="_Toc228188934"/>
+      <w:r>
+        <w:rPr>
+          <w:lang w:val="en-US"/>
+        </w:rPr>
+        <w:lastRenderedPageBreak/>
         <w:t>Component-diagram</w:t>
       </w:r>
       <w:bookmarkEnd w:id="14"/>
@@ -2300,6 +2631,60 @@
           <w:lang w:val="en-US"/>
         </w:rPr>
       </w:pPr>
+      <w:r>
+        <w:rPr>
+          <w:noProof/>
+          <w:lang w:val="en-US"/>
+        </w:rPr>
+        <w:drawing>
+          <wp:inline distT="0" distB="0" distL="0" distR="0" wp14:anchorId="771A8C9F" wp14:editId="44A70B07">
+            <wp:extent cx="5721350" cy="3644900"/>
+            <wp:effectExtent l="0" t="0" r="0" b="0"/>
+            <wp:docPr id="418419094" name="Picture 4"/>
+            <wp:cNvGraphicFramePr>
+              <a:graphicFrameLocks xmlns:a="http://schemas.openxmlformats.org/drawingml/2006/main" noChangeAspect="1"/>
+            </wp:cNvGraphicFramePr>
+            <a:graphic xmlns:a="http://schemas.openxmlformats.org/drawingml/2006/main">
+              <a:graphicData uri="http://schemas.openxmlformats.org/drawingml/2006/picture">
+                <pic:pic xmlns:pic="http://schemas.openxmlformats.org/drawingml/2006/picture">
+                  <pic:nvPicPr>
+                    <pic:cNvPr id="0" name="Picture 9"/>
+                    <pic:cNvPicPr>
+                      <a:picLocks noChangeAspect="1" noChangeArrowheads="1"/>
+                    </pic:cNvPicPr>
+                  </pic:nvPicPr>
+                  <pic:blipFill>
+                    <a:blip r:embed="rId8" cstate="print">
+                      <a:extLst>
+                        <a:ext uri="{28A0092B-C50C-407E-A947-70E740481C1C}">
+                          <a14:useLocalDpi xmlns:a14="http://schemas.microsoft.com/office/drawing/2010/main" val="0"/>
+                        </a:ext>
+                      </a:extLst>
+                    </a:blip>
+                    <a:srcRect/>
+                    <a:stretch>
+                      <a:fillRect/>
+                    </a:stretch>
+                  </pic:blipFill>
+                  <pic:spPr bwMode="auto">
+                    <a:xfrm>
+                      <a:off x="0" y="0"/>
+                      <a:ext cx="5721350" cy="3644900"/>
+                    </a:xfrm>
+                    <a:prstGeom prst="rect">
+                      <a:avLst/>
+                    </a:prstGeom>
+                    <a:noFill/>
+                    <a:ln>
+                      <a:noFill/>
+                    </a:ln>
+                  </pic:spPr>
+                </pic:pic>
+              </a:graphicData>
+            </a:graphic>
+          </wp:inline>
+        </w:drawing>
+      </w:r>
     </w:p>
     <w:sectPr>
       <w:pgSz w:w="11906" w:h="16838"/>

--- a/helpflow-frontend/public/Helpflow.docx
+++ b/helpflow-frontend/public/Helpflow.docx
@@ -2637,10 +2637,10 @@
           <w:lang w:val="en-US"/>
         </w:rPr>
         <w:drawing>
-          <wp:inline distT="0" distB="0" distL="0" distR="0" wp14:anchorId="771A8C9F" wp14:editId="44A70B07">
-            <wp:extent cx="5721350" cy="3644900"/>
-            <wp:effectExtent l="0" t="0" r="0" b="0"/>
-            <wp:docPr id="418419094" name="Picture 4"/>
+          <wp:inline distT="0" distB="0" distL="0" distR="0" wp14:anchorId="63B2266C" wp14:editId="509DD055">
+            <wp:extent cx="5727700" cy="3911600"/>
+            <wp:effectExtent l="0" t="0" r="6350" b="0"/>
+            <wp:docPr id="199652678" name="Picture 1"/>
             <wp:cNvGraphicFramePr>
               <a:graphicFrameLocks xmlns:a="http://schemas.openxmlformats.org/drawingml/2006/main" noChangeAspect="1"/>
             </wp:cNvGraphicFramePr>
@@ -2648,7 +2648,7 @@
               <a:graphicData uri="http://schemas.openxmlformats.org/drawingml/2006/picture">
                 <pic:pic xmlns:pic="http://schemas.openxmlformats.org/drawingml/2006/picture">
                   <pic:nvPicPr>
-                    <pic:cNvPr id="0" name="Picture 9"/>
+                    <pic:cNvPr id="0" name="Picture 1"/>
                     <pic:cNvPicPr>
                       <a:picLocks noChangeAspect="1" noChangeArrowheads="1"/>
                     </pic:cNvPicPr>
@@ -2669,7 +2669,7 @@
                   <pic:spPr bwMode="auto">
                     <a:xfrm>
                       <a:off x="0" y="0"/>
-                      <a:ext cx="5721350" cy="3644900"/>
+                      <a:ext cx="5727700" cy="3911600"/>
                     </a:xfrm>
                     <a:prstGeom prst="rect">
                       <a:avLst/>
@@ -2685,6 +2685,154 @@
           </wp:inline>
         </w:drawing>
       </w:r>
+    </w:p>
+    <w:p>
+      <w:pPr>
+        <w:rPr>
+          <w:lang w:val="en-US"/>
+        </w:rPr>
+      </w:pPr>
+      <w:r>
+        <w:rPr>
+          <w:lang w:val="en-US"/>
+        </w:rPr>
+        <w:br w:type="page"/>
+      </w:r>
+    </w:p>
+    <w:p>
+      <w:pPr>
+        <w:pStyle w:val="Heading1"/>
+        <w:rPr>
+          <w:lang w:val="en-US"/>
+        </w:rPr>
+      </w:pPr>
+      <w:r>
+        <w:rPr>
+          <w:lang w:val="en-US"/>
+        </w:rPr>
+        <w:lastRenderedPageBreak/>
+        <w:t>Retrospective</w:t>
+      </w:r>
+    </w:p>
+    <w:p>
+      <w:pPr>
+        <w:rPr>
+          <w:lang w:val="en-US"/>
+        </w:rPr>
+      </w:pPr>
+      <w:r>
+        <w:rPr>
+          <w:lang w:val="en-US"/>
+        </w:rPr>
+        <w:t>Some of the things I would have done differently if I had to develop this project again are the following:</w:t>
+      </w:r>
+    </w:p>
+    <w:p>
+      <w:pPr>
+        <w:pStyle w:val="ListParagraph"/>
+        <w:numPr>
+          <w:ilvl w:val="0"/>
+          <w:numId w:val="6"/>
+        </w:numPr>
+        <w:rPr>
+          <w:lang w:val="en-US"/>
+        </w:rPr>
+      </w:pPr>
+      <w:r>
+        <w:rPr>
+          <w:lang w:val="en-US"/>
+        </w:rPr>
+        <w:t>Use of global styles</w:t>
+      </w:r>
+    </w:p>
+    <w:p>
+      <w:pPr>
+        <w:rPr>
+          <w:lang w:val="en-US"/>
+        </w:rPr>
+      </w:pPr>
+      <w:r>
+        <w:rPr>
+          <w:lang w:val="en-US"/>
+        </w:rPr>
+        <w:t>I would have used more global styles to design my website. I have a lot of duplicate CSS defining headlines, meta-data and the like. This could’ve easily been designed in a global styles.css file and saved me space in the individual CSS documents. This could contribute to maintainability and refactorability.</w:t>
+      </w:r>
+    </w:p>
+    <w:p>
+      <w:pPr>
+        <w:pStyle w:val="ListParagraph"/>
+        <w:numPr>
+          <w:ilvl w:val="0"/>
+          <w:numId w:val="6"/>
+        </w:numPr>
+        <w:rPr>
+          <w:lang w:val="en-US"/>
+        </w:rPr>
+      </w:pPr>
+      <w:r>
+        <w:rPr>
+          <w:lang w:val="en-US"/>
+        </w:rPr>
+        <w:t>Spend more time on mockups and design ideas</w:t>
+      </w:r>
+    </w:p>
+    <w:p>
+      <w:pPr>
+        <w:rPr>
+          <w:lang w:val="en-US"/>
+        </w:rPr>
+      </w:pPr>
+      <w:r>
+        <w:rPr>
+          <w:lang w:val="en-US"/>
+        </w:rPr>
+        <w:t>This could’ve been helpful for the overall development of the system, as I would have a clearer picture of how I wanted the site to look. I feel like I pigeonholed myself too early into a set design, where I might have been able to be more creative and found a more interesting layout.</w:t>
+      </w:r>
+    </w:p>
+    <w:p>
+      <w:pPr>
+        <w:pStyle w:val="ListParagraph"/>
+        <w:numPr>
+          <w:ilvl w:val="0"/>
+          <w:numId w:val="6"/>
+        </w:numPr>
+        <w:rPr>
+          <w:lang w:val="en-US"/>
+        </w:rPr>
+      </w:pPr>
+      <w:r>
+        <w:rPr>
+          <w:lang w:val="en-US"/>
+        </w:rPr>
+        <w:t>Done more research into other/existing service desks</w:t>
+      </w:r>
+    </w:p>
+    <w:p>
+      <w:pPr>
+        <w:rPr>
+          <w:lang w:val="en-US"/>
+        </w:rPr>
+      </w:pPr>
+      <w:r>
+        <w:rPr>
+          <w:lang w:val="en-US"/>
+        </w:rPr>
+        <w:t>This could have given me a better point of view regarding the project and the product I had to develop. There is no point in reinventing the wheel and could most likely have saved me some time on brainstorming.</w:t>
+      </w:r>
+    </w:p>
+    <w:p>
+      <w:pPr>
+        <w:rPr>
+          <w:lang w:val="en-US"/>
+        </w:rPr>
+      </w:pPr>
+    </w:p>
+    <w:p>
+      <w:pPr>
+        <w:rPr>
+          <w:lang w:val="en-US"/>
+        </w:rPr>
+      </w:pPr>
     </w:p>
     <w:sectPr>
       <w:pgSz w:w="11906" w:h="16838"/>
@@ -3155,6 +3303,119 @@
     </w:lvl>
   </w:abstractNum>
   <w:abstractNum w:abstractNumId="4" w15:restartNumberingAfterBreak="0">
+    <w:nsid w:val="5C7E14D3"/>
+    <w:multiLevelType w:val="hybridMultilevel"/>
+    <w:tmpl w:val="2F6A784A"/>
+    <w:lvl w:ilvl="0" w:tplc="10000001">
+      <w:start w:val="1"/>
+      <w:numFmt w:val="bullet"/>
+      <w:lvlText w:val=""/>
+      <w:lvlJc w:val="left"/>
+      <w:pPr>
+        <w:ind w:left="720" w:hanging="360"/>
+      </w:pPr>
+      <w:rPr>
+        <w:rFonts w:ascii="Symbol" w:hAnsi="Symbol" w:hint="default"/>
+      </w:rPr>
+    </w:lvl>
+    <w:lvl w:ilvl="1" w:tplc="10000003" w:tentative="1">
+      <w:start w:val="1"/>
+      <w:numFmt w:val="bullet"/>
+      <w:lvlText w:val="o"/>
+      <w:lvlJc w:val="left"/>
+      <w:pPr>
+        <w:ind w:left="1440" w:hanging="360"/>
+      </w:pPr>
+      <w:rPr>
+        <w:rFonts w:ascii="Courier New" w:hAnsi="Courier New" w:cs="Courier New" w:hint="default"/>
+      </w:rPr>
+    </w:lvl>
+    <w:lvl w:ilvl="2" w:tplc="10000005" w:tentative="1">
+      <w:start w:val="1"/>
+      <w:numFmt w:val="bullet"/>
+      <w:lvlText w:val=""/>
+      <w:lvlJc w:val="left"/>
+      <w:pPr>
+        <w:ind w:left="2160" w:hanging="360"/>
+      </w:pPr>
+      <w:rPr>
+        <w:rFonts w:ascii="Wingdings" w:hAnsi="Wingdings" w:hint="default"/>
+      </w:rPr>
+    </w:lvl>
+    <w:lvl w:ilvl="3" w:tplc="10000001" w:tentative="1">
+      <w:start w:val="1"/>
+      <w:numFmt w:val="bullet"/>
+      <w:lvlText w:val=""/>
+      <w:lvlJc w:val="left"/>
+      <w:pPr>
+        <w:ind w:left="2880" w:hanging="360"/>
+      </w:pPr>
+      <w:rPr>
+        <w:rFonts w:ascii="Symbol" w:hAnsi="Symbol" w:hint="default"/>
+      </w:rPr>
+    </w:lvl>
+    <w:lvl w:ilvl="4" w:tplc="10000003" w:tentative="1">
+      <w:start w:val="1"/>
+      <w:numFmt w:val="bullet"/>
+      <w:lvlText w:val="o"/>
+      <w:lvlJc w:val="left"/>
+      <w:pPr>
+        <w:ind w:left="3600" w:hanging="360"/>
+      </w:pPr>
+      <w:rPr>
+        <w:rFonts w:ascii="Courier New" w:hAnsi="Courier New" w:cs="Courier New" w:hint="default"/>
+      </w:rPr>
+    </w:lvl>
+    <w:lvl w:ilvl="5" w:tplc="10000005" w:tentative="1">
+      <w:start w:val="1"/>
+      <w:numFmt w:val="bullet"/>
+      <w:lvlText w:val=""/>
+      <w:lvlJc w:val="left"/>
+      <w:pPr>
+        <w:ind w:left="4320" w:hanging="360"/>
+      </w:pPr>
+      <w:rPr>
+        <w:rFonts w:ascii="Wingdings" w:hAnsi="Wingdings" w:hint="default"/>
+      </w:rPr>
+    </w:lvl>
+    <w:lvl w:ilvl="6" w:tplc="10000001" w:tentative="1">
+      <w:start w:val="1"/>
+      <w:numFmt w:val="bullet"/>
+      <w:lvlText w:val=""/>
+      <w:lvlJc w:val="left"/>
+      <w:pPr>
+        <w:ind w:left="5040" w:hanging="360"/>
+      </w:pPr>
+      <w:rPr>
+        <w:rFonts w:ascii="Symbol" w:hAnsi="Symbol" w:hint="default"/>
+      </w:rPr>
+    </w:lvl>
+    <w:lvl w:ilvl="7" w:tplc="10000003" w:tentative="1">
+      <w:start w:val="1"/>
+      <w:numFmt w:val="bullet"/>
+      <w:lvlText w:val="o"/>
+      <w:lvlJc w:val="left"/>
+      <w:pPr>
+        <w:ind w:left="5760" w:hanging="360"/>
+      </w:pPr>
+      <w:rPr>
+        <w:rFonts w:ascii="Courier New" w:hAnsi="Courier New" w:cs="Courier New" w:hint="default"/>
+      </w:rPr>
+    </w:lvl>
+    <w:lvl w:ilvl="8" w:tplc="10000005" w:tentative="1">
+      <w:start w:val="1"/>
+      <w:numFmt w:val="bullet"/>
+      <w:lvlText w:val=""/>
+      <w:lvlJc w:val="left"/>
+      <w:pPr>
+        <w:ind w:left="6480" w:hanging="360"/>
+      </w:pPr>
+      <w:rPr>
+        <w:rFonts w:ascii="Wingdings" w:hAnsi="Wingdings" w:hint="default"/>
+      </w:rPr>
+    </w:lvl>
+  </w:abstractNum>
+  <w:abstractNum w:abstractNumId="5" w15:restartNumberingAfterBreak="0">
     <w:nsid w:val="691C343C"/>
     <w:multiLevelType w:val="hybridMultilevel"/>
     <w:tmpl w:val="3EBC027A"/>
@@ -3269,7 +3530,7 @@
     </w:lvl>
   </w:abstractNum>
   <w:num w:numId="1" w16cid:durableId="1278874797">
-    <w:abstractNumId w:val="4"/>
+    <w:abstractNumId w:val="5"/>
   </w:num>
   <w:num w:numId="2" w16cid:durableId="794102788">
     <w:abstractNumId w:val="2"/>
@@ -3282,6 +3543,9 @@
   </w:num>
   <w:num w:numId="5" w16cid:durableId="1446265371">
     <w:abstractNumId w:val="3"/>
+  </w:num>
+  <w:num w:numId="6" w16cid:durableId="251746718">
+    <w:abstractNumId w:val="4"/>
   </w:num>
 </w:numbering>
 </file>

--- a/helpflow-frontend/public/Helpflow.docx
+++ b/helpflow-frontend/public/Helpflow.docx
@@ -63,6 +63,7 @@
               <w:noProof/>
               <w:sz w:val="24"/>
               <w:szCs w:val="24"/>
+              <w:lang/>
             </w:rPr>
           </w:pPr>
           <w:r>
@@ -74,7 +75,7 @@
           <w:r>
             <w:fldChar w:fldCharType="separate"/>
           </w:r>
-          <w:hyperlink w:anchor="_Toc228188920" w:history="1">
+          <w:hyperlink w:anchor="_Toc228961524" w:history="1">
             <w:r>
               <w:rPr>
                 <w:rStyle w:val="Hyperlink"/>
@@ -102,7 +103,7 @@
                 <w:noProof/>
                 <w:webHidden/>
               </w:rPr>
-              <w:instrText xml:space="preserve"> PAGEREF _Toc228188920 \h </w:instrText>
+              <w:instrText xml:space="preserve"> PAGEREF _Toc228961524 \h </w:instrText>
             </w:r>
             <w:r>
               <w:rPr>
@@ -144,9 +145,10 @@
               <w:noProof/>
               <w:sz w:val="24"/>
               <w:szCs w:val="24"/>
+              <w:lang/>
             </w:rPr>
           </w:pPr>
-          <w:hyperlink w:anchor="_Toc228188921" w:history="1">
+          <w:hyperlink w:anchor="_Toc228961525" w:history="1">
             <w:r>
               <w:rPr>
                 <w:rStyle w:val="Hyperlink"/>
@@ -174,7 +176,7 @@
                 <w:noProof/>
                 <w:webHidden/>
               </w:rPr>
-              <w:instrText xml:space="preserve"> PAGEREF _Toc228188921 \h </w:instrText>
+              <w:instrText xml:space="preserve"> PAGEREF _Toc228961525 \h </w:instrText>
             </w:r>
             <w:r>
               <w:rPr>
@@ -216,9 +218,10 @@
               <w:noProof/>
               <w:sz w:val="24"/>
               <w:szCs w:val="24"/>
+              <w:lang/>
             </w:rPr>
           </w:pPr>
-          <w:hyperlink w:anchor="_Toc228188922" w:history="1">
+          <w:hyperlink w:anchor="_Toc228961526" w:history="1">
             <w:r>
               <w:rPr>
                 <w:rStyle w:val="Hyperlink"/>
@@ -246,7 +249,7 @@
                 <w:noProof/>
                 <w:webHidden/>
               </w:rPr>
-              <w:instrText xml:space="preserve"> PAGEREF _Toc228188922 \h </w:instrText>
+              <w:instrText xml:space="preserve"> PAGEREF _Toc228961526 \h </w:instrText>
             </w:r>
             <w:r>
               <w:rPr>
@@ -288,9 +291,10 @@
               <w:noProof/>
               <w:sz w:val="24"/>
               <w:szCs w:val="24"/>
+              <w:lang/>
             </w:rPr>
           </w:pPr>
-          <w:hyperlink w:anchor="_Toc228188923" w:history="1">
+          <w:hyperlink w:anchor="_Toc228961527" w:history="1">
             <w:r>
               <w:rPr>
                 <w:rStyle w:val="Hyperlink"/>
@@ -318,7 +322,7 @@
                 <w:noProof/>
                 <w:webHidden/>
               </w:rPr>
-              <w:instrText xml:space="preserve"> PAGEREF _Toc228188923 \h </w:instrText>
+              <w:instrText xml:space="preserve"> PAGEREF _Toc228961527 \h </w:instrText>
             </w:r>
             <w:r>
               <w:rPr>
@@ -360,9 +364,10 @@
               <w:noProof/>
               <w:sz w:val="24"/>
               <w:szCs w:val="24"/>
+              <w:lang/>
             </w:rPr>
           </w:pPr>
-          <w:hyperlink w:anchor="_Toc228188924" w:history="1">
+          <w:hyperlink w:anchor="_Toc228961528" w:history="1">
             <w:r>
               <w:rPr>
                 <w:rStyle w:val="Hyperlink"/>
@@ -390,7 +395,7 @@
                 <w:noProof/>
                 <w:webHidden/>
               </w:rPr>
-              <w:instrText xml:space="preserve"> PAGEREF _Toc228188924 \h </w:instrText>
+              <w:instrText xml:space="preserve"> PAGEREF _Toc228961528 \h </w:instrText>
             </w:r>
             <w:r>
               <w:rPr>
@@ -432,9 +437,10 @@
               <w:noProof/>
               <w:sz w:val="24"/>
               <w:szCs w:val="24"/>
+              <w:lang/>
             </w:rPr>
           </w:pPr>
-          <w:hyperlink w:anchor="_Toc228188925" w:history="1">
+          <w:hyperlink w:anchor="_Toc228961529" w:history="1">
             <w:r>
               <w:rPr>
                 <w:rStyle w:val="Hyperlink"/>
@@ -462,7 +468,7 @@
                 <w:noProof/>
                 <w:webHidden/>
               </w:rPr>
-              <w:instrText xml:space="preserve"> PAGEREF _Toc228188925 \h </w:instrText>
+              <w:instrText xml:space="preserve"> PAGEREF _Toc228961529 \h </w:instrText>
             </w:r>
             <w:r>
               <w:rPr>
@@ -504,9 +510,10 @@
               <w:noProof/>
               <w:sz w:val="24"/>
               <w:szCs w:val="24"/>
+              <w:lang/>
             </w:rPr>
           </w:pPr>
-          <w:hyperlink w:anchor="_Toc228188926" w:history="1">
+          <w:hyperlink w:anchor="_Toc228961530" w:history="1">
             <w:r>
               <w:rPr>
                 <w:rStyle w:val="Hyperlink"/>
@@ -534,7 +541,7 @@
                 <w:noProof/>
                 <w:webHidden/>
               </w:rPr>
-              <w:instrText xml:space="preserve"> PAGEREF _Toc228188926 \h </w:instrText>
+              <w:instrText xml:space="preserve"> PAGEREF _Toc228961530 \h </w:instrText>
             </w:r>
             <w:r>
               <w:rPr>
@@ -576,9 +583,10 @@
               <w:noProof/>
               <w:sz w:val="24"/>
               <w:szCs w:val="24"/>
+              <w:lang/>
             </w:rPr>
           </w:pPr>
-          <w:hyperlink w:anchor="_Toc228188927" w:history="1">
+          <w:hyperlink w:anchor="_Toc228961531" w:history="1">
             <w:r>
               <w:rPr>
                 <w:rStyle w:val="Hyperlink"/>
@@ -606,7 +614,7 @@
                 <w:noProof/>
                 <w:webHidden/>
               </w:rPr>
-              <w:instrText xml:space="preserve"> PAGEREF _Toc228188927 \h </w:instrText>
+              <w:instrText xml:space="preserve"> PAGEREF _Toc228961531 \h </w:instrText>
             </w:r>
             <w:r>
               <w:rPr>
@@ -648,9 +656,10 @@
               <w:noProof/>
               <w:sz w:val="24"/>
               <w:szCs w:val="24"/>
+              <w:lang/>
             </w:rPr>
           </w:pPr>
-          <w:hyperlink w:anchor="_Toc228188928" w:history="1">
+          <w:hyperlink w:anchor="_Toc228961532" w:history="1">
             <w:r>
               <w:rPr>
                 <w:rStyle w:val="Hyperlink"/>
@@ -678,7 +687,7 @@
                 <w:noProof/>
                 <w:webHidden/>
               </w:rPr>
-              <w:instrText xml:space="preserve"> PAGEREF _Toc228188928 \h </w:instrText>
+              <w:instrText xml:space="preserve"> PAGEREF _Toc228961532 \h </w:instrText>
             </w:r>
             <w:r>
               <w:rPr>
@@ -720,9 +729,10 @@
               <w:noProof/>
               <w:sz w:val="24"/>
               <w:szCs w:val="24"/>
+              <w:lang/>
             </w:rPr>
           </w:pPr>
-          <w:hyperlink w:anchor="_Toc228188929" w:history="1">
+          <w:hyperlink w:anchor="_Toc228961533" w:history="1">
             <w:r>
               <w:rPr>
                 <w:rStyle w:val="Hyperlink"/>
@@ -750,7 +760,7 @@
                 <w:noProof/>
                 <w:webHidden/>
               </w:rPr>
-              <w:instrText xml:space="preserve"> PAGEREF _Toc228188929 \h </w:instrText>
+              <w:instrText xml:space="preserve"> PAGEREF _Toc228961533 \h </w:instrText>
             </w:r>
             <w:r>
               <w:rPr>
@@ -792,9 +802,10 @@
               <w:noProof/>
               <w:sz w:val="24"/>
               <w:szCs w:val="24"/>
+              <w:lang/>
             </w:rPr>
           </w:pPr>
-          <w:hyperlink w:anchor="_Toc228188930" w:history="1">
+          <w:hyperlink w:anchor="_Toc228961534" w:history="1">
             <w:r>
               <w:rPr>
                 <w:rStyle w:val="Hyperlink"/>
@@ -822,7 +833,7 @@
                 <w:noProof/>
                 <w:webHidden/>
               </w:rPr>
-              <w:instrText xml:space="preserve"> PAGEREF _Toc228188930 \h </w:instrText>
+              <w:instrText xml:space="preserve"> PAGEREF _Toc228961534 \h </w:instrText>
             </w:r>
             <w:r>
               <w:rPr>
@@ -864,9 +875,10 @@
               <w:noProof/>
               <w:sz w:val="24"/>
               <w:szCs w:val="24"/>
+              <w:lang/>
             </w:rPr>
           </w:pPr>
-          <w:hyperlink w:anchor="_Toc228188931" w:history="1">
+          <w:hyperlink w:anchor="_Toc228961535" w:history="1">
             <w:r>
               <w:rPr>
                 <w:rStyle w:val="Hyperlink"/>
@@ -894,7 +906,7 @@
                 <w:noProof/>
                 <w:webHidden/>
               </w:rPr>
-              <w:instrText xml:space="preserve"> PAGEREF _Toc228188931 \h </w:instrText>
+              <w:instrText xml:space="preserve"> PAGEREF _Toc228961535 \h </w:instrText>
             </w:r>
             <w:r>
               <w:rPr>
@@ -936,9 +948,10 @@
               <w:noProof/>
               <w:sz w:val="24"/>
               <w:szCs w:val="24"/>
+              <w:lang/>
             </w:rPr>
           </w:pPr>
-          <w:hyperlink w:anchor="_Toc228188932" w:history="1">
+          <w:hyperlink w:anchor="_Toc228961536" w:history="1">
             <w:r>
               <w:rPr>
                 <w:rStyle w:val="Hyperlink"/>
@@ -966,7 +979,7 @@
                 <w:noProof/>
                 <w:webHidden/>
               </w:rPr>
-              <w:instrText xml:space="preserve"> PAGEREF _Toc228188932 \h </w:instrText>
+              <w:instrText xml:space="preserve"> PAGEREF _Toc228961536 \h </w:instrText>
             </w:r>
             <w:r>
               <w:rPr>
@@ -1008,9 +1021,10 @@
               <w:noProof/>
               <w:sz w:val="24"/>
               <w:szCs w:val="24"/>
+              <w:lang/>
             </w:rPr>
           </w:pPr>
-          <w:hyperlink w:anchor="_Toc228188933" w:history="1">
+          <w:hyperlink w:anchor="_Toc228961537" w:history="1">
             <w:r>
               <w:rPr>
                 <w:rStyle w:val="Hyperlink"/>
@@ -1038,7 +1052,7 @@
                 <w:noProof/>
                 <w:webHidden/>
               </w:rPr>
-              <w:instrText xml:space="preserve"> PAGEREF _Toc228188933 \h </w:instrText>
+              <w:instrText xml:space="preserve"> PAGEREF _Toc228961537 \h </w:instrText>
             </w:r>
             <w:r>
               <w:rPr>
@@ -1080,9 +1094,10 @@
               <w:noProof/>
               <w:sz w:val="24"/>
               <w:szCs w:val="24"/>
+              <w:lang/>
             </w:rPr>
           </w:pPr>
-          <w:hyperlink w:anchor="_Toc228188934" w:history="1">
+          <w:hyperlink w:anchor="_Toc228961538" w:history="1">
             <w:r>
               <w:rPr>
                 <w:rStyle w:val="Hyperlink"/>
@@ -1110,7 +1125,7 @@
                 <w:noProof/>
                 <w:webHidden/>
               </w:rPr>
-              <w:instrText xml:space="preserve"> PAGEREF _Toc228188934 \h </w:instrText>
+              <w:instrText xml:space="preserve"> PAGEREF _Toc228961538 \h </w:instrText>
             </w:r>
             <w:r>
               <w:rPr>
@@ -1131,6 +1146,590 @@
                 <w:webHidden/>
               </w:rPr>
               <w:t>6</w:t>
+            </w:r>
+            <w:r>
+              <w:rPr>
+                <w:noProof/>
+                <w:webHidden/>
+              </w:rPr>
+              <w:fldChar w:fldCharType="end"/>
+            </w:r>
+          </w:hyperlink>
+        </w:p>
+        <w:p>
+          <w:pPr>
+            <w:pStyle w:val="TOC1"/>
+            <w:tabs>
+              <w:tab w:val="right" w:leader="dot" w:pos="9016"/>
+            </w:tabs>
+            <w:rPr>
+              <w:rFonts w:eastAsiaTheme="minorEastAsia"/>
+              <w:noProof/>
+              <w:sz w:val="24"/>
+              <w:szCs w:val="24"/>
+              <w:lang/>
+            </w:rPr>
+          </w:pPr>
+          <w:hyperlink w:anchor="_Toc228961539" w:history="1">
+            <w:r>
+              <w:rPr>
+                <w:rStyle w:val="Hyperlink"/>
+                <w:noProof/>
+                <w:lang w:val="en-US"/>
+              </w:rPr>
+              <w:t>User Manuals</w:t>
+            </w:r>
+            <w:r>
+              <w:rPr>
+                <w:noProof/>
+                <w:webHidden/>
+              </w:rPr>
+              <w:tab/>
+            </w:r>
+            <w:r>
+              <w:rPr>
+                <w:noProof/>
+                <w:webHidden/>
+              </w:rPr>
+              <w:fldChar w:fldCharType="begin"/>
+            </w:r>
+            <w:r>
+              <w:rPr>
+                <w:noProof/>
+                <w:webHidden/>
+              </w:rPr>
+              <w:instrText xml:space="preserve"> PAGEREF _Toc228961539 \h </w:instrText>
+            </w:r>
+            <w:r>
+              <w:rPr>
+                <w:noProof/>
+                <w:webHidden/>
+              </w:rPr>
+            </w:r>
+            <w:r>
+              <w:rPr>
+                <w:noProof/>
+                <w:webHidden/>
+              </w:rPr>
+              <w:fldChar w:fldCharType="separate"/>
+            </w:r>
+            <w:r>
+              <w:rPr>
+                <w:noProof/>
+                <w:webHidden/>
+              </w:rPr>
+              <w:t>7</w:t>
+            </w:r>
+            <w:r>
+              <w:rPr>
+                <w:noProof/>
+                <w:webHidden/>
+              </w:rPr>
+              <w:fldChar w:fldCharType="end"/>
+            </w:r>
+          </w:hyperlink>
+        </w:p>
+        <w:p>
+          <w:pPr>
+            <w:pStyle w:val="TOC2"/>
+            <w:tabs>
+              <w:tab w:val="right" w:leader="dot" w:pos="9016"/>
+            </w:tabs>
+            <w:rPr>
+              <w:rFonts w:eastAsiaTheme="minorEastAsia"/>
+              <w:noProof/>
+              <w:sz w:val="24"/>
+              <w:szCs w:val="24"/>
+              <w:lang/>
+            </w:rPr>
+          </w:pPr>
+          <w:hyperlink w:anchor="_Toc228961540" w:history="1">
+            <w:r>
+              <w:rPr>
+                <w:rStyle w:val="Hyperlink"/>
+                <w:noProof/>
+                <w:lang w:val="en-US"/>
+              </w:rPr>
+              <w:t>For users</w:t>
+            </w:r>
+            <w:r>
+              <w:rPr>
+                <w:noProof/>
+                <w:webHidden/>
+              </w:rPr>
+              <w:tab/>
+            </w:r>
+            <w:r>
+              <w:rPr>
+                <w:noProof/>
+                <w:webHidden/>
+              </w:rPr>
+              <w:fldChar w:fldCharType="begin"/>
+            </w:r>
+            <w:r>
+              <w:rPr>
+                <w:noProof/>
+                <w:webHidden/>
+              </w:rPr>
+              <w:instrText xml:space="preserve"> PAGEREF _Toc228961540 \h </w:instrText>
+            </w:r>
+            <w:r>
+              <w:rPr>
+                <w:noProof/>
+                <w:webHidden/>
+              </w:rPr>
+            </w:r>
+            <w:r>
+              <w:rPr>
+                <w:noProof/>
+                <w:webHidden/>
+              </w:rPr>
+              <w:fldChar w:fldCharType="separate"/>
+            </w:r>
+            <w:r>
+              <w:rPr>
+                <w:noProof/>
+                <w:webHidden/>
+              </w:rPr>
+              <w:t>7</w:t>
+            </w:r>
+            <w:r>
+              <w:rPr>
+                <w:noProof/>
+                <w:webHidden/>
+              </w:rPr>
+              <w:fldChar w:fldCharType="end"/>
+            </w:r>
+          </w:hyperlink>
+        </w:p>
+        <w:p>
+          <w:pPr>
+            <w:pStyle w:val="TOC2"/>
+            <w:tabs>
+              <w:tab w:val="right" w:leader="dot" w:pos="9016"/>
+            </w:tabs>
+            <w:rPr>
+              <w:rFonts w:eastAsiaTheme="minorEastAsia"/>
+              <w:noProof/>
+              <w:sz w:val="24"/>
+              <w:szCs w:val="24"/>
+              <w:lang/>
+            </w:rPr>
+          </w:pPr>
+          <w:hyperlink w:anchor="_Toc228961541" w:history="1">
+            <w:r>
+              <w:rPr>
+                <w:rStyle w:val="Hyperlink"/>
+                <w:noProof/>
+                <w:lang w:val="en-US"/>
+              </w:rPr>
+              <w:t>For supporters</w:t>
+            </w:r>
+            <w:r>
+              <w:rPr>
+                <w:noProof/>
+                <w:webHidden/>
+              </w:rPr>
+              <w:tab/>
+            </w:r>
+            <w:r>
+              <w:rPr>
+                <w:noProof/>
+                <w:webHidden/>
+              </w:rPr>
+              <w:fldChar w:fldCharType="begin"/>
+            </w:r>
+            <w:r>
+              <w:rPr>
+                <w:noProof/>
+                <w:webHidden/>
+              </w:rPr>
+              <w:instrText xml:space="preserve"> PAGEREF _Toc228961541 \h </w:instrText>
+            </w:r>
+            <w:r>
+              <w:rPr>
+                <w:noProof/>
+                <w:webHidden/>
+              </w:rPr>
+            </w:r>
+            <w:r>
+              <w:rPr>
+                <w:noProof/>
+                <w:webHidden/>
+              </w:rPr>
+              <w:fldChar w:fldCharType="separate"/>
+            </w:r>
+            <w:r>
+              <w:rPr>
+                <w:noProof/>
+                <w:webHidden/>
+              </w:rPr>
+              <w:t>9</w:t>
+            </w:r>
+            <w:r>
+              <w:rPr>
+                <w:noProof/>
+                <w:webHidden/>
+              </w:rPr>
+              <w:fldChar w:fldCharType="end"/>
+            </w:r>
+          </w:hyperlink>
+        </w:p>
+        <w:p>
+          <w:pPr>
+            <w:pStyle w:val="TOC2"/>
+            <w:tabs>
+              <w:tab w:val="right" w:leader="dot" w:pos="9016"/>
+            </w:tabs>
+            <w:rPr>
+              <w:rFonts w:eastAsiaTheme="minorEastAsia"/>
+              <w:noProof/>
+              <w:sz w:val="24"/>
+              <w:szCs w:val="24"/>
+              <w:lang/>
+            </w:rPr>
+          </w:pPr>
+          <w:hyperlink w:anchor="_Toc228961542" w:history="1">
+            <w:r>
+              <w:rPr>
+                <w:rStyle w:val="Hyperlink"/>
+                <w:noProof/>
+                <w:lang w:val="en-US"/>
+              </w:rPr>
+              <w:t>FAQ</w:t>
+            </w:r>
+            <w:r>
+              <w:rPr>
+                <w:noProof/>
+                <w:webHidden/>
+              </w:rPr>
+              <w:tab/>
+            </w:r>
+            <w:r>
+              <w:rPr>
+                <w:noProof/>
+                <w:webHidden/>
+              </w:rPr>
+              <w:fldChar w:fldCharType="begin"/>
+            </w:r>
+            <w:r>
+              <w:rPr>
+                <w:noProof/>
+                <w:webHidden/>
+              </w:rPr>
+              <w:instrText xml:space="preserve"> PAGEREF _Toc228961542 \h </w:instrText>
+            </w:r>
+            <w:r>
+              <w:rPr>
+                <w:noProof/>
+                <w:webHidden/>
+              </w:rPr>
+            </w:r>
+            <w:r>
+              <w:rPr>
+                <w:noProof/>
+                <w:webHidden/>
+              </w:rPr>
+              <w:fldChar w:fldCharType="separate"/>
+            </w:r>
+            <w:r>
+              <w:rPr>
+                <w:noProof/>
+                <w:webHidden/>
+              </w:rPr>
+              <w:t>9</w:t>
+            </w:r>
+            <w:r>
+              <w:rPr>
+                <w:noProof/>
+                <w:webHidden/>
+              </w:rPr>
+              <w:fldChar w:fldCharType="end"/>
+            </w:r>
+          </w:hyperlink>
+        </w:p>
+        <w:p>
+          <w:pPr>
+            <w:pStyle w:val="TOC1"/>
+            <w:tabs>
+              <w:tab w:val="right" w:leader="dot" w:pos="9016"/>
+            </w:tabs>
+            <w:rPr>
+              <w:rFonts w:eastAsiaTheme="minorEastAsia"/>
+              <w:noProof/>
+              <w:sz w:val="24"/>
+              <w:szCs w:val="24"/>
+              <w:lang/>
+            </w:rPr>
+          </w:pPr>
+          <w:hyperlink w:anchor="_Toc228961543" w:history="1">
+            <w:r>
+              <w:rPr>
+                <w:rStyle w:val="Hyperlink"/>
+                <w:noProof/>
+                <w:lang w:val="en-US"/>
+              </w:rPr>
+              <w:t>Lighthouse test</w:t>
+            </w:r>
+            <w:r>
+              <w:rPr>
+                <w:noProof/>
+                <w:webHidden/>
+              </w:rPr>
+              <w:tab/>
+            </w:r>
+            <w:r>
+              <w:rPr>
+                <w:noProof/>
+                <w:webHidden/>
+              </w:rPr>
+              <w:fldChar w:fldCharType="begin"/>
+            </w:r>
+            <w:r>
+              <w:rPr>
+                <w:noProof/>
+                <w:webHidden/>
+              </w:rPr>
+              <w:instrText xml:space="preserve"> PAGEREF _Toc228961543 \h </w:instrText>
+            </w:r>
+            <w:r>
+              <w:rPr>
+                <w:noProof/>
+                <w:webHidden/>
+              </w:rPr>
+            </w:r>
+            <w:r>
+              <w:rPr>
+                <w:noProof/>
+                <w:webHidden/>
+              </w:rPr>
+              <w:fldChar w:fldCharType="separate"/>
+            </w:r>
+            <w:r>
+              <w:rPr>
+                <w:noProof/>
+                <w:webHidden/>
+              </w:rPr>
+              <w:t>9</w:t>
+            </w:r>
+            <w:r>
+              <w:rPr>
+                <w:noProof/>
+                <w:webHidden/>
+              </w:rPr>
+              <w:fldChar w:fldCharType="end"/>
+            </w:r>
+          </w:hyperlink>
+        </w:p>
+        <w:p>
+          <w:pPr>
+            <w:pStyle w:val="TOC1"/>
+            <w:tabs>
+              <w:tab w:val="right" w:leader="dot" w:pos="9016"/>
+            </w:tabs>
+            <w:rPr>
+              <w:rFonts w:eastAsiaTheme="minorEastAsia"/>
+              <w:noProof/>
+              <w:sz w:val="24"/>
+              <w:szCs w:val="24"/>
+              <w:lang/>
+            </w:rPr>
+          </w:pPr>
+          <w:hyperlink w:anchor="_Toc228961544" w:history="1">
+            <w:r>
+              <w:rPr>
+                <w:rStyle w:val="Hyperlink"/>
+                <w:noProof/>
+                <w:lang w:val="en-US"/>
+              </w:rPr>
+              <w:t>Retrospective</w:t>
+            </w:r>
+            <w:r>
+              <w:rPr>
+                <w:noProof/>
+                <w:webHidden/>
+              </w:rPr>
+              <w:tab/>
+            </w:r>
+            <w:r>
+              <w:rPr>
+                <w:noProof/>
+                <w:webHidden/>
+              </w:rPr>
+              <w:fldChar w:fldCharType="begin"/>
+            </w:r>
+            <w:r>
+              <w:rPr>
+                <w:noProof/>
+                <w:webHidden/>
+              </w:rPr>
+              <w:instrText xml:space="preserve"> PAGEREF _Toc228961544 \h </w:instrText>
+            </w:r>
+            <w:r>
+              <w:rPr>
+                <w:noProof/>
+                <w:webHidden/>
+              </w:rPr>
+            </w:r>
+            <w:r>
+              <w:rPr>
+                <w:noProof/>
+                <w:webHidden/>
+              </w:rPr>
+              <w:fldChar w:fldCharType="separate"/>
+            </w:r>
+            <w:r>
+              <w:rPr>
+                <w:noProof/>
+                <w:webHidden/>
+              </w:rPr>
+              <w:t>10</w:t>
+            </w:r>
+            <w:r>
+              <w:rPr>
+                <w:noProof/>
+                <w:webHidden/>
+              </w:rPr>
+              <w:fldChar w:fldCharType="end"/>
+            </w:r>
+          </w:hyperlink>
+        </w:p>
+        <w:p>
+          <w:pPr>
+            <w:pStyle w:val="TOC1"/>
+            <w:tabs>
+              <w:tab w:val="right" w:leader="dot" w:pos="9016"/>
+            </w:tabs>
+            <w:rPr>
+              <w:rFonts w:eastAsiaTheme="minorEastAsia"/>
+              <w:noProof/>
+              <w:sz w:val="24"/>
+              <w:szCs w:val="24"/>
+              <w:lang/>
+            </w:rPr>
+          </w:pPr>
+          <w:hyperlink w:anchor="_Toc228961545" w:history="1">
+            <w:r>
+              <w:rPr>
+                <w:rStyle w:val="Hyperlink"/>
+                <w:noProof/>
+                <w:lang w:val="en-US"/>
+              </w:rPr>
+              <w:t>Conclusion</w:t>
+            </w:r>
+            <w:r>
+              <w:rPr>
+                <w:noProof/>
+                <w:webHidden/>
+              </w:rPr>
+              <w:tab/>
+            </w:r>
+            <w:r>
+              <w:rPr>
+                <w:noProof/>
+                <w:webHidden/>
+              </w:rPr>
+              <w:fldChar w:fldCharType="begin"/>
+            </w:r>
+            <w:r>
+              <w:rPr>
+                <w:noProof/>
+                <w:webHidden/>
+              </w:rPr>
+              <w:instrText xml:space="preserve"> PAGEREF _Toc228961545 \h </w:instrText>
+            </w:r>
+            <w:r>
+              <w:rPr>
+                <w:noProof/>
+                <w:webHidden/>
+              </w:rPr>
+            </w:r>
+            <w:r>
+              <w:rPr>
+                <w:noProof/>
+                <w:webHidden/>
+              </w:rPr>
+              <w:fldChar w:fldCharType="separate"/>
+            </w:r>
+            <w:r>
+              <w:rPr>
+                <w:noProof/>
+                <w:webHidden/>
+              </w:rPr>
+              <w:t>10</w:t>
+            </w:r>
+            <w:r>
+              <w:rPr>
+                <w:noProof/>
+                <w:webHidden/>
+              </w:rPr>
+              <w:fldChar w:fldCharType="end"/>
+            </w:r>
+          </w:hyperlink>
+        </w:p>
+        <w:p>
+          <w:pPr>
+            <w:pStyle w:val="TOC1"/>
+            <w:tabs>
+              <w:tab w:val="right" w:leader="dot" w:pos="9016"/>
+            </w:tabs>
+            <w:rPr>
+              <w:rFonts w:eastAsiaTheme="minorEastAsia"/>
+              <w:noProof/>
+              <w:sz w:val="24"/>
+              <w:szCs w:val="24"/>
+              <w:lang/>
+            </w:rPr>
+          </w:pPr>
+          <w:hyperlink w:anchor="_Toc228961546" w:history="1">
+            <w:r>
+              <w:rPr>
+                <w:rStyle w:val="Hyperlink"/>
+                <w:noProof/>
+                <w:lang w:val="en-US"/>
+              </w:rPr>
+              <w:t>Installation / API / Dependency setup</w:t>
+            </w:r>
+            <w:r>
+              <w:rPr>
+                <w:noProof/>
+                <w:webHidden/>
+              </w:rPr>
+              <w:tab/>
+            </w:r>
+            <w:r>
+              <w:rPr>
+                <w:noProof/>
+                <w:webHidden/>
+              </w:rPr>
+              <w:fldChar w:fldCharType="begin"/>
+            </w:r>
+            <w:r>
+              <w:rPr>
+                <w:noProof/>
+                <w:webHidden/>
+              </w:rPr>
+              <w:instrText xml:space="preserve"> PAGEREF _Toc228961546 \h </w:instrText>
+            </w:r>
+            <w:r>
+              <w:rPr>
+                <w:noProof/>
+                <w:webHidden/>
+              </w:rPr>
+            </w:r>
+            <w:r>
+              <w:rPr>
+                <w:noProof/>
+                <w:webHidden/>
+              </w:rPr>
+              <w:fldChar w:fldCharType="separate"/>
+            </w:r>
+            <w:r>
+              <w:rPr>
+                <w:noProof/>
+                <w:webHidden/>
+              </w:rPr>
+              <w:t>11</w:t>
             </w:r>
             <w:r>
               <w:rPr>
@@ -1173,7 +1772,7 @@
           <w:lang w:val="en-US"/>
         </w:rPr>
       </w:pPr>
-      <w:bookmarkStart w:id="0" w:name="_Toc228188920"/>
+      <w:bookmarkStart w:id="0" w:name="_Toc228961524"/>
       <w:r>
         <w:rPr>
           <w:lang w:val="en-US"/>
@@ -1216,7 +1815,7 @@
           <w:lang w:val="en-US"/>
         </w:rPr>
       </w:pPr>
-      <w:bookmarkStart w:id="1" w:name="_Toc228188921"/>
+      <w:bookmarkStart w:id="1" w:name="_Toc228961525"/>
       <w:r>
         <w:rPr>
           <w:lang w:val="en-US"/>
@@ -1524,7 +2123,7 @@
           <w:lang w:val="en-US"/>
         </w:rPr>
       </w:pPr>
-      <w:bookmarkStart w:id="2" w:name="_Toc228188922"/>
+      <w:bookmarkStart w:id="2" w:name="_Toc228961526"/>
       <w:r>
         <w:rPr>
           <w:lang w:val="en-US"/>
@@ -1541,7 +2140,7 @@
           <w:lang w:val="en-US"/>
         </w:rPr>
       </w:pPr>
-      <w:bookmarkStart w:id="3" w:name="_Toc228188923"/>
+      <w:bookmarkStart w:id="3" w:name="_Toc228961527"/>
       <w:r>
         <w:rPr>
           <w:lang w:val="en-US"/>
@@ -1669,7 +2268,7 @@
           <w:lang w:val="en-US"/>
         </w:rPr>
       </w:pPr>
-      <w:bookmarkStart w:id="4" w:name="_Toc228188924"/>
+      <w:bookmarkStart w:id="4" w:name="_Toc228961528"/>
       <w:r>
         <w:rPr>
           <w:lang w:val="en-US"/>
@@ -1721,7 +2320,7 @@
           <w:lang w:val="en-US"/>
         </w:rPr>
       </w:pPr>
-      <w:bookmarkStart w:id="5" w:name="_Toc228188925"/>
+      <w:bookmarkStart w:id="5" w:name="_Toc228961529"/>
       <w:r>
         <w:rPr>
           <w:lang w:val="en-US"/>
@@ -1769,7 +2368,7 @@
           <w:lang w:val="en-US"/>
         </w:rPr>
       </w:pPr>
-      <w:bookmarkStart w:id="6" w:name="_Toc228188926"/>
+      <w:bookmarkStart w:id="6" w:name="_Toc228961530"/>
       <w:r>
         <w:rPr>
           <w:lang w:val="en-US"/>
@@ -1793,19 +2392,12 @@
     </w:p>
     <w:p>
       <w:pPr>
-        <w:rPr>
-          <w:lang w:val="en-US"/>
-        </w:rPr>
-      </w:pPr>
-    </w:p>
-    <w:p>
-      <w:pPr>
         <w:pStyle w:val="Heading2"/>
         <w:rPr>
           <w:lang w:val="en-US"/>
         </w:rPr>
       </w:pPr>
-      <w:bookmarkStart w:id="7" w:name="_Toc228188927"/>
+      <w:bookmarkStart w:id="7" w:name="_Toc228961531"/>
       <w:r>
         <w:rPr>
           <w:lang w:val="en-US"/>
@@ -2276,7 +2868,7 @@
           <w:lang w:val="en-US"/>
         </w:rPr>
       </w:pPr>
-      <w:bookmarkStart w:id="8" w:name="_Toc228188928"/>
+      <w:bookmarkStart w:id="8" w:name="_Toc228961532"/>
       <w:r>
         <w:rPr>
           <w:lang w:val="en-US"/>
@@ -2319,7 +2911,7 @@
           <w:lang w:val="en-US"/>
         </w:rPr>
       </w:pPr>
-      <w:bookmarkStart w:id="9" w:name="_Toc228188929"/>
+      <w:bookmarkStart w:id="9" w:name="_Toc228961533"/>
       <w:r>
         <w:rPr>
           <w:lang w:val="en-US"/>
@@ -2372,7 +2964,7 @@
           <w:lang w:val="en-US"/>
         </w:rPr>
       </w:pPr>
-      <w:bookmarkStart w:id="10" w:name="_Toc228188930"/>
+      <w:bookmarkStart w:id="10" w:name="_Toc228961534"/>
       <w:r>
         <w:rPr>
           <w:lang w:val="en-US"/>
@@ -2420,7 +3012,7 @@
           <w:lang w:val="en-US"/>
         </w:rPr>
       </w:pPr>
-      <w:bookmarkStart w:id="11" w:name="_Toc228188931"/>
+      <w:bookmarkStart w:id="11" w:name="_Toc228961535"/>
       <w:r>
         <w:rPr>
           <w:lang w:val="en-US"/>
@@ -2437,7 +3029,7 @@
           <w:lang w:val="en-US"/>
         </w:rPr>
       </w:pPr>
-      <w:bookmarkStart w:id="12" w:name="_Toc228188932"/>
+      <w:bookmarkStart w:id="12" w:name="_Toc228961536"/>
       <w:r>
         <w:rPr>
           <w:lang w:val="en-US"/>
@@ -2469,7 +3061,7 @@
                     </pic:cNvPicPr>
                   </pic:nvPicPr>
                   <pic:blipFill>
-                    <a:blip r:embed="rId6">
+                    <a:blip r:embed="rId8">
                       <a:extLst>
                         <a:ext uri="{28A0092B-C50C-407E-A947-70E740481C1C}">
                           <a14:useLocalDpi xmlns:a14="http://schemas.microsoft.com/office/drawing/2010/main" val="0"/>
@@ -2515,7 +3107,7 @@
           <w:lang w:val="en-US"/>
         </w:rPr>
       </w:pPr>
-      <w:bookmarkStart w:id="13" w:name="_Toc228188933"/>
+      <w:bookmarkStart w:id="13" w:name="_Toc228961537"/>
       <w:r>
         <w:rPr>
           <w:lang w:val="en-US"/>
@@ -2559,7 +3151,7 @@
                     </pic:cNvPicPr>
                   </pic:nvPicPr>
                   <pic:blipFill>
-                    <a:blip r:embed="rId7">
+                    <a:blip r:embed="rId9">
                       <a:extLst>
                         <a:ext uri="{28A0092B-C50C-407E-A947-70E740481C1C}">
                           <a14:useLocalDpi xmlns:a14="http://schemas.microsoft.com/office/drawing/2010/main" val="0"/>
@@ -2615,7 +3207,7 @@
           <w:lang w:val="en-US"/>
         </w:rPr>
       </w:pPr>
-      <w:bookmarkStart w:id="14" w:name="_Toc228188934"/>
+      <w:bookmarkStart w:id="14" w:name="_Toc228961538"/>
       <w:r>
         <w:rPr>
           <w:lang w:val="en-US"/>
@@ -2654,7 +3246,7 @@
                     </pic:cNvPicPr>
                   </pic:nvPicPr>
                   <pic:blipFill>
-                    <a:blip r:embed="rId8" cstate="print">
+                    <a:blip r:embed="rId10" cstate="print">
                       <a:extLst>
                         <a:ext uri="{28A0092B-C50C-407E-A947-70E740481C1C}">
                           <a14:useLocalDpi xmlns:a14="http://schemas.microsoft.com/office/drawing/2010/main" val="0"/>
@@ -2685,13 +3277,6 @@
           </wp:inline>
         </w:drawing>
       </w:r>
-    </w:p>
-    <w:p>
-      <w:pPr>
-        <w:rPr>
-          <w:lang w:val="en-US"/>
-        </w:rPr>
-      </w:pPr>
       <w:r>
         <w:rPr>
           <w:lang w:val="en-US"/>
@@ -2706,6 +3291,914 @@
           <w:lang w:val="en-US"/>
         </w:rPr>
       </w:pPr>
+      <w:bookmarkStart w:id="15" w:name="_Toc228961539"/>
+      <w:r>
+        <w:rPr>
+          <w:lang w:val="en-US"/>
+        </w:rPr>
+        <w:lastRenderedPageBreak/>
+        <w:t>User Manuals</w:t>
+      </w:r>
+      <w:bookmarkEnd w:id="15"/>
+    </w:p>
+    <w:p>
+      <w:pPr>
+        <w:pStyle w:val="Heading2"/>
+        <w:rPr>
+          <w:lang w:val="en-US"/>
+        </w:rPr>
+      </w:pPr>
+      <w:bookmarkStart w:id="16" w:name="_Toc228961540"/>
+      <w:r>
+        <w:rPr>
+          <w:lang w:val="en-US"/>
+        </w:rPr>
+        <w:t>For users</w:t>
+      </w:r>
+      <w:bookmarkEnd w:id="16"/>
+    </w:p>
+    <w:p>
+      <w:pPr>
+        <w:pStyle w:val="ListParagraph"/>
+        <w:numPr>
+          <w:ilvl w:val="0"/>
+          <w:numId w:val="7"/>
+        </w:numPr>
+        <w:rPr>
+          <w:lang w:val="en-US"/>
+        </w:rPr>
+      </w:pPr>
+      <w:r>
+        <w:rPr>
+          <w:lang w:val="en-US"/>
+        </w:rPr>
+        <w:t>Login to the system</w:t>
+      </w:r>
+    </w:p>
+    <w:p>
+      <w:pPr>
+        <w:pStyle w:val="ListParagraph"/>
+        <w:numPr>
+          <w:ilvl w:val="1"/>
+          <w:numId w:val="7"/>
+        </w:numPr>
+        <w:rPr>
+          <w:lang w:val="en-US"/>
+        </w:rPr>
+      </w:pPr>
+      <w:r>
+        <w:rPr>
+          <w:lang w:val="en-US"/>
+        </w:rPr>
+        <w:t>After logging in, you will be met with the dashboard of the system</w:t>
+      </w:r>
+    </w:p>
+    <w:p>
+      <w:pPr>
+        <w:pStyle w:val="ListParagraph"/>
+        <w:numPr>
+          <w:ilvl w:val="0"/>
+          <w:numId w:val="7"/>
+        </w:numPr>
+        <w:rPr>
+          <w:lang w:val="en-US"/>
+        </w:rPr>
+      </w:pPr>
+      <w:r>
+        <w:rPr>
+          <w:lang w:val="en-US"/>
+        </w:rPr>
+        <w:t>On the dashboard you can see the following:</w:t>
+      </w:r>
+    </w:p>
+    <w:p>
+      <w:pPr>
+        <w:rPr>
+          <w:lang w:val="en-US"/>
+        </w:rPr>
+      </w:pPr>
+      <w:r>
+        <w:rPr>
+          <w:noProof/>
+          <w:lang w:val="en-US"/>
+        </w:rPr>
+        <w:drawing>
+          <wp:inline distT="0" distB="0" distL="0" distR="0" wp14:anchorId="64B2E096" wp14:editId="5BE3F0F5">
+            <wp:extent cx="5731510" cy="2935605"/>
+            <wp:effectExtent l="0" t="0" r="2540" b="0"/>
+            <wp:docPr id="108634040" name="Picture 1"/>
+            <wp:cNvGraphicFramePr>
+              <a:graphicFrameLocks xmlns:a="http://schemas.openxmlformats.org/drawingml/2006/main" noChangeAspect="1"/>
+            </wp:cNvGraphicFramePr>
+            <a:graphic xmlns:a="http://schemas.openxmlformats.org/drawingml/2006/main">
+              <a:graphicData uri="http://schemas.openxmlformats.org/drawingml/2006/picture">
+                <pic:pic xmlns:pic="http://schemas.openxmlformats.org/drawingml/2006/picture">
+                  <pic:nvPicPr>
+                    <pic:cNvPr id="108634040" name=""/>
+                    <pic:cNvPicPr/>
+                  </pic:nvPicPr>
+                  <pic:blipFill>
+                    <a:blip r:embed="rId11"/>
+                    <a:stretch>
+                      <a:fillRect/>
+                    </a:stretch>
+                  </pic:blipFill>
+                  <pic:spPr>
+                    <a:xfrm>
+                      <a:off x="0" y="0"/>
+                      <a:ext cx="5731510" cy="2935605"/>
+                    </a:xfrm>
+                    <a:prstGeom prst="rect">
+                      <a:avLst/>
+                    </a:prstGeom>
+                  </pic:spPr>
+                </pic:pic>
+              </a:graphicData>
+            </a:graphic>
+          </wp:inline>
+        </w:drawing>
+      </w:r>
+    </w:p>
+    <w:p>
+      <w:pPr>
+        <w:pStyle w:val="ListParagraph"/>
+        <w:numPr>
+          <w:ilvl w:val="1"/>
+          <w:numId w:val="7"/>
+        </w:numPr>
+        <w:rPr>
+          <w:lang w:val="en-US"/>
+        </w:rPr>
+      </w:pPr>
+      <w:r>
+        <w:rPr>
+          <w:lang w:val="en-US"/>
+        </w:rPr>
+        <w:t>Navigation menu</w:t>
+      </w:r>
+    </w:p>
+    <w:p>
+      <w:pPr>
+        <w:pStyle w:val="ListParagraph"/>
+        <w:numPr>
+          <w:ilvl w:val="1"/>
+          <w:numId w:val="7"/>
+        </w:numPr>
+        <w:rPr>
+          <w:lang w:val="en-US"/>
+        </w:rPr>
+      </w:pPr>
+      <w:r>
+        <w:rPr>
+          <w:lang w:val="en-US"/>
+        </w:rPr>
+        <w:t>Summation of tickets and articles</w:t>
+      </w:r>
+    </w:p>
+    <w:p>
+      <w:pPr>
+        <w:pStyle w:val="ListParagraph"/>
+        <w:numPr>
+          <w:ilvl w:val="1"/>
+          <w:numId w:val="7"/>
+        </w:numPr>
+        <w:rPr>
+          <w:lang w:val="en-US"/>
+        </w:rPr>
+      </w:pPr>
+      <w:r>
+        <w:rPr>
+          <w:lang w:val="en-US"/>
+        </w:rPr>
+        <w:t>Your current tickets</w:t>
+      </w:r>
+    </w:p>
+    <w:p>
+      <w:pPr>
+        <w:pStyle w:val="ListParagraph"/>
+        <w:numPr>
+          <w:ilvl w:val="1"/>
+          <w:numId w:val="7"/>
+        </w:numPr>
+        <w:rPr>
+          <w:lang w:val="en-US"/>
+        </w:rPr>
+      </w:pPr>
+      <w:r>
+        <w:rPr>
+          <w:lang w:val="en-US"/>
+        </w:rPr>
+        <w:t>Recently added articles</w:t>
+      </w:r>
+    </w:p>
+    <w:p>
+      <w:pPr>
+        <w:pStyle w:val="ListParagraph"/>
+        <w:numPr>
+          <w:ilvl w:val="1"/>
+          <w:numId w:val="7"/>
+        </w:numPr>
+        <w:rPr>
+          <w:lang w:val="en-US"/>
+        </w:rPr>
+      </w:pPr>
+      <w:r>
+        <w:rPr>
+          <w:lang w:val="en-US"/>
+        </w:rPr>
+        <w:t>Navigation sidebar</w:t>
+      </w:r>
+    </w:p>
+    <w:p>
+      <w:pPr>
+        <w:rPr>
+          <w:lang w:val="en-US"/>
+        </w:rPr>
+      </w:pPr>
+    </w:p>
+    <w:p>
+      <w:pPr>
+        <w:pStyle w:val="ListParagraph"/>
+        <w:numPr>
+          <w:ilvl w:val="0"/>
+          <w:numId w:val="7"/>
+        </w:numPr>
+        <w:rPr>
+          <w:lang w:val="en-US"/>
+        </w:rPr>
+      </w:pPr>
+      <w:r>
+        <w:rPr>
+          <w:lang w:val="en-US"/>
+        </w:rPr>
+        <w:t>You can here access what you need, if you enter tickets, you will be met with:</w:t>
+      </w:r>
+    </w:p>
+    <w:p>
+      <w:pPr>
+        <w:rPr>
+          <w:lang w:val="en-US"/>
+        </w:rPr>
+      </w:pPr>
+      <w:r>
+        <w:rPr>
+          <w:noProof/>
+          <w:lang w:val="en-US"/>
+        </w:rPr>
+        <w:drawing>
+          <wp:inline distT="0" distB="0" distL="0" distR="0" wp14:anchorId="3F389443" wp14:editId="05AB677F">
+            <wp:extent cx="5731510" cy="1553845"/>
+            <wp:effectExtent l="0" t="0" r="2540" b="8255"/>
+            <wp:docPr id="566386978" name="Picture 1"/>
+            <wp:cNvGraphicFramePr>
+              <a:graphicFrameLocks xmlns:a="http://schemas.openxmlformats.org/drawingml/2006/main" noChangeAspect="1"/>
+            </wp:cNvGraphicFramePr>
+            <a:graphic xmlns:a="http://schemas.openxmlformats.org/drawingml/2006/main">
+              <a:graphicData uri="http://schemas.openxmlformats.org/drawingml/2006/picture">
+                <pic:pic xmlns:pic="http://schemas.openxmlformats.org/drawingml/2006/picture">
+                  <pic:nvPicPr>
+                    <pic:cNvPr id="566386978" name=""/>
+                    <pic:cNvPicPr/>
+                  </pic:nvPicPr>
+                  <pic:blipFill>
+                    <a:blip r:embed="rId12"/>
+                    <a:stretch>
+                      <a:fillRect/>
+                    </a:stretch>
+                  </pic:blipFill>
+                  <pic:spPr>
+                    <a:xfrm>
+                      <a:off x="0" y="0"/>
+                      <a:ext cx="5731510" cy="1553845"/>
+                    </a:xfrm>
+                    <a:prstGeom prst="rect">
+                      <a:avLst/>
+                    </a:prstGeom>
+                  </pic:spPr>
+                </pic:pic>
+              </a:graphicData>
+            </a:graphic>
+          </wp:inline>
+        </w:drawing>
+      </w:r>
+    </w:p>
+    <w:p>
+      <w:pPr>
+        <w:pStyle w:val="ListParagraph"/>
+        <w:numPr>
+          <w:ilvl w:val="1"/>
+          <w:numId w:val="7"/>
+        </w:numPr>
+        <w:rPr>
+          <w:lang w:val="en-US"/>
+        </w:rPr>
+      </w:pPr>
+      <w:r>
+        <w:rPr>
+          <w:lang w:val="en-US"/>
+        </w:rPr>
+        <w:t>Button to create a new ticket</w:t>
+      </w:r>
+    </w:p>
+    <w:p>
+      <w:pPr>
+        <w:pStyle w:val="ListParagraph"/>
+        <w:numPr>
+          <w:ilvl w:val="1"/>
+          <w:numId w:val="7"/>
+        </w:numPr>
+        <w:rPr>
+          <w:lang w:val="en-US"/>
+        </w:rPr>
+      </w:pPr>
+      <w:r>
+        <w:rPr>
+          <w:lang w:val="en-US"/>
+        </w:rPr>
+        <w:t>Filtering and search options</w:t>
+      </w:r>
+    </w:p>
+    <w:p>
+      <w:pPr>
+        <w:pStyle w:val="ListParagraph"/>
+        <w:numPr>
+          <w:ilvl w:val="1"/>
+          <w:numId w:val="7"/>
+        </w:numPr>
+        <w:rPr>
+          <w:lang w:val="en-US"/>
+        </w:rPr>
+      </w:pPr>
+      <w:r>
+        <w:rPr>
+          <w:lang w:val="en-US"/>
+        </w:rPr>
+        <w:t>A list of tickets</w:t>
+      </w:r>
+      <w:r>
+        <w:rPr>
+          <w:lang w:val="en-US"/>
+        </w:rPr>
+        <w:t>, with the ability to open each individual ticket for more information.</w:t>
+      </w:r>
+    </w:p>
+    <w:p>
+      <w:pPr>
+        <w:rPr>
+          <w:lang w:val="en-US"/>
+        </w:rPr>
+      </w:pPr>
+      <w:r>
+        <w:rPr>
+          <w:lang w:val="en-US"/>
+        </w:rPr>
+        <w:br w:type="page"/>
+      </w:r>
+    </w:p>
+    <w:p>
+      <w:pPr>
+        <w:pStyle w:val="ListParagraph"/>
+        <w:numPr>
+          <w:ilvl w:val="0"/>
+          <w:numId w:val="7"/>
+        </w:numPr>
+        <w:rPr>
+          <w:lang w:val="en-US"/>
+        </w:rPr>
+      </w:pPr>
+      <w:r>
+        <w:rPr>
+          <w:lang w:val="en-US"/>
+        </w:rPr>
+        <w:lastRenderedPageBreak/>
+        <w:t>When clicking the new ticket button you need to submit the following form:</w:t>
+      </w:r>
+    </w:p>
+    <w:p>
+      <w:pPr>
+        <w:pStyle w:val="ListParagraph"/>
+        <w:numPr>
+          <w:ilvl w:val="1"/>
+          <w:numId w:val="7"/>
+        </w:numPr>
+        <w:rPr>
+          <w:lang w:val="en-US"/>
+        </w:rPr>
+      </w:pPr>
+      <w:r>
+        <w:rPr>
+          <w:lang w:val="en-US"/>
+        </w:rPr>
+        <w:drawing>
+          <wp:anchor distT="0" distB="0" distL="114300" distR="114300" simplePos="0" relativeHeight="251658240" behindDoc="1" locked="0" layoutInCell="1" allowOverlap="1" wp14:anchorId="1D14C12B" wp14:editId="2F69D8DA">
+            <wp:simplePos x="0" y="0"/>
+            <wp:positionH relativeFrom="margin">
+              <wp:align>right</wp:align>
+            </wp:positionH>
+            <wp:positionV relativeFrom="paragraph">
+              <wp:posOffset>6350</wp:posOffset>
+            </wp:positionV>
+            <wp:extent cx="2419350" cy="3132455"/>
+            <wp:effectExtent l="0" t="0" r="0" b="0"/>
+            <wp:wrapNone/>
+            <wp:docPr id="114048587" name="Picture 1"/>
+            <wp:cNvGraphicFramePr>
+              <a:graphicFrameLocks xmlns:a="http://schemas.openxmlformats.org/drawingml/2006/main" noChangeAspect="1"/>
+            </wp:cNvGraphicFramePr>
+            <a:graphic xmlns:a="http://schemas.openxmlformats.org/drawingml/2006/main">
+              <a:graphicData uri="http://schemas.openxmlformats.org/drawingml/2006/picture">
+                <pic:pic xmlns:pic="http://schemas.openxmlformats.org/drawingml/2006/picture">
+                  <pic:nvPicPr>
+                    <pic:cNvPr id="114048587" name=""/>
+                    <pic:cNvPicPr/>
+                  </pic:nvPicPr>
+                  <pic:blipFill>
+                    <a:blip r:embed="rId13" cstate="print">
+                      <a:extLst>
+                        <a:ext uri="{28A0092B-C50C-407E-A947-70E740481C1C}">
+                          <a14:useLocalDpi xmlns:a14="http://schemas.microsoft.com/office/drawing/2010/main" val="0"/>
+                        </a:ext>
+                      </a:extLst>
+                    </a:blip>
+                    <a:stretch>
+                      <a:fillRect/>
+                    </a:stretch>
+                  </pic:blipFill>
+                  <pic:spPr>
+                    <a:xfrm>
+                      <a:off x="0" y="0"/>
+                      <a:ext cx="2419350" cy="3132455"/>
+                    </a:xfrm>
+                    <a:prstGeom prst="rect">
+                      <a:avLst/>
+                    </a:prstGeom>
+                  </pic:spPr>
+                </pic:pic>
+              </a:graphicData>
+            </a:graphic>
+            <wp14:sizeRelH relativeFrom="page">
+              <wp14:pctWidth>0</wp14:pctWidth>
+            </wp14:sizeRelH>
+            <wp14:sizeRelV relativeFrom="page">
+              <wp14:pctHeight>0</wp14:pctHeight>
+            </wp14:sizeRelV>
+          </wp:anchor>
+        </w:drawing>
+      </w:r>
+      <w:r>
+        <w:rPr>
+          <w:lang w:val="en-US"/>
+        </w:rPr>
+        <w:t>Ticket Title</w:t>
+      </w:r>
+    </w:p>
+    <w:p>
+      <w:pPr>
+        <w:pStyle w:val="ListParagraph"/>
+        <w:numPr>
+          <w:ilvl w:val="1"/>
+          <w:numId w:val="7"/>
+        </w:numPr>
+        <w:rPr>
+          <w:lang w:val="en-US"/>
+        </w:rPr>
+      </w:pPr>
+      <w:r>
+        <w:rPr>
+          <w:lang w:val="en-US"/>
+        </w:rPr>
+        <w:t>Ticket Description</w:t>
+      </w:r>
+    </w:p>
+    <w:p>
+      <w:pPr>
+        <w:pStyle w:val="ListParagraph"/>
+        <w:numPr>
+          <w:ilvl w:val="1"/>
+          <w:numId w:val="7"/>
+        </w:numPr>
+        <w:rPr>
+          <w:lang w:val="en-US"/>
+        </w:rPr>
+      </w:pPr>
+      <w:r>
+        <w:rPr>
+          <w:lang w:val="en-US"/>
+        </w:rPr>
+        <w:t>Category</w:t>
+      </w:r>
+    </w:p>
+    <w:p>
+      <w:pPr>
+        <w:pStyle w:val="ListParagraph"/>
+        <w:numPr>
+          <w:ilvl w:val="1"/>
+          <w:numId w:val="7"/>
+        </w:numPr>
+        <w:rPr>
+          <w:lang w:val="en-US"/>
+        </w:rPr>
+      </w:pPr>
+      <w:r>
+        <w:rPr>
+          <w:lang w:val="en-US"/>
+        </w:rPr>
+        <w:t>Priority</w:t>
+      </w:r>
+    </w:p>
+    <w:p>
+      <w:pPr>
+        <w:pStyle w:val="ListParagraph"/>
+        <w:numPr>
+          <w:ilvl w:val="1"/>
+          <w:numId w:val="7"/>
+        </w:numPr>
+        <w:rPr>
+          <w:lang w:val="en-US"/>
+        </w:rPr>
+      </w:pPr>
+      <w:r>
+        <w:rPr>
+          <w:lang w:val="en-US"/>
+        </w:rPr>
+        <w:t xml:space="preserve">You can then click the </w:t>
+      </w:r>
+      <w:proofErr w:type="gramStart"/>
+      <w:r>
+        <w:rPr>
+          <w:lang w:val="en-US"/>
+        </w:rPr>
+        <w:t>create ticket</w:t>
+      </w:r>
+      <w:proofErr w:type="gramEnd"/>
+      <w:r>
+        <w:rPr>
+          <w:lang w:val="en-US"/>
+        </w:rPr>
+        <w:t xml:space="preserve"> </w:t>
+      </w:r>
+      <w:r>
+        <w:rPr>
+          <w:lang w:val="en-US"/>
+        </w:rPr>
+        <w:t xml:space="preserve"> </w:t>
+      </w:r>
+    </w:p>
+    <w:p>
+      <w:pPr>
+        <w:pStyle w:val="ListParagraph"/>
+        <w:ind w:left="1440"/>
+        <w:rPr>
+          <w:lang w:val="en-US"/>
+        </w:rPr>
+      </w:pPr>
+      <w:r>
+        <w:rPr>
+          <w:lang w:val="en-US"/>
+        </w:rPr>
+        <w:t>button to finish your submission</w:t>
+      </w:r>
+    </w:p>
+    <w:p>
+      <w:pPr>
+        <w:rPr>
+          <w:lang w:val="en-US"/>
+        </w:rPr>
+      </w:pPr>
+    </w:p>
+    <w:p>
+      <w:pPr>
+        <w:rPr>
+          <w:lang w:val="en-US"/>
+        </w:rPr>
+      </w:pPr>
+    </w:p>
+    <w:p>
+      <w:pPr>
+        <w:rPr>
+          <w:lang w:val="en-US"/>
+        </w:rPr>
+      </w:pPr>
+    </w:p>
+    <w:p>
+      <w:pPr>
+        <w:rPr>
+          <w:lang w:val="en-US"/>
+        </w:rPr>
+      </w:pPr>
+    </w:p>
+    <w:p>
+      <w:pPr>
+        <w:rPr>
+          <w:lang w:val="en-US"/>
+        </w:rPr>
+      </w:pPr>
+    </w:p>
+    <w:p>
+      <w:pPr>
+        <w:rPr>
+          <w:lang w:val="en-US"/>
+        </w:rPr>
+      </w:pPr>
+    </w:p>
+    <w:p>
+      <w:pPr>
+        <w:rPr>
+          <w:lang w:val="en-US"/>
+        </w:rPr>
+      </w:pPr>
+    </w:p>
+    <w:p>
+      <w:pPr>
+        <w:pStyle w:val="ListParagraph"/>
+        <w:numPr>
+          <w:ilvl w:val="0"/>
+          <w:numId w:val="7"/>
+        </w:numPr>
+        <w:rPr>
+          <w:lang w:val="en-US"/>
+        </w:rPr>
+      </w:pPr>
+      <w:r>
+        <w:rPr>
+          <w:lang w:val="en-US"/>
+        </w:rPr>
+        <w:t xml:space="preserve">If you enter the article pages you will be able to access all available articles with quick guides on how to fix common issues. </w:t>
+      </w:r>
+    </w:p>
+    <w:p>
+      <w:pPr>
+        <w:rPr>
+          <w:lang w:val="en-US"/>
+        </w:rPr>
+      </w:pPr>
+      <w:r>
+        <w:rPr>
+          <w:lang w:val="en-US"/>
+        </w:rPr>
+        <w:drawing>
+          <wp:inline distT="0" distB="0" distL="0" distR="0" wp14:anchorId="652698CD" wp14:editId="76ED0FF4">
+            <wp:extent cx="5731510" cy="1755775"/>
+            <wp:effectExtent l="0" t="0" r="2540" b="0"/>
+            <wp:docPr id="2027018470" name="Picture 1"/>
+            <wp:cNvGraphicFramePr>
+              <a:graphicFrameLocks xmlns:a="http://schemas.openxmlformats.org/drawingml/2006/main" noChangeAspect="1"/>
+            </wp:cNvGraphicFramePr>
+            <a:graphic xmlns:a="http://schemas.openxmlformats.org/drawingml/2006/main">
+              <a:graphicData uri="http://schemas.openxmlformats.org/drawingml/2006/picture">
+                <pic:pic xmlns:pic="http://schemas.openxmlformats.org/drawingml/2006/picture">
+                  <pic:nvPicPr>
+                    <pic:cNvPr id="2027018470" name=""/>
+                    <pic:cNvPicPr/>
+                  </pic:nvPicPr>
+                  <pic:blipFill>
+                    <a:blip r:embed="rId14"/>
+                    <a:stretch>
+                      <a:fillRect/>
+                    </a:stretch>
+                  </pic:blipFill>
+                  <pic:spPr>
+                    <a:xfrm>
+                      <a:off x="0" y="0"/>
+                      <a:ext cx="5731510" cy="1755775"/>
+                    </a:xfrm>
+                    <a:prstGeom prst="rect">
+                      <a:avLst/>
+                    </a:prstGeom>
+                  </pic:spPr>
+                </pic:pic>
+              </a:graphicData>
+            </a:graphic>
+          </wp:inline>
+        </w:drawing>
+      </w:r>
+    </w:p>
+    <w:p>
+      <w:pPr>
+        <w:pStyle w:val="ListParagraph"/>
+        <w:numPr>
+          <w:ilvl w:val="0"/>
+          <w:numId w:val="7"/>
+        </w:numPr>
+        <w:rPr>
+          <w:lang w:val="en-US"/>
+        </w:rPr>
+      </w:pPr>
+      <w:r>
+        <w:rPr>
+          <w:lang w:val="en-US"/>
+        </w:rPr>
+        <w:t>The contact page has the following:</w:t>
+      </w:r>
+    </w:p>
+    <w:p>
+      <w:pPr>
+        <w:rPr>
+          <w:lang w:val="en-US"/>
+        </w:rPr>
+      </w:pPr>
+      <w:r>
+        <w:rPr>
+          <w:lang w:val="en-US"/>
+        </w:rPr>
+        <w:drawing>
+          <wp:inline distT="0" distB="0" distL="0" distR="0" wp14:anchorId="33663956" wp14:editId="338374B0">
+            <wp:extent cx="3927744" cy="2165350"/>
+            <wp:effectExtent l="0" t="0" r="0" b="6350"/>
+            <wp:docPr id="859689264" name="Picture 1"/>
+            <wp:cNvGraphicFramePr>
+              <a:graphicFrameLocks xmlns:a="http://schemas.openxmlformats.org/drawingml/2006/main" noChangeAspect="1"/>
+            </wp:cNvGraphicFramePr>
+            <a:graphic xmlns:a="http://schemas.openxmlformats.org/drawingml/2006/main">
+              <a:graphicData uri="http://schemas.openxmlformats.org/drawingml/2006/picture">
+                <pic:pic xmlns:pic="http://schemas.openxmlformats.org/drawingml/2006/picture">
+                  <pic:nvPicPr>
+                    <pic:cNvPr id="859689264" name=""/>
+                    <pic:cNvPicPr/>
+                  </pic:nvPicPr>
+                  <pic:blipFill>
+                    <a:blip r:embed="rId15"/>
+                    <a:stretch>
+                      <a:fillRect/>
+                    </a:stretch>
+                  </pic:blipFill>
+                  <pic:spPr>
+                    <a:xfrm>
+                      <a:off x="0" y="0"/>
+                      <a:ext cx="3942639" cy="2173562"/>
+                    </a:xfrm>
+                    <a:prstGeom prst="rect">
+                      <a:avLst/>
+                    </a:prstGeom>
+                  </pic:spPr>
+                </pic:pic>
+              </a:graphicData>
+            </a:graphic>
+          </wp:inline>
+        </w:drawing>
+      </w:r>
+    </w:p>
+    <w:p>
+      <w:pPr>
+        <w:pStyle w:val="ListParagraph"/>
+        <w:numPr>
+          <w:ilvl w:val="1"/>
+          <w:numId w:val="7"/>
+        </w:numPr>
+        <w:rPr>
+          <w:lang w:val="en-US"/>
+        </w:rPr>
+      </w:pPr>
+      <w:r>
+        <w:rPr>
+          <w:lang w:val="en-US"/>
+        </w:rPr>
+        <w:t>A card for each supporter. You can contact this supporter directly on the phone or click the contact button for direct email.</w:t>
+      </w:r>
+    </w:p>
+    <w:p>
+      <w:pPr>
+        <w:pStyle w:val="ListParagraph"/>
+        <w:numPr>
+          <w:ilvl w:val="1"/>
+          <w:numId w:val="7"/>
+        </w:numPr>
+        <w:rPr>
+          <w:lang w:val="en-US"/>
+        </w:rPr>
+      </w:pPr>
+      <w:r>
+        <w:rPr>
+          <w:lang w:val="en-US"/>
+        </w:rPr>
+        <w:t>A general information email that doesn’t require a specific supporter.</w:t>
+      </w:r>
+    </w:p>
+    <w:p>
+      <w:pPr>
+        <w:pStyle w:val="Heading2"/>
+        <w:rPr>
+          <w:lang w:val="en-US"/>
+        </w:rPr>
+      </w:pPr>
+      <w:bookmarkStart w:id="17" w:name="_Toc228961541"/>
+      <w:r>
+        <w:rPr>
+          <w:lang w:val="en-US"/>
+        </w:rPr>
+        <w:lastRenderedPageBreak/>
+        <w:t>For supporters</w:t>
+      </w:r>
+      <w:bookmarkEnd w:id="17"/>
+    </w:p>
+    <w:p>
+      <w:pPr>
+        <w:rPr>
+          <w:lang w:val="en-US"/>
+        </w:rPr>
+      </w:pPr>
+    </w:p>
+    <w:p>
+      <w:pPr>
+        <w:pStyle w:val="Heading2"/>
+        <w:rPr>
+          <w:lang w:val="en-US"/>
+        </w:rPr>
+      </w:pPr>
+      <w:bookmarkStart w:id="18" w:name="_Toc228961542"/>
+      <w:r>
+        <w:rPr>
+          <w:lang w:val="en-US"/>
+        </w:rPr>
+        <w:t>FAQ</w:t>
+      </w:r>
+      <w:bookmarkEnd w:id="18"/>
+    </w:p>
+    <w:p>
+      <w:pPr>
+        <w:rPr>
+          <w:lang w:val="en-US"/>
+        </w:rPr>
+      </w:pPr>
+    </w:p>
+    <w:p>
+      <w:pPr>
+        <w:rPr>
+          <w:lang w:val="en-US"/>
+        </w:rPr>
+      </w:pPr>
+      <w:r>
+        <w:t>Continual Improvement &amp; Service Configuration Management.</w:t>
+      </w:r>
+    </w:p>
+    <w:p>
+      <w:pPr>
+        <w:rPr>
+          <w:lang w:val="en-US"/>
+        </w:rPr>
+      </w:pPr>
+      <w:r>
+        <w:t xml:space="preserve">Monitoring &amp; Event Management + Deployment Management. </w:t>
+      </w:r>
+    </w:p>
+    <w:p>
+      <w:pPr>
+        <w:rPr>
+          <w:lang w:val="en-US"/>
+        </w:rPr>
+      </w:pPr>
+      <w:r>
+        <w:t>Release Management</w:t>
+      </w:r>
+    </w:p>
+    <w:p>
+      <w:pPr>
+        <w:pStyle w:val="Heading1"/>
+        <w:rPr>
+          <w:lang w:val="en-US"/>
+        </w:rPr>
+      </w:pPr>
+      <w:bookmarkStart w:id="19" w:name="_Toc228961543"/>
+      <w:r>
+        <w:rPr>
+          <w:lang w:val="en-US"/>
+        </w:rPr>
+        <w:t>Lighthouse test</w:t>
+      </w:r>
+      <w:bookmarkEnd w:id="19"/>
+    </w:p>
+    <w:p>
+      <w:pPr>
+        <w:rPr>
+          <w:lang w:val="en-US"/>
+        </w:rPr>
+      </w:pPr>
+    </w:p>
+    <w:p>
+      <w:pPr>
+        <w:rPr>
+          <w:rFonts w:asciiTheme="majorHAnsi" w:eastAsiaTheme="majorEastAsia" w:hAnsiTheme="majorHAnsi" w:cstheme="majorBidi"/>
+          <w:color w:val="0F4761" w:themeColor="accent1" w:themeShade="BF"/>
+          <w:sz w:val="40"/>
+          <w:szCs w:val="40"/>
+          <w:lang w:val="en-US"/>
+        </w:rPr>
+      </w:pPr>
+      <w:r>
+        <w:rPr>
+          <w:lang w:val="en-US"/>
+        </w:rPr>
+        <w:br w:type="page"/>
+      </w:r>
+    </w:p>
+    <w:p>
+      <w:pPr>
+        <w:pStyle w:val="Heading1"/>
+        <w:rPr>
+          <w:lang w:val="en-US"/>
+        </w:rPr>
+      </w:pPr>
+      <w:bookmarkStart w:id="20" w:name="_Toc228961544"/>
       <w:r>
         <w:rPr>
           <w:lang w:val="en-US"/>
@@ -2713,6 +4206,7 @@
         <w:lastRenderedPageBreak/>
         <w:t>Retrospective</w:t>
       </w:r>
+      <w:bookmarkEnd w:id="20"/>
     </w:p>
     <w:p>
       <w:pPr>
@@ -2826,6 +4320,122 @@
           <w:lang w:val="en-US"/>
         </w:rPr>
       </w:pPr>
+      <w:r>
+        <w:t>Continual Improvement</w:t>
+      </w:r>
+    </w:p>
+    <w:p>
+      <w:pPr>
+        <w:pStyle w:val="Heading1"/>
+        <w:rPr>
+          <w:lang w:val="en-US"/>
+        </w:rPr>
+      </w:pPr>
+      <w:bookmarkStart w:id="21" w:name="_Toc228961545"/>
+      <w:r>
+        <w:rPr>
+          <w:lang w:val="en-US"/>
+        </w:rPr>
+        <w:t>Conclusion</w:t>
+      </w:r>
+      <w:bookmarkEnd w:id="21"/>
+    </w:p>
+    <w:p>
+      <w:pPr>
+        <w:rPr>
+          <w:lang w:val="en-US"/>
+        </w:rPr>
+      </w:pPr>
+    </w:p>
+    <w:p>
+      <w:pPr>
+        <w:rPr>
+          <w:lang w:val="en-US"/>
+        </w:rPr>
+      </w:pPr>
+      <w:r>
+        <w:rPr>
+          <w:lang w:val="en-US"/>
+        </w:rPr>
+        <w:br w:type="page"/>
+      </w:r>
+    </w:p>
+    <w:p>
+      <w:pPr>
+        <w:pStyle w:val="Heading1"/>
+        <w:rPr>
+          <w:lang w:val="en-US"/>
+        </w:rPr>
+      </w:pPr>
+      <w:bookmarkStart w:id="22" w:name="_Toc228961546"/>
+      <w:r>
+        <w:rPr>
+          <w:lang w:val="en-US"/>
+        </w:rPr>
+        <w:lastRenderedPageBreak/>
+        <w:t xml:space="preserve">Installation / API / </w:t>
+      </w:r>
+      <w:r>
+        <w:rPr>
+          <w:lang w:val="en-US"/>
+        </w:rPr>
+        <w:t>Dependency setup</w:t>
+      </w:r>
+      <w:bookmarkEnd w:id="22"/>
+    </w:p>
+    <w:p>
+      <w:pPr>
+        <w:rPr>
+          <w:lang w:val="en-US"/>
+        </w:rPr>
+      </w:pPr>
+      <w:r>
+        <w:rPr>
+          <w:lang w:val="en-US"/>
+        </w:rPr>
+        <w:t>Ca</w:t>
+      </w:r>
+      <w:r>
+        <w:rPr>
+          <w:lang w:val="en-US"/>
+        </w:rPr>
+        <w:t xml:space="preserve">n be read in the README.md on the </w:t>
+      </w:r>
+      <w:proofErr w:type="spellStart"/>
+      <w:r>
+        <w:rPr>
+          <w:lang w:val="en-US"/>
+        </w:rPr>
+        <w:t>github</w:t>
+      </w:r>
+      <w:proofErr w:type="spellEnd"/>
+      <w:r>
+        <w:rPr>
+          <w:lang w:val="en-US"/>
+        </w:rPr>
+        <w:t xml:space="preserve"> page</w:t>
+      </w:r>
+      <w:r>
+        <w:rPr>
+          <w:lang w:val="en-US"/>
+        </w:rPr>
+        <w:t xml:space="preserve"> </w:t>
+      </w:r>
+      <w:hyperlink r:id="rId16" w:history="1">
+        <w:r>
+          <w:rPr>
+            <w:rStyle w:val="Hyperlink"/>
+            <w:lang w:val="en-US"/>
+          </w:rPr>
+          <w:t>https://github.com/MHLoyche/ITILHelpDesk</w:t>
+        </w:r>
+      </w:hyperlink>
+      <w:r>
+        <w:rPr>
+          <w:lang w:val="en-US"/>
+        </w:rPr>
+        <w:t xml:space="preserve"> </w:t>
+      </w:r>
     </w:p>
     <w:p>
       <w:pPr>
@@ -2835,6 +4445,8 @@
       </w:pPr>
     </w:p>
     <w:sectPr>
+      <w:headerReference w:type="default" r:id="rId17"/>
+      <w:footerReference w:type="default" r:id="rId18"/>
       <w:pgSz w:w="11906" w:h="16838"/>
       <w:pgMar w:top="1440" w:right="1440" w:bottom="1440" w:left="1440" w:header="708" w:footer="708" w:gutter="0"/>
       <w:cols w:space="708"/>
@@ -2842,6 +4454,140 @@
     </w:sectPr>
   </w:body>
 </w:document>
+</file>
+
+<file path=word/endnotes.xml><?xml version="1.0" encoding="utf-8"?>
+<w:endnotes xmlns:wpc="http://schemas.microsoft.com/office/word/2010/wordprocessingCanvas" xmlns:cx="http://schemas.microsoft.com/office/drawing/2014/chartex" xmlns:cx1="http://schemas.microsoft.com/office/drawing/2015/9/8/chartex" xmlns:cx2="http://schemas.microsoft.com/office/drawing/2015/10/21/chartex" xmlns:cx3="http://schemas.microsoft.com/office/drawing/2016/5/9/chartex" xmlns:cx4="http://schemas.microsoft.com/office/drawing/2016/5/10/chartex" xmlns:cx5="http://schemas.microsoft.com/office/drawing/2016/5/11/chartex" xmlns:cx6="http://schemas.microsoft.com/office/drawing/2016/5/12/chartex" xmlns:cx7="http://schemas.microsoft.com/office/drawing/2016/5/13/chartex" xmlns:cx8="http://schemas.microsoft.com/office/drawing/2016/5/14/chartex" xmlns:mc="http://schemas.openxmlformats.org/markup-compatibility/2006" xmlns:aink="http://schemas.microsoft.com/office/drawing/2016/ink" xmlns:am3d="http://schemas.microsoft.com/office/drawing/2017/model3d" xmlns:o="urn:schemas-microsoft-com:office:office" xmlns:oel="http://schemas.microsoft.com/office/2019/extlst" xmlns:r="http://schemas.openxmlformats.org/officeDocument/2006/relationships" xmlns:m="http://schemas.openxmlformats.org/officeDocument/2006/math" xmlns:v="urn:schemas-microsoft-com:vml" xmlns:wp14="http://schemas.microsoft.com/office/word/2010/wordprocessingDrawing" xmlns:wp="http://schemas.openxmlformats.org/drawingml/2006/wordprocessingDrawing" xmlns:w10="urn:schemas-microsoft-com:office:word" xmlns:w="http://schemas.openxmlformats.org/wordprocessingml/2006/main" xmlns:w14="http://schemas.microsoft.com/office/word/2010/wordml" xmlns:w15="http://schemas.microsoft.com/office/word/2012/wordml" xmlns:w16cex="http://schemas.microsoft.com/office/word/2018/wordml/cex" xmlns:w16cid="http://schemas.microsoft.com/office/word/2016/wordml/cid" xmlns:w16="http://schemas.microsoft.com/office/word/2018/wordml" xmlns:w16du="http://schemas.microsoft.com/office/word/2023/wordml/word16du" xmlns:w16sdtdh="http://schemas.microsoft.com/office/word/2020/wordml/sdtdatahash" xmlns:w16sdtfl="http://schemas.microsoft.com/office/word/2024/wordml/sdtformatlock" xmlns:w16se="http://schemas.microsoft.com/office/word/2015/wordml/symex" xmlns:wpg="http://schemas.microsoft.com/office/word/2010/wordprocessingGroup" xmlns:wpi="http://schemas.microsoft.com/office/word/2010/wordprocessingInk" xmlns:wne="http://schemas.microsoft.com/office/word/2006/wordml" xmlns:wps="http://schemas.microsoft.com/office/word/2010/wordprocessingShape" mc:Ignorable="w14 w15 w16se w16cid w16 w16cex w16sdtdh w16sdtfl w16du wp14">
+  <w:endnote w:type="separator" w:id="-1">
+    <w:p>
+      <w:pPr>
+        <w:spacing w:after="0" w:line="240" w:lineRule="auto"/>
+      </w:pPr>
+      <w:r>
+        <w:separator/>
+      </w:r>
+    </w:p>
+  </w:endnote>
+  <w:endnote w:type="continuationSeparator" w:id="0">
+    <w:p>
+      <w:pPr>
+        <w:spacing w:after="0" w:line="240" w:lineRule="auto"/>
+      </w:pPr>
+      <w:r>
+        <w:continuationSeparator/>
+      </w:r>
+    </w:p>
+  </w:endnote>
+</w:endnotes>
+</file>
+
+<file path=word/footer1.xml><?xml version="1.0" encoding="utf-8"?>
+<w:ftr xmlns:wpc="http://schemas.microsoft.com/office/word/2010/wordprocessingCanvas" xmlns:cx="http://schemas.microsoft.com/office/drawing/2014/chartex" xmlns:cx1="http://schemas.microsoft.com/office/drawing/2015/9/8/chartex" xmlns:cx2="http://schemas.microsoft.com/office/drawing/2015/10/21/chartex" xmlns:cx3="http://schemas.microsoft.com/office/drawing/2016/5/9/chartex" xmlns:cx4="http://schemas.microsoft.com/office/drawing/2016/5/10/chartex" xmlns:cx5="http://schemas.microsoft.com/office/drawing/2016/5/11/chartex" xmlns:cx6="http://schemas.microsoft.com/office/drawing/2016/5/12/chartex" xmlns:cx7="http://schemas.microsoft.com/office/drawing/2016/5/13/chartex" xmlns:cx8="http://schemas.microsoft.com/office/drawing/2016/5/14/chartex" xmlns:mc="http://schemas.openxmlformats.org/markup-compatibility/2006" xmlns:aink="http://schemas.microsoft.com/office/drawing/2016/ink" xmlns:am3d="http://schemas.microsoft.com/office/drawing/2017/model3d" xmlns:o="urn:schemas-microsoft-com:office:office" xmlns:oel="http://schemas.microsoft.com/office/2019/extlst" xmlns:r="http://schemas.openxmlformats.org/officeDocument/2006/relationships" xmlns:m="http://schemas.openxmlformats.org/officeDocument/2006/math" xmlns:v="urn:schemas-microsoft-com:vml" xmlns:wp14="http://schemas.microsoft.com/office/word/2010/wordprocessingDrawing" xmlns:wp="http://schemas.openxmlformats.org/drawingml/2006/wordprocessingDrawing" xmlns:w10="urn:schemas-microsoft-com:office:word" xmlns:w="http://schemas.openxmlformats.org/wordprocessingml/2006/main" xmlns:w14="http://schemas.microsoft.com/office/word/2010/wordml" xmlns:w15="http://schemas.microsoft.com/office/word/2012/wordml" xmlns:w16cex="http://schemas.microsoft.com/office/word/2018/wordml/cex" xmlns:w16cid="http://schemas.microsoft.com/office/word/2016/wordml/cid" xmlns:w16="http://schemas.microsoft.com/office/word/2018/wordml" xmlns:w16du="http://schemas.microsoft.com/office/word/2023/wordml/word16du" xmlns:w16sdtdh="http://schemas.microsoft.com/office/word/2020/wordml/sdtdatahash" xmlns:w16sdtfl="http://schemas.microsoft.com/office/word/2024/wordml/sdtformatlock" xmlns:w16se="http://schemas.microsoft.com/office/word/2015/wordml/symex" xmlns:wpg="http://schemas.microsoft.com/office/word/2010/wordprocessingGroup" xmlns:wpi="http://schemas.microsoft.com/office/word/2010/wordprocessingInk" xmlns:wne="http://schemas.microsoft.com/office/word/2006/wordml" xmlns:wps="http://schemas.microsoft.com/office/word/2010/wordprocessingShape" mc:Ignorable="w14 w15 w16se w16cid w16 w16cex w16sdtdh w16sdtfl w16du wp14">
+  <w:sdt>
+    <w:sdtPr>
+      <w:id w:val="-2065169793"/>
+      <w:docPartObj>
+        <w:docPartGallery w:val="Page Numbers (Bottom of Page)"/>
+        <w:docPartUnique/>
+      </w:docPartObj>
+    </w:sdtPr>
+    <w:sdtEndPr>
+      <w:rPr>
+        <w:noProof/>
+      </w:rPr>
+    </w:sdtEndPr>
+    <w:sdtContent>
+      <w:p>
+        <w:pPr>
+          <w:pStyle w:val="Footer"/>
+          <w:jc w:val="center"/>
+        </w:pPr>
+        <w:r>
+          <w:fldChar w:fldCharType="begin"/>
+        </w:r>
+        <w:r>
+          <w:instrText xml:space="preserve"> PAGE   \* MERGEFORMAT </w:instrText>
+        </w:r>
+        <w:r>
+          <w:fldChar w:fldCharType="separate"/>
+        </w:r>
+        <w:r>
+          <w:rPr>
+            <w:noProof/>
+          </w:rPr>
+          <w:t>2</w:t>
+        </w:r>
+        <w:r>
+          <w:rPr>
+            <w:noProof/>
+          </w:rPr>
+          <w:fldChar w:fldCharType="end"/>
+        </w:r>
+      </w:p>
+    </w:sdtContent>
+  </w:sdt>
+  <w:p>
+    <w:pPr>
+      <w:pStyle w:val="Footer"/>
+    </w:pPr>
+  </w:p>
+</w:ftr>
+</file>
+
+<file path=word/footnotes.xml><?xml version="1.0" encoding="utf-8"?>
+<w:footnotes xmlns:wpc="http://schemas.microsoft.com/office/word/2010/wordprocessingCanvas" xmlns:cx="http://schemas.microsoft.com/office/drawing/2014/chartex" xmlns:cx1="http://schemas.microsoft.com/office/drawing/2015/9/8/chartex" xmlns:cx2="http://schemas.microsoft.com/office/drawing/2015/10/21/chartex" xmlns:cx3="http://schemas.microsoft.com/office/drawing/2016/5/9/chartex" xmlns:cx4="http://schemas.microsoft.com/office/drawing/2016/5/10/chartex" xmlns:cx5="http://schemas.microsoft.com/office/drawing/2016/5/11/chartex" xmlns:cx6="http://schemas.microsoft.com/office/drawing/2016/5/12/chartex" xmlns:cx7="http://schemas.microsoft.com/office/drawing/2016/5/13/chartex" xmlns:cx8="http://schemas.microsoft.com/office/drawing/2016/5/14/chartex" xmlns:mc="http://schemas.openxmlformats.org/markup-compatibility/2006" xmlns:aink="http://schemas.microsoft.com/office/drawing/2016/ink" xmlns:am3d="http://schemas.microsoft.com/office/drawing/2017/model3d" xmlns:o="urn:schemas-microsoft-com:office:office" xmlns:oel="http://schemas.microsoft.com/office/2019/extlst" xmlns:r="http://schemas.openxmlformats.org/officeDocument/2006/relationships" xmlns:m="http://schemas.openxmlformats.org/officeDocument/2006/math" xmlns:v="urn:schemas-microsoft-com:vml" xmlns:wp14="http://schemas.microsoft.com/office/word/2010/wordprocessingDrawing" xmlns:wp="http://schemas.openxmlformats.org/drawingml/2006/wordprocessingDrawing" xmlns:w10="urn:schemas-microsoft-com:office:word" xmlns:w="http://schemas.openxmlformats.org/wordprocessingml/2006/main" xmlns:w14="http://schemas.microsoft.com/office/word/2010/wordml" xmlns:w15="http://schemas.microsoft.com/office/word/2012/wordml" xmlns:w16cex="http://schemas.microsoft.com/office/word/2018/wordml/cex" xmlns:w16cid="http://schemas.microsoft.com/office/word/2016/wordml/cid" xmlns:w16="http://schemas.microsoft.com/office/word/2018/wordml" xmlns:w16du="http://schemas.microsoft.com/office/word/2023/wordml/word16du" xmlns:w16sdtdh="http://schemas.microsoft.com/office/word/2020/wordml/sdtdatahash" xmlns:w16sdtfl="http://schemas.microsoft.com/office/word/2024/wordml/sdtformatlock" xmlns:w16se="http://schemas.microsoft.com/office/word/2015/wordml/symex" xmlns:wpg="http://schemas.microsoft.com/office/word/2010/wordprocessingGroup" xmlns:wpi="http://schemas.microsoft.com/office/word/2010/wordprocessingInk" xmlns:wne="http://schemas.microsoft.com/office/word/2006/wordml" xmlns:wps="http://schemas.microsoft.com/office/word/2010/wordprocessingShape" mc:Ignorable="w14 w15 w16se w16cid w16 w16cex w16sdtdh w16sdtfl w16du wp14">
+  <w:footnote w:type="separator" w:id="-1">
+    <w:p>
+      <w:pPr>
+        <w:spacing w:after="0" w:line="240" w:lineRule="auto"/>
+      </w:pPr>
+      <w:r>
+        <w:separator/>
+      </w:r>
+    </w:p>
+  </w:footnote>
+  <w:footnote w:type="continuationSeparator" w:id="0">
+    <w:p>
+      <w:pPr>
+        <w:spacing w:after="0" w:line="240" w:lineRule="auto"/>
+      </w:pPr>
+      <w:r>
+        <w:continuationSeparator/>
+      </w:r>
+    </w:p>
+  </w:footnote>
+</w:footnotes>
+</file>
+
+<file path=word/header1.xml><?xml version="1.0" encoding="utf-8"?>
+<w:hdr xmlns:wpc="http://schemas.microsoft.com/office/word/2010/wordprocessingCanvas" xmlns:cx="http://schemas.microsoft.com/office/drawing/2014/chartex" xmlns:cx1="http://schemas.microsoft.com/office/drawing/2015/9/8/chartex" xmlns:cx2="http://schemas.microsoft.com/office/drawing/2015/10/21/chartex" xmlns:cx3="http://schemas.microsoft.com/office/drawing/2016/5/9/chartex" xmlns:cx4="http://schemas.microsoft.com/office/drawing/2016/5/10/chartex" xmlns:cx5="http://schemas.microsoft.com/office/drawing/2016/5/11/chartex" xmlns:cx6="http://schemas.microsoft.com/office/drawing/2016/5/12/chartex" xmlns:cx7="http://schemas.microsoft.com/office/drawing/2016/5/13/chartex" xmlns:cx8="http://schemas.microsoft.com/office/drawing/2016/5/14/chartex" xmlns:mc="http://schemas.openxmlformats.org/markup-compatibility/2006" xmlns:aink="http://schemas.microsoft.com/office/drawing/2016/ink" xmlns:am3d="http://schemas.microsoft.com/office/drawing/2017/model3d" xmlns:o="urn:schemas-microsoft-com:office:office" xmlns:oel="http://schemas.microsoft.com/office/2019/extlst" xmlns:r="http://schemas.openxmlformats.org/officeDocument/2006/relationships" xmlns:m="http://schemas.openxmlformats.org/officeDocument/2006/math" xmlns:v="urn:schemas-microsoft-com:vml" xmlns:wp14="http://schemas.microsoft.com/office/word/2010/wordprocessingDrawing" xmlns:wp="http://schemas.openxmlformats.org/drawingml/2006/wordprocessingDrawing" xmlns:w10="urn:schemas-microsoft-com:office:word" xmlns:w="http://schemas.openxmlformats.org/wordprocessingml/2006/main" xmlns:w14="http://schemas.microsoft.com/office/word/2010/wordml" xmlns:w15="http://schemas.microsoft.com/office/word/2012/wordml" xmlns:w16cex="http://schemas.microsoft.com/office/word/2018/wordml/cex" xmlns:w16cid="http://schemas.microsoft.com/office/word/2016/wordml/cid" xmlns:w16="http://schemas.microsoft.com/office/word/2018/wordml" xmlns:w16du="http://schemas.microsoft.com/office/word/2023/wordml/word16du" xmlns:w16sdtdh="http://schemas.microsoft.com/office/word/2020/wordml/sdtdatahash" xmlns:w16sdtfl="http://schemas.microsoft.com/office/word/2024/wordml/sdtformatlock" xmlns:w16se="http://schemas.microsoft.com/office/word/2015/wordml/symex" xmlns:wpg="http://schemas.microsoft.com/office/word/2010/wordprocessingGroup" xmlns:wpi="http://schemas.microsoft.com/office/word/2010/wordprocessingInk" xmlns:wne="http://schemas.microsoft.com/office/word/2006/wordml" xmlns:wps="http://schemas.microsoft.com/office/word/2010/wordprocessingShape" mc:Ignorable="w14 w15 w16se w16cid w16 w16cex w16sdtdh w16sdtfl w16du wp14">
+  <w:p>
+    <w:pPr>
+      <w:pStyle w:val="Header"/>
+      <w:rPr>
+        <w:lang w:val="en-US"/>
+      </w:rPr>
+    </w:pPr>
+    <w:r>
+      <w:rPr>
+        <w:lang w:val="en-US"/>
+      </w:rPr>
+      <w:t>Mathias H. Løyche</w:t>
+    </w:r>
+    <w:r>
+      <w:ptab w:relativeTo="margin" w:alignment="center" w:leader="none"/>
+    </w:r>
+    <w:r>
+      <w:ptab w:relativeTo="margin" w:alignment="right" w:leader="none"/>
+    </w:r>
+    <w:r>
+      <w:rPr>
+        <w:lang w:val="en-US"/>
+      </w:rPr>
+      <w:t>SDE - GUI Programming &amp; ITIL</w:t>
+    </w:r>
+  </w:p>
+</w:hdr>
 </file>
 
 <file path=word/numbering.xml><?xml version="1.0" encoding="utf-8"?>
@@ -3075,6 +4821,95 @@
     </w:lvl>
   </w:abstractNum>
   <w:abstractNum w:abstractNumId="2" w15:restartNumberingAfterBreak="0">
+    <w:nsid w:val="1DD237BA"/>
+    <w:multiLevelType w:val="hybridMultilevel"/>
+    <w:tmpl w:val="A1D4EECA"/>
+    <w:lvl w:ilvl="0" w:tplc="10000011">
+      <w:start w:val="1"/>
+      <w:numFmt w:val="decimal"/>
+      <w:lvlText w:val="%1)"/>
+      <w:lvlJc w:val="left"/>
+      <w:pPr>
+        <w:ind w:left="720" w:hanging="360"/>
+      </w:pPr>
+      <w:rPr>
+        <w:rFonts w:hint="default"/>
+      </w:rPr>
+    </w:lvl>
+    <w:lvl w:ilvl="1" w:tplc="10000019">
+      <w:start w:val="1"/>
+      <w:numFmt w:val="lowerLetter"/>
+      <w:lvlText w:val="%2."/>
+      <w:lvlJc w:val="left"/>
+      <w:pPr>
+        <w:ind w:left="1440" w:hanging="360"/>
+      </w:pPr>
+    </w:lvl>
+    <w:lvl w:ilvl="2" w:tplc="1000001B" w:tentative="1">
+      <w:start w:val="1"/>
+      <w:numFmt w:val="lowerRoman"/>
+      <w:lvlText w:val="%3."/>
+      <w:lvlJc w:val="right"/>
+      <w:pPr>
+        <w:ind w:left="2160" w:hanging="180"/>
+      </w:pPr>
+    </w:lvl>
+    <w:lvl w:ilvl="3" w:tplc="1000000F" w:tentative="1">
+      <w:start w:val="1"/>
+      <w:numFmt w:val="decimal"/>
+      <w:lvlText w:val="%4."/>
+      <w:lvlJc w:val="left"/>
+      <w:pPr>
+        <w:ind w:left="2880" w:hanging="360"/>
+      </w:pPr>
+    </w:lvl>
+    <w:lvl w:ilvl="4" w:tplc="10000019" w:tentative="1">
+      <w:start w:val="1"/>
+      <w:numFmt w:val="lowerLetter"/>
+      <w:lvlText w:val="%5."/>
+      <w:lvlJc w:val="left"/>
+      <w:pPr>
+        <w:ind w:left="3600" w:hanging="360"/>
+      </w:pPr>
+    </w:lvl>
+    <w:lvl w:ilvl="5" w:tplc="1000001B" w:tentative="1">
+      <w:start w:val="1"/>
+      <w:numFmt w:val="lowerRoman"/>
+      <w:lvlText w:val="%6."/>
+      <w:lvlJc w:val="right"/>
+      <w:pPr>
+        <w:ind w:left="4320" w:hanging="180"/>
+      </w:pPr>
+    </w:lvl>
+    <w:lvl w:ilvl="6" w:tplc="1000000F" w:tentative="1">
+      <w:start w:val="1"/>
+      <w:numFmt w:val="decimal"/>
+      <w:lvlText w:val="%7."/>
+      <w:lvlJc w:val="left"/>
+      <w:pPr>
+        <w:ind w:left="5040" w:hanging="360"/>
+      </w:pPr>
+    </w:lvl>
+    <w:lvl w:ilvl="7" w:tplc="10000019" w:tentative="1">
+      <w:start w:val="1"/>
+      <w:numFmt w:val="lowerLetter"/>
+      <w:lvlText w:val="%8."/>
+      <w:lvlJc w:val="left"/>
+      <w:pPr>
+        <w:ind w:left="5760" w:hanging="360"/>
+      </w:pPr>
+    </w:lvl>
+    <w:lvl w:ilvl="8" w:tplc="1000001B" w:tentative="1">
+      <w:start w:val="1"/>
+      <w:numFmt w:val="lowerRoman"/>
+      <w:lvlText w:val="%9."/>
+      <w:lvlJc w:val="right"/>
+      <w:pPr>
+        <w:ind w:left="6480" w:hanging="180"/>
+      </w:pPr>
+    </w:lvl>
+  </w:abstractNum>
+  <w:abstractNum w:abstractNumId="3" w15:restartNumberingAfterBreak="0">
     <w:nsid w:val="1F07087A"/>
     <w:multiLevelType w:val="hybridMultilevel"/>
     <w:tmpl w:val="C9FA037A"/>
@@ -3188,7 +5023,7 @@
       </w:rPr>
     </w:lvl>
   </w:abstractNum>
-  <w:abstractNum w:abstractNumId="3" w15:restartNumberingAfterBreak="0">
+  <w:abstractNum w:abstractNumId="4" w15:restartNumberingAfterBreak="0">
     <w:nsid w:val="41A17EFF"/>
     <w:multiLevelType w:val="hybridMultilevel"/>
     <w:tmpl w:val="DB3C48C4"/>
@@ -3302,7 +5137,7 @@
       </w:rPr>
     </w:lvl>
   </w:abstractNum>
-  <w:abstractNum w:abstractNumId="4" w15:restartNumberingAfterBreak="0">
+  <w:abstractNum w:abstractNumId="5" w15:restartNumberingAfterBreak="0">
     <w:nsid w:val="5C7E14D3"/>
     <w:multiLevelType w:val="hybridMultilevel"/>
     <w:tmpl w:val="2F6A784A"/>
@@ -3415,7 +5250,7 @@
       </w:rPr>
     </w:lvl>
   </w:abstractNum>
-  <w:abstractNum w:abstractNumId="5" w15:restartNumberingAfterBreak="0">
+  <w:abstractNum w:abstractNumId="6" w15:restartNumberingAfterBreak="0">
     <w:nsid w:val="691C343C"/>
     <w:multiLevelType w:val="hybridMultilevel"/>
     <w:tmpl w:val="3EBC027A"/>
@@ -3530,10 +5365,10 @@
     </w:lvl>
   </w:abstractNum>
   <w:num w:numId="1" w16cid:durableId="1278874797">
-    <w:abstractNumId w:val="5"/>
+    <w:abstractNumId w:val="6"/>
   </w:num>
   <w:num w:numId="2" w16cid:durableId="794102788">
-    <w:abstractNumId w:val="2"/>
+    <w:abstractNumId w:val="3"/>
   </w:num>
   <w:num w:numId="3" w16cid:durableId="861281761">
     <w:abstractNumId w:val="1"/>
@@ -3542,10 +5377,13 @@
     <w:abstractNumId w:val="0"/>
   </w:num>
   <w:num w:numId="5" w16cid:durableId="1446265371">
-    <w:abstractNumId w:val="3"/>
+    <w:abstractNumId w:val="4"/>
   </w:num>
   <w:num w:numId="6" w16cid:durableId="251746718">
-    <w:abstractNumId w:val="4"/>
+    <w:abstractNumId w:val="5"/>
+  </w:num>
+  <w:num w:numId="7" w16cid:durableId="227494148">
+    <w:abstractNumId w:val="2"/>
   </w:num>
 </w:numbering>
 </file>
@@ -4521,6 +6359,62 @@
       <w:u w:val="single"/>
     </w:rPr>
   </w:style>
+  <w:style w:type="character" w:styleId="UnresolvedMention">
+    <w:name w:val="Unresolved Mention"/>
+    <w:basedOn w:val="DefaultParagraphFont"/>
+    <w:uiPriority w:val="99"/>
+    <w:semiHidden/>
+    <w:unhideWhenUsed/>
+    <w:rsid w:val="00591B1B"/>
+    <w:rPr>
+      <w:color w:val="605E5C"/>
+      <w:shd w:val="clear" w:color="auto" w:fill="E1DFDD"/>
+    </w:rPr>
+  </w:style>
+  <w:style w:type="paragraph" w:styleId="Header">
+    <w:name w:val="header"/>
+    <w:basedOn w:val="Normal"/>
+    <w:link w:val="HeaderChar"/>
+    <w:uiPriority w:val="99"/>
+    <w:unhideWhenUsed/>
+    <w:rsid w:val="003B1CF6"/>
+    <w:pPr>
+      <w:tabs>
+        <w:tab w:val="center" w:pos="4513"/>
+        <w:tab w:val="right" w:pos="9026"/>
+      </w:tabs>
+      <w:spacing w:after="0" w:line="240" w:lineRule="auto"/>
+    </w:pPr>
+  </w:style>
+  <w:style w:type="character" w:customStyle="1" w:styleId="HeaderChar">
+    <w:name w:val="Header Char"/>
+    <w:basedOn w:val="DefaultParagraphFont"/>
+    <w:link w:val="Header"/>
+    <w:uiPriority w:val="99"/>
+    <w:rsid w:val="003B1CF6"/>
+  </w:style>
+  <w:style w:type="paragraph" w:styleId="Footer">
+    <w:name w:val="footer"/>
+    <w:basedOn w:val="Normal"/>
+    <w:link w:val="FooterChar"/>
+    <w:uiPriority w:val="99"/>
+    <w:unhideWhenUsed/>
+    <w:rsid w:val="003B1CF6"/>
+    <w:pPr>
+      <w:tabs>
+        <w:tab w:val="center" w:pos="4513"/>
+        <w:tab w:val="right" w:pos="9026"/>
+      </w:tabs>
+      <w:spacing w:after="0" w:line="240" w:lineRule="auto"/>
+    </w:pPr>
+  </w:style>
+  <w:style w:type="character" w:customStyle="1" w:styleId="FooterChar">
+    <w:name w:val="Footer Char"/>
+    <w:basedOn w:val="DefaultParagraphFont"/>
+    <w:link w:val="Footer"/>
+    <w:uiPriority w:val="99"/>
+    <w:rsid w:val="003B1CF6"/>
+  </w:style>
 </w:styles>
 </file>
 

--- a/helpflow-frontend/public/Helpflow.docx
+++ b/helpflow-frontend/public/Helpflow.docx
@@ -27,7 +27,7 @@
           <w:kern w:val="2"/>
           <w:sz w:val="22"/>
           <w:szCs w:val="22"/>
-          <w:lang/>
+          <w:lang w:val="da-DK"/>
           <w14:ligatures w14:val="standardContextual"/>
         </w:rPr>
         <w:id w:val="-1623605854"/>
@@ -63,7 +63,6 @@
               <w:noProof/>
               <w:sz w:val="24"/>
               <w:szCs w:val="24"/>
-              <w:lang/>
             </w:rPr>
           </w:pPr>
           <w:r>
@@ -145,7 +144,6 @@
               <w:noProof/>
               <w:sz w:val="24"/>
               <w:szCs w:val="24"/>
-              <w:lang/>
             </w:rPr>
           </w:pPr>
           <w:hyperlink w:anchor="_Toc228961525" w:history="1">
@@ -218,7 +216,6 @@
               <w:noProof/>
               <w:sz w:val="24"/>
               <w:szCs w:val="24"/>
-              <w:lang/>
             </w:rPr>
           </w:pPr>
           <w:hyperlink w:anchor="_Toc228961526" w:history="1">
@@ -291,7 +288,6 @@
               <w:noProof/>
               <w:sz w:val="24"/>
               <w:szCs w:val="24"/>
-              <w:lang/>
             </w:rPr>
           </w:pPr>
           <w:hyperlink w:anchor="_Toc228961527" w:history="1">
@@ -364,7 +360,6 @@
               <w:noProof/>
               <w:sz w:val="24"/>
               <w:szCs w:val="24"/>
-              <w:lang/>
             </w:rPr>
           </w:pPr>
           <w:hyperlink w:anchor="_Toc228961528" w:history="1">
@@ -437,7 +432,6 @@
               <w:noProof/>
               <w:sz w:val="24"/>
               <w:szCs w:val="24"/>
-              <w:lang/>
             </w:rPr>
           </w:pPr>
           <w:hyperlink w:anchor="_Toc228961529" w:history="1">
@@ -510,7 +504,6 @@
               <w:noProof/>
               <w:sz w:val="24"/>
               <w:szCs w:val="24"/>
-              <w:lang/>
             </w:rPr>
           </w:pPr>
           <w:hyperlink w:anchor="_Toc228961530" w:history="1">
@@ -583,7 +576,6 @@
               <w:noProof/>
               <w:sz w:val="24"/>
               <w:szCs w:val="24"/>
-              <w:lang/>
             </w:rPr>
           </w:pPr>
           <w:hyperlink w:anchor="_Toc228961531" w:history="1">
@@ -656,7 +648,6 @@
               <w:noProof/>
               <w:sz w:val="24"/>
               <w:szCs w:val="24"/>
-              <w:lang/>
             </w:rPr>
           </w:pPr>
           <w:hyperlink w:anchor="_Toc228961532" w:history="1">
@@ -729,7 +720,6 @@
               <w:noProof/>
               <w:sz w:val="24"/>
               <w:szCs w:val="24"/>
-              <w:lang/>
             </w:rPr>
           </w:pPr>
           <w:hyperlink w:anchor="_Toc228961533" w:history="1">
@@ -802,7 +792,6 @@
               <w:noProof/>
               <w:sz w:val="24"/>
               <w:szCs w:val="24"/>
-              <w:lang/>
             </w:rPr>
           </w:pPr>
           <w:hyperlink w:anchor="_Toc228961534" w:history="1">
@@ -875,7 +864,6 @@
               <w:noProof/>
               <w:sz w:val="24"/>
               <w:szCs w:val="24"/>
-              <w:lang/>
             </w:rPr>
           </w:pPr>
           <w:hyperlink w:anchor="_Toc228961535" w:history="1">
@@ -948,7 +936,6 @@
               <w:noProof/>
               <w:sz w:val="24"/>
               <w:szCs w:val="24"/>
-              <w:lang/>
             </w:rPr>
           </w:pPr>
           <w:hyperlink w:anchor="_Toc228961536" w:history="1">
@@ -1021,7 +1008,6 @@
               <w:noProof/>
               <w:sz w:val="24"/>
               <w:szCs w:val="24"/>
-              <w:lang/>
             </w:rPr>
           </w:pPr>
           <w:hyperlink w:anchor="_Toc228961537" w:history="1">
@@ -1094,7 +1080,6 @@
               <w:noProof/>
               <w:sz w:val="24"/>
               <w:szCs w:val="24"/>
-              <w:lang/>
             </w:rPr>
           </w:pPr>
           <w:hyperlink w:anchor="_Toc228961538" w:history="1">
@@ -1167,7 +1152,6 @@
               <w:noProof/>
               <w:sz w:val="24"/>
               <w:szCs w:val="24"/>
-              <w:lang/>
             </w:rPr>
           </w:pPr>
           <w:hyperlink w:anchor="_Toc228961539" w:history="1">
@@ -1240,7 +1224,6 @@
               <w:noProof/>
               <w:sz w:val="24"/>
               <w:szCs w:val="24"/>
-              <w:lang/>
             </w:rPr>
           </w:pPr>
           <w:hyperlink w:anchor="_Toc228961540" w:history="1">
@@ -1313,7 +1296,6 @@
               <w:noProof/>
               <w:sz w:val="24"/>
               <w:szCs w:val="24"/>
-              <w:lang/>
             </w:rPr>
           </w:pPr>
           <w:hyperlink w:anchor="_Toc228961541" w:history="1">
@@ -1386,7 +1368,6 @@
               <w:noProof/>
               <w:sz w:val="24"/>
               <w:szCs w:val="24"/>
-              <w:lang/>
             </w:rPr>
           </w:pPr>
           <w:hyperlink w:anchor="_Toc228961542" w:history="1">
@@ -1459,7 +1440,6 @@
               <w:noProof/>
               <w:sz w:val="24"/>
               <w:szCs w:val="24"/>
-              <w:lang/>
             </w:rPr>
           </w:pPr>
           <w:hyperlink w:anchor="_Toc228961543" w:history="1">
@@ -1532,7 +1512,6 @@
               <w:noProof/>
               <w:sz w:val="24"/>
               <w:szCs w:val="24"/>
-              <w:lang/>
             </w:rPr>
           </w:pPr>
           <w:hyperlink w:anchor="_Toc228961544" w:history="1">
@@ -1605,7 +1584,6 @@
               <w:noProof/>
               <w:sz w:val="24"/>
               <w:szCs w:val="24"/>
-              <w:lang/>
             </w:rPr>
           </w:pPr>
           <w:hyperlink w:anchor="_Toc228961545" w:history="1">
@@ -1678,7 +1656,6 @@
               <w:noProof/>
               <w:sz w:val="24"/>
               <w:szCs w:val="24"/>
-              <w:lang/>
             </w:rPr>
           </w:pPr>
           <w:hyperlink w:anchor="_Toc228961546" w:history="1">
@@ -1810,6 +1787,19 @@
     </w:p>
     <w:p>
       <w:pPr>
+        <w:rPr>
+          <w:lang w:val="en-US"/>
+        </w:rPr>
+      </w:pPr>
+      <w:r>
+        <w:rPr>
+          <w:lang w:val="en-US"/>
+        </w:rPr>
+        <w:t>The project itself is a service help desk that will help with communication and problem solving of technical issues that the user may be having. This will be resolved through a ticket system, where a user can describe their issue in detail. After the ticket is created, a timeline will be set according to the category of the problem. There will be possibility for communication between the user and the supporter through a comment system.</w:t>
+      </w:r>
+    </w:p>
+    <w:p>
+      <w:pPr>
         <w:pStyle w:val="Heading1"/>
         <w:rPr>
           <w:lang w:val="en-US"/>
@@ -2889,17 +2879,29 @@
         </w:rPr>
       </w:pPr>
       <w:r>
+        <w:rPr>
+          <w:lang w:val="en-US"/>
+        </w:rPr>
         <w:t>The presentation layer is implemented as a Single Page Application (SPA) using Angular standalone components.</w:t>
       </w:r>
       <w:r>
+        <w:rPr>
+          <w:lang w:val="en-US"/>
+        </w:rPr>
         <w:br/>
         <w:t>Its responsibility is to render pages and reusable UI/layout components, handle user interaction, and present data to the user.</w:t>
       </w:r>
       <w:r>
+        <w:rPr>
+          <w:lang w:val="en-US"/>
+        </w:rPr>
         <w:br/>
         <w:t>This layer does not access the database or backend logic directly. Instead, it delegates communication to frontend service classes, which keeps templates and components focused on UI behavior.</w:t>
       </w:r>
       <w:r>
+        <w:rPr>
+          <w:lang w:val="en-US"/>
+        </w:rPr>
         <w:br/>
         <w:t>It also controls view-level role behavior (User vs Supporter) through shared role state, conditional rendering, and route-level navigation rules.</w:t>
       </w:r>
@@ -2927,13 +2929,22 @@
         </w:rPr>
       </w:pPr>
       <w:r>
+        <w:rPr>
+          <w:lang w:val="en-US"/>
+        </w:rPr>
         <w:t>The application layer contains orchestration and business behavior.</w:t>
       </w:r>
       <w:r>
+        <w:rPr>
+          <w:lang w:val="en-US"/>
+        </w:rPr>
         <w:br/>
         <w:t>On the frontend, service classes encapsulate HTTP communication and expose typed methods to components. Components consume these services and transform data into view models for display.</w:t>
       </w:r>
       <w:r>
+        <w:rPr>
+          <w:lang w:val="en-US"/>
+        </w:rPr>
         <w:br/>
         <w:t>On the backend, route/API handlers receive requests, validate inputs, apply business rules, coordinate multi-step operations</w:t>
       </w:r>
@@ -2944,9 +2955,15 @@
         <w:t xml:space="preserve"> </w:t>
       </w:r>
       <w:r>
+        <w:rPr>
+          <w:lang w:val="en-US"/>
+        </w:rPr>
         <w:t>and return standardized API responses.</w:t>
       </w:r>
       <w:r>
+        <w:rPr>
+          <w:lang w:val="en-US"/>
+        </w:rPr>
         <w:br/>
         <w:t>This layer should also enforce authorization rules server-side to ensure restricted operations are protected beyond frontend visibility logic.</w:t>
       </w:r>
@@ -2980,9 +2997,15 @@
         </w:rPr>
       </w:pPr>
       <w:r>
+        <w:rPr>
+          <w:lang w:val="en-US"/>
+        </w:rPr>
         <w:t>The data layer is responsible for persistent storage and retrieval of domain entities such as tickets, SLAs, categories, articles, supporters, statuses, priorities, and comments.</w:t>
       </w:r>
       <w:r>
+        <w:rPr>
+          <w:lang w:val="en-US"/>
+        </w:rPr>
         <w:br/>
         <w:t>It enforces relational integrity through primary keys and foreign keys, supports CRUD operations, and serves as the source of truth for application data.</w:t>
       </w:r>
@@ -3687,6 +3710,7 @@
       </w:pPr>
       <w:r>
         <w:rPr>
+          <w:noProof/>
           <w:lang w:val="en-US"/>
         </w:rPr>
         <w:drawing>
@@ -3934,6 +3958,7 @@
       </w:pPr>
       <w:r>
         <w:rPr>
+          <w:noProof/>
           <w:lang w:val="en-US"/>
         </w:rPr>
         <w:drawing>
@@ -3999,6 +4024,7 @@
       </w:pPr>
       <w:r>
         <w:rPr>
+          <w:noProof/>
           <w:lang w:val="en-US"/>
         </w:rPr>
         <w:drawing>
@@ -4128,6 +4154,9 @@
         </w:rPr>
       </w:pPr>
       <w:r>
+        <w:rPr>
+          <w:lang w:val="en-US"/>
+        </w:rPr>
         <w:t>Continual Improvement &amp; Service Configuration Management.</w:t>
       </w:r>
     </w:p>
@@ -4138,6 +4167,9 @@
         </w:rPr>
       </w:pPr>
       <w:r>
+        <w:rPr>
+          <w:lang w:val="en-US"/>
+        </w:rPr>
         <w:t xml:space="preserve">Monitoring &amp; Event Management + Deployment Management. </w:t>
       </w:r>
     </w:p>
@@ -4148,6 +4180,9 @@
         </w:rPr>
       </w:pPr>
       <w:r>
+        <w:rPr>
+          <w:lang w:val="en-US"/>
+        </w:rPr>
         <w:t>Release Management</w:t>
       </w:r>
     </w:p>
@@ -4321,6 +4356,9 @@
         </w:rPr>
       </w:pPr>
       <w:r>
+        <w:rPr>
+          <w:lang w:val="en-US"/>
+        </w:rPr>
         <w:t>Continual Improvement</w:t>
       </w:r>
     </w:p>
@@ -5397,7 +5435,7 @@
         <w:kern w:val="2"/>
         <w:sz w:val="22"/>
         <w:szCs w:val="22"/>
-        <w:lang w:eastAsia="en-US" w:bidi="ar-SA"/>
+        <w:lang w:val="da-DK" w:eastAsia="en-US" w:bidi="ar-SA"/>
         <w14:ligatures w14:val="standardContextual"/>
       </w:rPr>
     </w:rPrDefault>

--- a/helpflow-frontend/public/Helpflow.docx
+++ b/helpflow-frontend/public/Helpflow.docx
@@ -63,6 +63,7 @@
               <w:noProof/>
               <w:sz w:val="24"/>
               <w:szCs w:val="24"/>
+              <w:lang/>
             </w:rPr>
           </w:pPr>
           <w:r>
@@ -74,7 +75,7 @@
           <w:r>
             <w:fldChar w:fldCharType="separate"/>
           </w:r>
-          <w:hyperlink w:anchor="_Toc228961524" w:history="1">
+          <w:hyperlink w:anchor="_Toc229384937" w:history="1">
             <w:r>
               <w:rPr>
                 <w:rStyle w:val="Hyperlink"/>
@@ -102,7 +103,7 @@
                 <w:noProof/>
                 <w:webHidden/>
               </w:rPr>
-              <w:instrText xml:space="preserve"> PAGEREF _Toc228961524 \h </w:instrText>
+              <w:instrText xml:space="preserve"> PAGEREF _Toc229384937 \h </w:instrText>
             </w:r>
             <w:r>
               <w:rPr>
@@ -144,9 +145,10 @@
               <w:noProof/>
               <w:sz w:val="24"/>
               <w:szCs w:val="24"/>
+              <w:lang/>
             </w:rPr>
           </w:pPr>
-          <w:hyperlink w:anchor="_Toc228961525" w:history="1">
+          <w:hyperlink w:anchor="_Toc229384938" w:history="1">
             <w:r>
               <w:rPr>
                 <w:rStyle w:val="Hyperlink"/>
@@ -174,7 +176,7 @@
                 <w:noProof/>
                 <w:webHidden/>
               </w:rPr>
-              <w:instrText xml:space="preserve"> PAGEREF _Toc228961525 \h </w:instrText>
+              <w:instrText xml:space="preserve"> PAGEREF _Toc229384938 \h </w:instrText>
             </w:r>
             <w:r>
               <w:rPr>
@@ -216,9 +218,10 @@
               <w:noProof/>
               <w:sz w:val="24"/>
               <w:szCs w:val="24"/>
+              <w:lang/>
             </w:rPr>
           </w:pPr>
-          <w:hyperlink w:anchor="_Toc228961526" w:history="1">
+          <w:hyperlink w:anchor="_Toc229384939" w:history="1">
             <w:r>
               <w:rPr>
                 <w:rStyle w:val="Hyperlink"/>
@@ -246,7 +249,7 @@
                 <w:noProof/>
                 <w:webHidden/>
               </w:rPr>
-              <w:instrText xml:space="preserve"> PAGEREF _Toc228961526 \h </w:instrText>
+              <w:instrText xml:space="preserve"> PAGEREF _Toc229384939 \h </w:instrText>
             </w:r>
             <w:r>
               <w:rPr>
@@ -288,9 +291,10 @@
               <w:noProof/>
               <w:sz w:val="24"/>
               <w:szCs w:val="24"/>
+              <w:lang/>
             </w:rPr>
           </w:pPr>
-          <w:hyperlink w:anchor="_Toc228961527" w:history="1">
+          <w:hyperlink w:anchor="_Toc229384940" w:history="1">
             <w:r>
               <w:rPr>
                 <w:rStyle w:val="Hyperlink"/>
@@ -318,7 +322,7 @@
                 <w:noProof/>
                 <w:webHidden/>
               </w:rPr>
-              <w:instrText xml:space="preserve"> PAGEREF _Toc228961527 \h </w:instrText>
+              <w:instrText xml:space="preserve"> PAGEREF _Toc229384940 \h </w:instrText>
             </w:r>
             <w:r>
               <w:rPr>
@@ -360,9 +364,10 @@
               <w:noProof/>
               <w:sz w:val="24"/>
               <w:szCs w:val="24"/>
+              <w:lang/>
             </w:rPr>
           </w:pPr>
-          <w:hyperlink w:anchor="_Toc228961528" w:history="1">
+          <w:hyperlink w:anchor="_Toc229384941" w:history="1">
             <w:r>
               <w:rPr>
                 <w:rStyle w:val="Hyperlink"/>
@@ -390,7 +395,7 @@
                 <w:noProof/>
                 <w:webHidden/>
               </w:rPr>
-              <w:instrText xml:space="preserve"> PAGEREF _Toc228961528 \h </w:instrText>
+              <w:instrText xml:space="preserve"> PAGEREF _Toc229384941 \h </w:instrText>
             </w:r>
             <w:r>
               <w:rPr>
@@ -432,9 +437,10 @@
               <w:noProof/>
               <w:sz w:val="24"/>
               <w:szCs w:val="24"/>
+              <w:lang/>
             </w:rPr>
           </w:pPr>
-          <w:hyperlink w:anchor="_Toc228961529" w:history="1">
+          <w:hyperlink w:anchor="_Toc229384942" w:history="1">
             <w:r>
               <w:rPr>
                 <w:rStyle w:val="Hyperlink"/>
@@ -462,7 +468,7 @@
                 <w:noProof/>
                 <w:webHidden/>
               </w:rPr>
-              <w:instrText xml:space="preserve"> PAGEREF _Toc228961529 \h </w:instrText>
+              <w:instrText xml:space="preserve"> PAGEREF _Toc229384942 \h </w:instrText>
             </w:r>
             <w:r>
               <w:rPr>
@@ -504,9 +510,10 @@
               <w:noProof/>
               <w:sz w:val="24"/>
               <w:szCs w:val="24"/>
+              <w:lang/>
             </w:rPr>
           </w:pPr>
-          <w:hyperlink w:anchor="_Toc228961530" w:history="1">
+          <w:hyperlink w:anchor="_Toc229384943" w:history="1">
             <w:r>
               <w:rPr>
                 <w:rStyle w:val="Hyperlink"/>
@@ -534,7 +541,7 @@
                 <w:noProof/>
                 <w:webHidden/>
               </w:rPr>
-              <w:instrText xml:space="preserve"> PAGEREF _Toc228961530 \h </w:instrText>
+              <w:instrText xml:space="preserve"> PAGEREF _Toc229384943 \h </w:instrText>
             </w:r>
             <w:r>
               <w:rPr>
@@ -576,9 +583,10 @@
               <w:noProof/>
               <w:sz w:val="24"/>
               <w:szCs w:val="24"/>
+              <w:lang/>
             </w:rPr>
           </w:pPr>
-          <w:hyperlink w:anchor="_Toc228961531" w:history="1">
+          <w:hyperlink w:anchor="_Toc229384944" w:history="1">
             <w:r>
               <w:rPr>
                 <w:rStyle w:val="Hyperlink"/>
@@ -606,7 +614,7 @@
                 <w:noProof/>
                 <w:webHidden/>
               </w:rPr>
-              <w:instrText xml:space="preserve"> PAGEREF _Toc228961531 \h </w:instrText>
+              <w:instrText xml:space="preserve"> PAGEREF _Toc229384944 \h </w:instrText>
             </w:r>
             <w:r>
               <w:rPr>
@@ -648,9 +656,10 @@
               <w:noProof/>
               <w:sz w:val="24"/>
               <w:szCs w:val="24"/>
+              <w:lang/>
             </w:rPr>
           </w:pPr>
-          <w:hyperlink w:anchor="_Toc228961532" w:history="1">
+          <w:hyperlink w:anchor="_Toc229384945" w:history="1">
             <w:r>
               <w:rPr>
                 <w:rStyle w:val="Hyperlink"/>
@@ -678,7 +687,7 @@
                 <w:noProof/>
                 <w:webHidden/>
               </w:rPr>
-              <w:instrText xml:space="preserve"> PAGEREF _Toc228961532 \h </w:instrText>
+              <w:instrText xml:space="preserve"> PAGEREF _Toc229384945 \h </w:instrText>
             </w:r>
             <w:r>
               <w:rPr>
@@ -720,9 +729,10 @@
               <w:noProof/>
               <w:sz w:val="24"/>
               <w:szCs w:val="24"/>
+              <w:lang/>
             </w:rPr>
           </w:pPr>
-          <w:hyperlink w:anchor="_Toc228961533" w:history="1">
+          <w:hyperlink w:anchor="_Toc229384946" w:history="1">
             <w:r>
               <w:rPr>
                 <w:rStyle w:val="Hyperlink"/>
@@ -750,7 +760,7 @@
                 <w:noProof/>
                 <w:webHidden/>
               </w:rPr>
-              <w:instrText xml:space="preserve"> PAGEREF _Toc228961533 \h </w:instrText>
+              <w:instrText xml:space="preserve"> PAGEREF _Toc229384946 \h </w:instrText>
             </w:r>
             <w:r>
               <w:rPr>
@@ -792,9 +802,10 @@
               <w:noProof/>
               <w:sz w:val="24"/>
               <w:szCs w:val="24"/>
+              <w:lang/>
             </w:rPr>
           </w:pPr>
-          <w:hyperlink w:anchor="_Toc228961534" w:history="1">
+          <w:hyperlink w:anchor="_Toc229384947" w:history="1">
             <w:r>
               <w:rPr>
                 <w:rStyle w:val="Hyperlink"/>
@@ -822,7 +833,7 @@
                 <w:noProof/>
                 <w:webHidden/>
               </w:rPr>
-              <w:instrText xml:space="preserve"> PAGEREF _Toc228961534 \h </w:instrText>
+              <w:instrText xml:space="preserve"> PAGEREF _Toc229384947 \h </w:instrText>
             </w:r>
             <w:r>
               <w:rPr>
@@ -864,15 +875,89 @@
               <w:noProof/>
               <w:sz w:val="24"/>
               <w:szCs w:val="24"/>
+              <w:lang/>
             </w:rPr>
           </w:pPr>
-          <w:hyperlink w:anchor="_Toc228961535" w:history="1">
+          <w:hyperlink w:anchor="_Toc229384948" w:history="1">
             <w:r>
               <w:rPr>
                 <w:rStyle w:val="Hyperlink"/>
                 <w:noProof/>
                 <w:lang w:val="en-US"/>
               </w:rPr>
+              <w:t>ITIL</w:t>
+            </w:r>
+            <w:r>
+              <w:rPr>
+                <w:noProof/>
+                <w:webHidden/>
+              </w:rPr>
+              <w:tab/>
+            </w:r>
+            <w:r>
+              <w:rPr>
+                <w:noProof/>
+                <w:webHidden/>
+              </w:rPr>
+              <w:fldChar w:fldCharType="begin"/>
+            </w:r>
+            <w:r>
+              <w:rPr>
+                <w:noProof/>
+                <w:webHidden/>
+              </w:rPr>
+              <w:instrText xml:space="preserve"> PAGEREF _Toc229384948 \h </w:instrText>
+            </w:r>
+            <w:r>
+              <w:rPr>
+                <w:noProof/>
+                <w:webHidden/>
+              </w:rPr>
+            </w:r>
+            <w:r>
+              <w:rPr>
+                <w:noProof/>
+                <w:webHidden/>
+              </w:rPr>
+              <w:fldChar w:fldCharType="separate"/>
+            </w:r>
+            <w:r>
+              <w:rPr>
+                <w:noProof/>
+                <w:webHidden/>
+              </w:rPr>
+              <w:t>4</w:t>
+            </w:r>
+            <w:r>
+              <w:rPr>
+                <w:noProof/>
+                <w:webHidden/>
+              </w:rPr>
+              <w:fldChar w:fldCharType="end"/>
+            </w:r>
+          </w:hyperlink>
+        </w:p>
+        <w:p>
+          <w:pPr>
+            <w:pStyle w:val="TOC1"/>
+            <w:tabs>
+              <w:tab w:val="right" w:leader="dot" w:pos="9016"/>
+            </w:tabs>
+            <w:rPr>
+              <w:rFonts w:eastAsiaTheme="minorEastAsia"/>
+              <w:noProof/>
+              <w:sz w:val="24"/>
+              <w:szCs w:val="24"/>
+              <w:lang/>
+            </w:rPr>
+          </w:pPr>
+          <w:hyperlink w:anchor="_Toc229384949" w:history="1">
+            <w:r>
+              <w:rPr>
+                <w:rStyle w:val="Hyperlink"/>
+                <w:noProof/>
+                <w:lang w:val="en-US"/>
+              </w:rPr>
               <w:t>Diagrams</w:t>
             </w:r>
             <w:r>
@@ -894,7 +979,7 @@
                 <w:noProof/>
                 <w:webHidden/>
               </w:rPr>
-              <w:instrText xml:space="preserve"> PAGEREF _Toc228961535 \h </w:instrText>
+              <w:instrText xml:space="preserve"> PAGEREF _Toc229384949 \h </w:instrText>
             </w:r>
             <w:r>
               <w:rPr>
@@ -936,9 +1021,10 @@
               <w:noProof/>
               <w:sz w:val="24"/>
               <w:szCs w:val="24"/>
+              <w:lang/>
             </w:rPr>
           </w:pPr>
-          <w:hyperlink w:anchor="_Toc228961536" w:history="1">
+          <w:hyperlink w:anchor="_Toc229384950" w:history="1">
             <w:r>
               <w:rPr>
                 <w:rStyle w:val="Hyperlink"/>
@@ -966,7 +1052,7 @@
                 <w:noProof/>
                 <w:webHidden/>
               </w:rPr>
-              <w:instrText xml:space="preserve"> PAGEREF _Toc228961536 \h </w:instrText>
+              <w:instrText xml:space="preserve"> PAGEREF _Toc229384950 \h </w:instrText>
             </w:r>
             <w:r>
               <w:rPr>
@@ -1008,9 +1094,10 @@
               <w:noProof/>
               <w:sz w:val="24"/>
               <w:szCs w:val="24"/>
+              <w:lang/>
             </w:rPr>
           </w:pPr>
-          <w:hyperlink w:anchor="_Toc228961537" w:history="1">
+          <w:hyperlink w:anchor="_Toc229384951" w:history="1">
             <w:r>
               <w:rPr>
                 <w:rStyle w:val="Hyperlink"/>
@@ -1038,7 +1125,7 @@
                 <w:noProof/>
                 <w:webHidden/>
               </w:rPr>
-              <w:instrText xml:space="preserve"> PAGEREF _Toc228961537 \h </w:instrText>
+              <w:instrText xml:space="preserve"> PAGEREF _Toc229384951 \h </w:instrText>
             </w:r>
             <w:r>
               <w:rPr>
@@ -1058,7 +1145,7 @@
                 <w:noProof/>
                 <w:webHidden/>
               </w:rPr>
-              <w:t>5</w:t>
+              <w:t>6</w:t>
             </w:r>
             <w:r>
               <w:rPr>
@@ -1080,9 +1167,10 @@
               <w:noProof/>
               <w:sz w:val="24"/>
               <w:szCs w:val="24"/>
+              <w:lang/>
             </w:rPr>
           </w:pPr>
-          <w:hyperlink w:anchor="_Toc228961538" w:history="1">
+          <w:hyperlink w:anchor="_Toc229384952" w:history="1">
             <w:r>
               <w:rPr>
                 <w:rStyle w:val="Hyperlink"/>
@@ -1110,7 +1198,7 @@
                 <w:noProof/>
                 <w:webHidden/>
               </w:rPr>
-              <w:instrText xml:space="preserve"> PAGEREF _Toc228961538 \h </w:instrText>
+              <w:instrText xml:space="preserve"> PAGEREF _Toc229384952 \h </w:instrText>
             </w:r>
             <w:r>
               <w:rPr>
@@ -1152,9 +1240,10 @@
               <w:noProof/>
               <w:sz w:val="24"/>
               <w:szCs w:val="24"/>
+              <w:lang/>
             </w:rPr>
           </w:pPr>
-          <w:hyperlink w:anchor="_Toc228961539" w:history="1">
+          <w:hyperlink w:anchor="_Toc229384953" w:history="1">
             <w:r>
               <w:rPr>
                 <w:rStyle w:val="Hyperlink"/>
@@ -1182,7 +1271,7 @@
                 <w:noProof/>
                 <w:webHidden/>
               </w:rPr>
-              <w:instrText xml:space="preserve"> PAGEREF _Toc228961539 \h </w:instrText>
+              <w:instrText xml:space="preserve"> PAGEREF _Toc229384953 \h </w:instrText>
             </w:r>
             <w:r>
               <w:rPr>
@@ -1224,9 +1313,10 @@
               <w:noProof/>
               <w:sz w:val="24"/>
               <w:szCs w:val="24"/>
+              <w:lang/>
             </w:rPr>
           </w:pPr>
-          <w:hyperlink w:anchor="_Toc228961540" w:history="1">
+          <w:hyperlink w:anchor="_Toc229384954" w:history="1">
             <w:r>
               <w:rPr>
                 <w:rStyle w:val="Hyperlink"/>
@@ -1254,7 +1344,7 @@
                 <w:noProof/>
                 <w:webHidden/>
               </w:rPr>
-              <w:instrText xml:space="preserve"> PAGEREF _Toc228961540 \h </w:instrText>
+              <w:instrText xml:space="preserve"> PAGEREF _Toc229384954 \h </w:instrText>
             </w:r>
             <w:r>
               <w:rPr>
@@ -1296,9 +1386,10 @@
               <w:noProof/>
               <w:sz w:val="24"/>
               <w:szCs w:val="24"/>
+              <w:lang/>
             </w:rPr>
           </w:pPr>
-          <w:hyperlink w:anchor="_Toc228961541" w:history="1">
+          <w:hyperlink w:anchor="_Toc229384955" w:history="1">
             <w:r>
               <w:rPr>
                 <w:rStyle w:val="Hyperlink"/>
@@ -1326,7 +1417,7 @@
                 <w:noProof/>
                 <w:webHidden/>
               </w:rPr>
-              <w:instrText xml:space="preserve"> PAGEREF _Toc228961541 \h </w:instrText>
+              <w:instrText xml:space="preserve"> PAGEREF _Toc229384955 \h </w:instrText>
             </w:r>
             <w:r>
               <w:rPr>
@@ -1368,9 +1459,10 @@
               <w:noProof/>
               <w:sz w:val="24"/>
               <w:szCs w:val="24"/>
+              <w:lang/>
             </w:rPr>
           </w:pPr>
-          <w:hyperlink w:anchor="_Toc228961542" w:history="1">
+          <w:hyperlink w:anchor="_Toc229384956" w:history="1">
             <w:r>
               <w:rPr>
                 <w:rStyle w:val="Hyperlink"/>
@@ -1398,7 +1490,7 @@
                 <w:noProof/>
                 <w:webHidden/>
               </w:rPr>
-              <w:instrText xml:space="preserve"> PAGEREF _Toc228961542 \h </w:instrText>
+              <w:instrText xml:space="preserve"> PAGEREF _Toc229384956 \h </w:instrText>
             </w:r>
             <w:r>
               <w:rPr>
@@ -1418,7 +1510,7 @@
                 <w:noProof/>
                 <w:webHidden/>
               </w:rPr>
-              <w:t>9</w:t>
+              <w:t>12</w:t>
             </w:r>
             <w:r>
               <w:rPr>
@@ -1440,9 +1532,10 @@
               <w:noProof/>
               <w:sz w:val="24"/>
               <w:szCs w:val="24"/>
+              <w:lang/>
             </w:rPr>
           </w:pPr>
-          <w:hyperlink w:anchor="_Toc228961543" w:history="1">
+          <w:hyperlink w:anchor="_Toc229384957" w:history="1">
             <w:r>
               <w:rPr>
                 <w:rStyle w:val="Hyperlink"/>
@@ -1470,7 +1563,7 @@
                 <w:noProof/>
                 <w:webHidden/>
               </w:rPr>
-              <w:instrText xml:space="preserve"> PAGEREF _Toc228961543 \h </w:instrText>
+              <w:instrText xml:space="preserve"> PAGEREF _Toc229384957 \h </w:instrText>
             </w:r>
             <w:r>
               <w:rPr>
@@ -1490,7 +1583,371 @@
                 <w:noProof/>
                 <w:webHidden/>
               </w:rPr>
-              <w:t>9</w:t>
+              <w:t>12</w:t>
+            </w:r>
+            <w:r>
+              <w:rPr>
+                <w:noProof/>
+                <w:webHidden/>
+              </w:rPr>
+              <w:fldChar w:fldCharType="end"/>
+            </w:r>
+          </w:hyperlink>
+        </w:p>
+        <w:p>
+          <w:pPr>
+            <w:pStyle w:val="TOC2"/>
+            <w:tabs>
+              <w:tab w:val="right" w:leader="dot" w:pos="9016"/>
+            </w:tabs>
+            <w:rPr>
+              <w:rFonts w:eastAsiaTheme="minorEastAsia"/>
+              <w:noProof/>
+              <w:sz w:val="24"/>
+              <w:szCs w:val="24"/>
+              <w:lang/>
+            </w:rPr>
+          </w:pPr>
+          <w:hyperlink w:anchor="_Toc229384958" w:history="1">
+            <w:r>
+              <w:rPr>
+                <w:rStyle w:val="Hyperlink"/>
+                <w:noProof/>
+                <w:lang w:val="en-US"/>
+              </w:rPr>
+              <w:t>Dashboard</w:t>
+            </w:r>
+            <w:r>
+              <w:rPr>
+                <w:noProof/>
+                <w:webHidden/>
+              </w:rPr>
+              <w:tab/>
+            </w:r>
+            <w:r>
+              <w:rPr>
+                <w:noProof/>
+                <w:webHidden/>
+              </w:rPr>
+              <w:fldChar w:fldCharType="begin"/>
+            </w:r>
+            <w:r>
+              <w:rPr>
+                <w:noProof/>
+                <w:webHidden/>
+              </w:rPr>
+              <w:instrText xml:space="preserve"> PAGEREF _Toc229384958 \h </w:instrText>
+            </w:r>
+            <w:r>
+              <w:rPr>
+                <w:noProof/>
+                <w:webHidden/>
+              </w:rPr>
+            </w:r>
+            <w:r>
+              <w:rPr>
+                <w:noProof/>
+                <w:webHidden/>
+              </w:rPr>
+              <w:fldChar w:fldCharType="separate"/>
+            </w:r>
+            <w:r>
+              <w:rPr>
+                <w:noProof/>
+                <w:webHidden/>
+              </w:rPr>
+              <w:t>12</w:t>
+            </w:r>
+            <w:r>
+              <w:rPr>
+                <w:noProof/>
+                <w:webHidden/>
+              </w:rPr>
+              <w:fldChar w:fldCharType="end"/>
+            </w:r>
+          </w:hyperlink>
+        </w:p>
+        <w:p>
+          <w:pPr>
+            <w:pStyle w:val="TOC2"/>
+            <w:tabs>
+              <w:tab w:val="right" w:leader="dot" w:pos="9016"/>
+            </w:tabs>
+            <w:rPr>
+              <w:rFonts w:eastAsiaTheme="minorEastAsia"/>
+              <w:noProof/>
+              <w:sz w:val="24"/>
+              <w:szCs w:val="24"/>
+              <w:lang/>
+            </w:rPr>
+          </w:pPr>
+          <w:hyperlink w:anchor="_Toc229384959" w:history="1">
+            <w:r>
+              <w:rPr>
+                <w:rStyle w:val="Hyperlink"/>
+                <w:noProof/>
+              </w:rPr>
+              <w:t>Tickets</w:t>
+            </w:r>
+            <w:r>
+              <w:rPr>
+                <w:noProof/>
+                <w:webHidden/>
+              </w:rPr>
+              <w:tab/>
+            </w:r>
+            <w:r>
+              <w:rPr>
+                <w:noProof/>
+                <w:webHidden/>
+              </w:rPr>
+              <w:fldChar w:fldCharType="begin"/>
+            </w:r>
+            <w:r>
+              <w:rPr>
+                <w:noProof/>
+                <w:webHidden/>
+              </w:rPr>
+              <w:instrText xml:space="preserve"> PAGEREF _Toc229384959 \h </w:instrText>
+            </w:r>
+            <w:r>
+              <w:rPr>
+                <w:noProof/>
+                <w:webHidden/>
+              </w:rPr>
+            </w:r>
+            <w:r>
+              <w:rPr>
+                <w:noProof/>
+                <w:webHidden/>
+              </w:rPr>
+              <w:fldChar w:fldCharType="separate"/>
+            </w:r>
+            <w:r>
+              <w:rPr>
+                <w:noProof/>
+                <w:webHidden/>
+              </w:rPr>
+              <w:t>12</w:t>
+            </w:r>
+            <w:r>
+              <w:rPr>
+                <w:noProof/>
+                <w:webHidden/>
+              </w:rPr>
+              <w:fldChar w:fldCharType="end"/>
+            </w:r>
+          </w:hyperlink>
+        </w:p>
+        <w:p>
+          <w:pPr>
+            <w:pStyle w:val="TOC2"/>
+            <w:tabs>
+              <w:tab w:val="right" w:leader="dot" w:pos="9016"/>
+            </w:tabs>
+            <w:rPr>
+              <w:rFonts w:eastAsiaTheme="minorEastAsia"/>
+              <w:noProof/>
+              <w:sz w:val="24"/>
+              <w:szCs w:val="24"/>
+              <w:lang/>
+            </w:rPr>
+          </w:pPr>
+          <w:hyperlink w:anchor="_Toc229384960" w:history="1">
+            <w:r>
+              <w:rPr>
+                <w:rStyle w:val="Hyperlink"/>
+                <w:noProof/>
+                <w:lang w:val="en-US"/>
+              </w:rPr>
+              <w:t>Articles</w:t>
+            </w:r>
+            <w:r>
+              <w:rPr>
+                <w:noProof/>
+                <w:webHidden/>
+              </w:rPr>
+              <w:tab/>
+            </w:r>
+            <w:r>
+              <w:rPr>
+                <w:noProof/>
+                <w:webHidden/>
+              </w:rPr>
+              <w:fldChar w:fldCharType="begin"/>
+            </w:r>
+            <w:r>
+              <w:rPr>
+                <w:noProof/>
+                <w:webHidden/>
+              </w:rPr>
+              <w:instrText xml:space="preserve"> PAGEREF _Toc229384960 \h </w:instrText>
+            </w:r>
+            <w:r>
+              <w:rPr>
+                <w:noProof/>
+                <w:webHidden/>
+              </w:rPr>
+            </w:r>
+            <w:r>
+              <w:rPr>
+                <w:noProof/>
+                <w:webHidden/>
+              </w:rPr>
+              <w:fldChar w:fldCharType="separate"/>
+            </w:r>
+            <w:r>
+              <w:rPr>
+                <w:noProof/>
+                <w:webHidden/>
+              </w:rPr>
+              <w:t>12</w:t>
+            </w:r>
+            <w:r>
+              <w:rPr>
+                <w:noProof/>
+                <w:webHidden/>
+              </w:rPr>
+              <w:fldChar w:fldCharType="end"/>
+            </w:r>
+          </w:hyperlink>
+        </w:p>
+        <w:p>
+          <w:pPr>
+            <w:pStyle w:val="TOC2"/>
+            <w:tabs>
+              <w:tab w:val="right" w:leader="dot" w:pos="9016"/>
+            </w:tabs>
+            <w:rPr>
+              <w:rFonts w:eastAsiaTheme="minorEastAsia"/>
+              <w:noProof/>
+              <w:sz w:val="24"/>
+              <w:szCs w:val="24"/>
+              <w:lang/>
+            </w:rPr>
+          </w:pPr>
+          <w:hyperlink w:anchor="_Toc229384961" w:history="1">
+            <w:r>
+              <w:rPr>
+                <w:rStyle w:val="Hyperlink"/>
+                <w:noProof/>
+                <w:lang w:val="en-US"/>
+              </w:rPr>
+              <w:t>SLA-management</w:t>
+            </w:r>
+            <w:r>
+              <w:rPr>
+                <w:noProof/>
+                <w:webHidden/>
+              </w:rPr>
+              <w:tab/>
+            </w:r>
+            <w:r>
+              <w:rPr>
+                <w:noProof/>
+                <w:webHidden/>
+              </w:rPr>
+              <w:fldChar w:fldCharType="begin"/>
+            </w:r>
+            <w:r>
+              <w:rPr>
+                <w:noProof/>
+                <w:webHidden/>
+              </w:rPr>
+              <w:instrText xml:space="preserve"> PAGEREF _Toc229384961 \h </w:instrText>
+            </w:r>
+            <w:r>
+              <w:rPr>
+                <w:noProof/>
+                <w:webHidden/>
+              </w:rPr>
+            </w:r>
+            <w:r>
+              <w:rPr>
+                <w:noProof/>
+                <w:webHidden/>
+              </w:rPr>
+              <w:fldChar w:fldCharType="separate"/>
+            </w:r>
+            <w:r>
+              <w:rPr>
+                <w:noProof/>
+                <w:webHidden/>
+              </w:rPr>
+              <w:t>12</w:t>
+            </w:r>
+            <w:r>
+              <w:rPr>
+                <w:noProof/>
+                <w:webHidden/>
+              </w:rPr>
+              <w:fldChar w:fldCharType="end"/>
+            </w:r>
+          </w:hyperlink>
+        </w:p>
+        <w:p>
+          <w:pPr>
+            <w:pStyle w:val="TOC2"/>
+            <w:tabs>
+              <w:tab w:val="right" w:leader="dot" w:pos="9016"/>
+            </w:tabs>
+            <w:rPr>
+              <w:rFonts w:eastAsiaTheme="minorEastAsia"/>
+              <w:noProof/>
+              <w:sz w:val="24"/>
+              <w:szCs w:val="24"/>
+              <w:lang/>
+            </w:rPr>
+          </w:pPr>
+          <w:hyperlink w:anchor="_Toc229384962" w:history="1">
+            <w:r>
+              <w:rPr>
+                <w:rStyle w:val="Hyperlink"/>
+                <w:noProof/>
+                <w:lang w:val="en-US"/>
+              </w:rPr>
+              <w:t>Contact</w:t>
+            </w:r>
+            <w:r>
+              <w:rPr>
+                <w:noProof/>
+                <w:webHidden/>
+              </w:rPr>
+              <w:tab/>
+            </w:r>
+            <w:r>
+              <w:rPr>
+                <w:noProof/>
+                <w:webHidden/>
+              </w:rPr>
+              <w:fldChar w:fldCharType="begin"/>
+            </w:r>
+            <w:r>
+              <w:rPr>
+                <w:noProof/>
+                <w:webHidden/>
+              </w:rPr>
+              <w:instrText xml:space="preserve"> PAGEREF _Toc229384962 \h </w:instrText>
+            </w:r>
+            <w:r>
+              <w:rPr>
+                <w:noProof/>
+                <w:webHidden/>
+              </w:rPr>
+            </w:r>
+            <w:r>
+              <w:rPr>
+                <w:noProof/>
+                <w:webHidden/>
+              </w:rPr>
+              <w:fldChar w:fldCharType="separate"/>
+            </w:r>
+            <w:r>
+              <w:rPr>
+                <w:noProof/>
+                <w:webHidden/>
+              </w:rPr>
+              <w:t>13</w:t>
             </w:r>
             <w:r>
               <w:rPr>
@@ -1512,9 +1969,10 @@
               <w:noProof/>
               <w:sz w:val="24"/>
               <w:szCs w:val="24"/>
+              <w:lang/>
             </w:rPr>
           </w:pPr>
-          <w:hyperlink w:anchor="_Toc228961544" w:history="1">
+          <w:hyperlink w:anchor="_Toc229384963" w:history="1">
             <w:r>
               <w:rPr>
                 <w:rStyle w:val="Hyperlink"/>
@@ -1542,7 +2000,7 @@
                 <w:noProof/>
                 <w:webHidden/>
               </w:rPr>
-              <w:instrText xml:space="preserve"> PAGEREF _Toc228961544 \h </w:instrText>
+              <w:instrText xml:space="preserve"> PAGEREF _Toc229384963 \h </w:instrText>
             </w:r>
             <w:r>
               <w:rPr>
@@ -1562,7 +2020,7 @@
                 <w:noProof/>
                 <w:webHidden/>
               </w:rPr>
-              <w:t>10</w:t>
+              <w:t>13</w:t>
             </w:r>
             <w:r>
               <w:rPr>
@@ -1584,9 +2042,10 @@
               <w:noProof/>
               <w:sz w:val="24"/>
               <w:szCs w:val="24"/>
+              <w:lang/>
             </w:rPr>
           </w:pPr>
-          <w:hyperlink w:anchor="_Toc228961545" w:history="1">
+          <w:hyperlink w:anchor="_Toc229384964" w:history="1">
             <w:r>
               <w:rPr>
                 <w:rStyle w:val="Hyperlink"/>
@@ -1614,7 +2073,7 @@
                 <w:noProof/>
                 <w:webHidden/>
               </w:rPr>
-              <w:instrText xml:space="preserve"> PAGEREF _Toc228961545 \h </w:instrText>
+              <w:instrText xml:space="preserve"> PAGEREF _Toc229384964 \h </w:instrText>
             </w:r>
             <w:r>
               <w:rPr>
@@ -1634,7 +2093,7 @@
                 <w:noProof/>
                 <w:webHidden/>
               </w:rPr>
-              <w:t>10</w:t>
+              <w:t>13</w:t>
             </w:r>
             <w:r>
               <w:rPr>
@@ -1656,9 +2115,10 @@
               <w:noProof/>
               <w:sz w:val="24"/>
               <w:szCs w:val="24"/>
+              <w:lang/>
             </w:rPr>
           </w:pPr>
-          <w:hyperlink w:anchor="_Toc228961546" w:history="1">
+          <w:hyperlink w:anchor="_Toc229384965" w:history="1">
             <w:r>
               <w:rPr>
                 <w:rStyle w:val="Hyperlink"/>
@@ -1686,7 +2146,7 @@
                 <w:noProof/>
                 <w:webHidden/>
               </w:rPr>
-              <w:instrText xml:space="preserve"> PAGEREF _Toc228961546 \h </w:instrText>
+              <w:instrText xml:space="preserve"> PAGEREF _Toc229384965 \h </w:instrText>
             </w:r>
             <w:r>
               <w:rPr>
@@ -1706,7 +2166,7 @@
                 <w:noProof/>
                 <w:webHidden/>
               </w:rPr>
-              <w:t>11</w:t>
+              <w:t>14</w:t>
             </w:r>
             <w:r>
               <w:rPr>
@@ -1749,7 +2209,7 @@
           <w:lang w:val="en-US"/>
         </w:rPr>
       </w:pPr>
-      <w:bookmarkStart w:id="0" w:name="_Toc228961524"/>
+      <w:bookmarkStart w:id="0" w:name="_Toc229384937"/>
       <w:r>
         <w:rPr>
           <w:lang w:val="en-US"/>
@@ -1805,7 +2265,7 @@
           <w:lang w:val="en-US"/>
         </w:rPr>
       </w:pPr>
-      <w:bookmarkStart w:id="1" w:name="_Toc228961525"/>
+      <w:bookmarkStart w:id="1" w:name="_Toc229384938"/>
       <w:r>
         <w:rPr>
           <w:lang w:val="en-US"/>
@@ -2113,7 +2573,7 @@
           <w:lang w:val="en-US"/>
         </w:rPr>
       </w:pPr>
-      <w:bookmarkStart w:id="2" w:name="_Toc228961526"/>
+      <w:bookmarkStart w:id="2" w:name="_Toc229384939"/>
       <w:r>
         <w:rPr>
           <w:lang w:val="en-US"/>
@@ -2130,7 +2590,7 @@
           <w:lang w:val="en-US"/>
         </w:rPr>
       </w:pPr>
-      <w:bookmarkStart w:id="3" w:name="_Toc228961527"/>
+      <w:bookmarkStart w:id="3" w:name="_Toc229384940"/>
       <w:r>
         <w:rPr>
           <w:lang w:val="en-US"/>
@@ -2258,7 +2718,7 @@
           <w:lang w:val="en-US"/>
         </w:rPr>
       </w:pPr>
-      <w:bookmarkStart w:id="4" w:name="_Toc228961528"/>
+      <w:bookmarkStart w:id="4" w:name="_Toc229384941"/>
       <w:r>
         <w:rPr>
           <w:lang w:val="en-US"/>
@@ -2310,7 +2770,7 @@
           <w:lang w:val="en-US"/>
         </w:rPr>
       </w:pPr>
-      <w:bookmarkStart w:id="5" w:name="_Toc228961529"/>
+      <w:bookmarkStart w:id="5" w:name="_Toc229384942"/>
       <w:r>
         <w:rPr>
           <w:lang w:val="en-US"/>
@@ -2358,7 +2818,7 @@
           <w:lang w:val="en-US"/>
         </w:rPr>
       </w:pPr>
-      <w:bookmarkStart w:id="6" w:name="_Toc228961530"/>
+      <w:bookmarkStart w:id="6" w:name="_Toc229384943"/>
       <w:r>
         <w:rPr>
           <w:lang w:val="en-US"/>
@@ -2387,7 +2847,7 @@
           <w:lang w:val="en-US"/>
         </w:rPr>
       </w:pPr>
-      <w:bookmarkStart w:id="7" w:name="_Toc228961531"/>
+      <w:bookmarkStart w:id="7" w:name="_Toc229384944"/>
       <w:r>
         <w:rPr>
           <w:lang w:val="en-US"/>
@@ -2858,7 +3318,7 @@
           <w:lang w:val="en-US"/>
         </w:rPr>
       </w:pPr>
-      <w:bookmarkStart w:id="8" w:name="_Toc228961532"/>
+      <w:bookmarkStart w:id="8" w:name="_Toc229384945"/>
       <w:r>
         <w:rPr>
           <w:lang w:val="en-US"/>
@@ -2913,7 +3373,7 @@
           <w:lang w:val="en-US"/>
         </w:rPr>
       </w:pPr>
-      <w:bookmarkStart w:id="9" w:name="_Toc228961533"/>
+      <w:bookmarkStart w:id="9" w:name="_Toc229384946"/>
       <w:r>
         <w:rPr>
           <w:lang w:val="en-US"/>
@@ -2981,7 +3441,7 @@
           <w:lang w:val="en-US"/>
         </w:rPr>
       </w:pPr>
-      <w:bookmarkStart w:id="10" w:name="_Toc228961534"/>
+      <w:bookmarkStart w:id="10" w:name="_Toc229384947"/>
       <w:r>
         <w:rPr>
           <w:lang w:val="en-US"/>
@@ -3012,38 +3472,335 @@
     </w:p>
     <w:p>
       <w:pPr>
-        <w:ind w:left="720" w:hanging="720"/>
-        <w:rPr>
-          <w:rFonts w:asciiTheme="majorHAnsi" w:eastAsiaTheme="majorEastAsia" w:hAnsiTheme="majorHAnsi" w:cstheme="majorBidi"/>
-          <w:color w:val="0F4761" w:themeColor="accent1" w:themeShade="BF"/>
-          <w:sz w:val="40"/>
-          <w:szCs w:val="40"/>
-          <w:lang w:val="en-US"/>
-        </w:rPr>
-      </w:pPr>
-      <w:r>
-        <w:rPr>
-          <w:lang w:val="en-US"/>
-        </w:rPr>
-        <w:br w:type="page"/>
-      </w:r>
-    </w:p>
-    <w:p>
-      <w:pPr>
         <w:pStyle w:val="Heading1"/>
         <w:rPr>
           <w:lang w:val="en-US"/>
         </w:rPr>
       </w:pPr>
-      <w:bookmarkStart w:id="11" w:name="_Toc228961535"/>
-      <w:r>
-        <w:rPr>
+      <w:bookmarkStart w:id="11" w:name="_Toc229384948"/>
+      <w:r>
+        <w:rPr>
+          <w:lang w:val="en-US"/>
+        </w:rPr>
+        <w:t>ITIL</w:t>
+      </w:r>
+      <w:bookmarkEnd w:id="11"/>
+    </w:p>
+    <w:p>
+      <w:pPr>
+        <w:rPr>
+          <w:b/>
+          <w:bCs/>
+          <w:lang w:val="en-US"/>
+        </w:rPr>
+      </w:pPr>
+      <w:r>
+        <w:rPr>
+          <w:b/>
+          <w:bCs/>
+          <w:lang w:val="en-US"/>
+        </w:rPr>
+        <w:t>Incident &amp; request management</w:t>
+      </w:r>
+    </w:p>
+    <w:p>
+      <w:pPr>
+        <w:rPr>
+          <w:lang w:val="en-US"/>
+        </w:rPr>
+      </w:pPr>
+      <w:r>
+        <w:rPr>
+          <w:lang w:val="en-US"/>
+        </w:rPr>
+        <w:t>The ticket system is the core. Users create tickets with priority, category, and description. Tickets flow through statuses (Open → In Progress → Resolved → Closed) with escalation support. Each ticket tracks the requester, assigned supporter, timestamps, and resolution time.</w:t>
+      </w:r>
+    </w:p>
+    <w:p>
+      <w:pPr>
+        <w:rPr>
+          <w:b/>
+          <w:bCs/>
+          <w:lang w:val="en-US"/>
+        </w:rPr>
+      </w:pPr>
+      <w:r>
+        <w:rPr>
+          <w:b/>
+          <w:bCs/>
+          <w:lang w:val="en-US"/>
+        </w:rPr>
+        <w:t>Service Level Agreements</w:t>
+      </w:r>
+    </w:p>
+    <w:p>
+      <w:pPr>
+        <w:rPr>
+          <w:lang w:val="en-US"/>
+        </w:rPr>
+      </w:pPr>
+      <w:r>
+        <w:rPr>
+          <w:lang w:val="en-US"/>
+        </w:rPr>
+        <w:t>The SLA Management page defines policies tied to ticket categories. Each SLA tracks response and resolve times, and the system monitors breach status. The dashboard shows held vs. breached SLAs, giving visibility into service level performance.</w:t>
+      </w:r>
+    </w:p>
+    <w:p>
+      <w:pPr>
+        <w:rPr>
+          <w:b/>
+          <w:bCs/>
+          <w:lang w:val="en-US"/>
+        </w:rPr>
+      </w:pPr>
+      <w:r>
+        <w:rPr>
+          <w:b/>
+          <w:bCs/>
+          <w:lang w:val="en-US"/>
+        </w:rPr>
+        <w:t>Knowledge Management</w:t>
+      </w:r>
+    </w:p>
+    <w:p>
+      <w:pPr>
+        <w:rPr>
+          <w:lang w:val="en-US"/>
+        </w:rPr>
+      </w:pPr>
+      <w:r>
+        <w:rPr>
+          <w:lang w:val="en-US"/>
+        </w:rPr>
+        <w:t>The Articles section functions as a knowledge base. This reduces repeat tickets by enabling self-service and helping supporters resolve issues faster.</w:t>
+      </w:r>
+    </w:p>
+    <w:p>
+      <w:pPr>
+        <w:rPr>
+          <w:lang w:val="en-US"/>
+        </w:rPr>
+      </w:pPr>
+    </w:p>
+    <w:p>
+      <w:pPr>
+        <w:rPr>
+          <w:lang w:val="en-US"/>
+        </w:rPr>
+      </w:pPr>
+    </w:p>
+    <w:p>
+      <w:pPr>
+        <w:rPr>
+          <w:b/>
+          <w:bCs/>
+          <w:lang w:val="en-US"/>
+        </w:rPr>
+      </w:pPr>
+      <w:r>
+        <w:rPr>
+          <w:b/>
+          <w:bCs/>
           <w:lang w:val="en-US"/>
         </w:rPr>
         <w:lastRenderedPageBreak/>
+        <w:t>Configuration Management</w:t>
+      </w:r>
+    </w:p>
+    <w:p>
+      <w:pPr>
+        <w:rPr>
+          <w:lang w:val="en-US"/>
+        </w:rPr>
+      </w:pPr>
+      <w:r>
+        <w:rPr>
+          <w:lang w:val="en-US"/>
+        </w:rPr>
+        <w:t xml:space="preserve">The Supporters section maintains the </w:t>
+      </w:r>
+      <w:r>
+        <w:rPr>
+          <w:lang w:val="en-US"/>
+        </w:rPr>
+        <w:t xml:space="preserve">configuration management database (CMDB) </w:t>
+      </w:r>
+      <w:r>
+        <w:rPr>
+          <w:lang w:val="en-US"/>
+        </w:rPr>
+        <w:t>equivalent: support staff roster with names, emails, and phone numbers for contact and assignment.</w:t>
+      </w:r>
+    </w:p>
+    <w:p>
+      <w:pPr>
+        <w:rPr>
+          <w:b/>
+          <w:bCs/>
+          <w:lang w:val="en-US"/>
+        </w:rPr>
+      </w:pPr>
+      <w:r>
+        <w:rPr>
+          <w:b/>
+          <w:bCs/>
+          <w:lang w:val="en-US"/>
+        </w:rPr>
+        <w:t>Service reporting &amp; metrics</w:t>
+      </w:r>
+    </w:p>
+    <w:p>
+      <w:pPr>
+        <w:rPr>
+          <w:lang w:val="en-US"/>
+        </w:rPr>
+      </w:pPr>
+      <w:r>
+        <w:rPr>
+          <w:lang w:val="en-US"/>
+        </w:rPr>
+        <w:t xml:space="preserve">The Dashboard </w:t>
+      </w:r>
+      <w:r>
+        <w:rPr>
+          <w:lang w:val="en-US"/>
+        </w:rPr>
+        <w:t>sums up</w:t>
+      </w:r>
+      <w:r>
+        <w:rPr>
+          <w:lang w:val="en-US"/>
+        </w:rPr>
+        <w:t xml:space="preserve"> ticket data: total tickets, </w:t>
+      </w:r>
+      <w:proofErr w:type="gramStart"/>
+      <w:r>
+        <w:rPr>
+          <w:lang w:val="en-US"/>
+        </w:rPr>
+        <w:t>held</w:t>
+      </w:r>
+      <w:proofErr w:type="gramEnd"/>
+      <w:r>
+        <w:rPr>
+          <w:lang w:val="en-US"/>
+        </w:rPr>
+        <w:t xml:space="preserve"> SLAs, breached SLAs, and </w:t>
+      </w:r>
+      <w:r>
+        <w:rPr>
+          <w:lang w:val="en-US"/>
+        </w:rPr>
+        <w:t>resolved</w:t>
+      </w:r>
+      <w:r>
+        <w:rPr>
+          <w:lang w:val="en-US"/>
+        </w:rPr>
+        <w:t xml:space="preserve"> </w:t>
+      </w:r>
+      <w:r>
+        <w:rPr>
+          <w:lang w:val="en-US"/>
+        </w:rPr>
+        <w:t>times. This gives leadership visibility into service quality and performance.</w:t>
+      </w:r>
+    </w:p>
+    <w:p>
+      <w:pPr>
+        <w:rPr>
+          <w:b/>
+          <w:bCs/>
+          <w:lang w:val="en-US"/>
+        </w:rPr>
+      </w:pPr>
+      <w:r>
+        <w:rPr>
+          <w:b/>
+          <w:bCs/>
+          <w:lang w:val="en-US"/>
+        </w:rPr>
+        <w:t>Activity Tracking</w:t>
+      </w:r>
+    </w:p>
+    <w:p>
+      <w:pPr>
+        <w:rPr>
+          <w:lang w:val="en-US"/>
+        </w:rPr>
+      </w:pPr>
+      <w:r>
+        <w:rPr>
+          <w:lang w:val="en-US"/>
+        </w:rPr>
+        <w:t>Comments on tickets create an audit trail of work done and decisions made, supporting</w:t>
+      </w:r>
+      <w:r>
+        <w:rPr>
+          <w:lang w:val="en-US"/>
+        </w:rPr>
+        <w:t xml:space="preserve"> </w:t>
+      </w:r>
+      <w:r>
+        <w:rPr>
+          <w:lang w:val="en-US"/>
+        </w:rPr>
+        <w:t>traceability.</w:t>
+      </w:r>
+    </w:p>
+    <w:p>
+      <w:pPr>
+        <w:rPr>
+          <w:lang w:val="en-US"/>
+        </w:rPr>
+      </w:pPr>
+      <w:r>
+        <w:rPr>
+          <w:lang w:val="en-US"/>
+        </w:rPr>
+        <w:t>The overall workflow is ITIL-compliant: requests come in as tickets → prioritized and categorized → assigned to supporters → tracked against SLAs → closed and measured → insights fed back to improve the knowledge base. It's a</w:t>
+      </w:r>
+      <w:r>
+        <w:rPr>
+          <w:lang w:val="en-US"/>
+        </w:rPr>
+        <w:t xml:space="preserve"> somewhat</w:t>
+      </w:r>
+      <w:r>
+        <w:rPr>
+          <w:lang w:val="en-US"/>
+        </w:rPr>
+        <w:t xml:space="preserve"> standard ITIL</w:t>
+      </w:r>
+      <w:r>
+        <w:rPr>
+          <w:lang w:val="en-US"/>
+        </w:rPr>
+        <w:t>-</w:t>
+      </w:r>
+      <w:r>
+        <w:rPr>
+          <w:lang w:val="en-US"/>
+        </w:rPr>
+        <w:t>service desk pattern.</w:t>
+      </w:r>
+    </w:p>
+    <w:p>
+      <w:pPr>
+        <w:pStyle w:val="Heading1"/>
+        <w:rPr>
+          <w:lang w:val="en-US"/>
+        </w:rPr>
+      </w:pPr>
+      <w:bookmarkStart w:id="12" w:name="_Toc229384949"/>
+      <w:r>
+        <w:rPr>
+          <w:lang w:val="en-US"/>
+        </w:rPr>
         <w:t>Diagrams</w:t>
       </w:r>
-      <w:bookmarkEnd w:id="11"/>
+      <w:bookmarkEnd w:id="12"/>
     </w:p>
     <w:p>
       <w:pPr>
@@ -3052,14 +3809,14 @@
           <w:lang w:val="en-US"/>
         </w:rPr>
       </w:pPr>
-      <w:bookmarkStart w:id="12" w:name="_Toc228961536"/>
+      <w:bookmarkStart w:id="13" w:name="_Toc229384950"/>
       <w:r>
         <w:rPr>
           <w:lang w:val="en-US"/>
         </w:rPr>
         <w:t>DB-Diagram</w:t>
       </w:r>
-      <w:bookmarkEnd w:id="12"/>
+      <w:bookmarkEnd w:id="13"/>
     </w:p>
     <w:p>
       <w:r>
@@ -3130,11 +3887,12 @@
           <w:lang w:val="en-US"/>
         </w:rPr>
       </w:pPr>
-      <w:bookmarkStart w:id="13" w:name="_Toc228961537"/>
-      <w:r>
-        <w:rPr>
-          <w:lang w:val="en-US"/>
-        </w:rPr>
+      <w:bookmarkStart w:id="14" w:name="_Toc229384951"/>
+      <w:r>
+        <w:rPr>
+          <w:lang w:val="en-US"/>
+        </w:rPr>
+        <w:lastRenderedPageBreak/>
         <w:t>Sequence-diagram</w:t>
       </w:r>
       <w:r>
@@ -3143,7 +3901,7 @@
         </w:rPr>
         <w:t xml:space="preserve"> (Create Ticket)</w:t>
       </w:r>
-      <w:bookmarkEnd w:id="13"/>
+      <w:bookmarkEnd w:id="14"/>
     </w:p>
     <w:p>
       <w:pPr>
@@ -3216,12 +3974,6 @@
           <w:lang w:val="en-US"/>
         </w:rPr>
       </w:pPr>
-      <w:r>
-        <w:rPr>
-          <w:lang w:val="en-US"/>
-        </w:rPr>
-        <w:br w:type="page"/>
-      </w:r>
     </w:p>
     <w:p>
       <w:pPr>
@@ -3230,15 +3982,14 @@
           <w:lang w:val="en-US"/>
         </w:rPr>
       </w:pPr>
-      <w:bookmarkStart w:id="14" w:name="_Toc228961538"/>
-      <w:r>
-        <w:rPr>
-          <w:lang w:val="en-US"/>
-        </w:rPr>
-        <w:lastRenderedPageBreak/>
+      <w:bookmarkStart w:id="15" w:name="_Toc229384952"/>
+      <w:r>
+        <w:rPr>
+          <w:lang w:val="en-US"/>
+        </w:rPr>
         <w:t>Component-diagram</w:t>
       </w:r>
-      <w:bookmarkEnd w:id="14"/>
+      <w:bookmarkEnd w:id="15"/>
     </w:p>
     <w:p>
       <w:pPr>
@@ -3314,7 +4065,7 @@
           <w:lang w:val="en-US"/>
         </w:rPr>
       </w:pPr>
-      <w:bookmarkStart w:id="15" w:name="_Toc228961539"/>
+      <w:bookmarkStart w:id="16" w:name="_Toc229384953"/>
       <w:r>
         <w:rPr>
           <w:lang w:val="en-US"/>
@@ -3322,7 +4073,7 @@
         <w:lastRenderedPageBreak/>
         <w:t>User Manuals</w:t>
       </w:r>
-      <w:bookmarkEnd w:id="15"/>
+      <w:bookmarkEnd w:id="16"/>
     </w:p>
     <w:p>
       <w:pPr>
@@ -3331,14 +4082,14 @@
           <w:lang w:val="en-US"/>
         </w:rPr>
       </w:pPr>
-      <w:bookmarkStart w:id="16" w:name="_Toc228961540"/>
+      <w:bookmarkStart w:id="17" w:name="_Toc229384954"/>
       <w:r>
         <w:rPr>
           <w:lang w:val="en-US"/>
         </w:rPr>
         <w:t>For users</w:t>
       </w:r>
-      <w:bookmarkEnd w:id="16"/>
+      <w:bookmarkEnd w:id="17"/>
     </w:p>
     <w:p>
       <w:pPr>
@@ -3861,12 +4612,6 @@
         </w:rPr>
         <w:t xml:space="preserve"> </w:t>
       </w:r>
-      <w:r>
-        <w:rPr>
-          <w:lang w:val="en-US"/>
-        </w:rPr>
-        <w:t xml:space="preserve"> </w:t>
-      </w:r>
     </w:p>
     <w:p>
       <w:pPr>
@@ -4107,7 +4852,7 @@
           <w:lang w:val="en-US"/>
         </w:rPr>
       </w:pPr>
-      <w:bookmarkStart w:id="17" w:name="_Toc228961541"/>
+      <w:bookmarkStart w:id="18" w:name="_Toc229384955"/>
       <w:r>
         <w:rPr>
           <w:lang w:val="en-US"/>
@@ -4115,107 +4860,1032 @@
         <w:lastRenderedPageBreak/>
         <w:t>For supporters</w:t>
       </w:r>
-      <w:bookmarkEnd w:id="17"/>
-    </w:p>
-    <w:p>
-      <w:pPr>
-        <w:rPr>
-          <w:lang w:val="en-US"/>
-        </w:rPr>
-      </w:pPr>
-    </w:p>
-    <w:p>
-      <w:pPr>
-        <w:pStyle w:val="Heading2"/>
-        <w:rPr>
-          <w:lang w:val="en-US"/>
-        </w:rPr>
-      </w:pPr>
-      <w:bookmarkStart w:id="18" w:name="_Toc228961542"/>
-      <w:r>
-        <w:rPr>
-          <w:lang w:val="en-US"/>
-        </w:rPr>
-        <w:t>FAQ</w:t>
-      </w:r>
       <w:bookmarkEnd w:id="18"/>
     </w:p>
     <w:p>
       <w:pPr>
-        <w:rPr>
-          <w:lang w:val="en-US"/>
-        </w:rPr>
-      </w:pPr>
-    </w:p>
-    <w:p>
-      <w:pPr>
-        <w:rPr>
-          <w:lang w:val="en-US"/>
-        </w:rPr>
-      </w:pPr>
-      <w:r>
-        <w:rPr>
-          <w:lang w:val="en-US"/>
-        </w:rPr>
-        <w:t>Continual Improvement &amp; Service Configuration Management.</w:t>
-      </w:r>
-    </w:p>
-    <w:p>
-      <w:pPr>
-        <w:rPr>
-          <w:lang w:val="en-US"/>
-        </w:rPr>
-      </w:pPr>
-      <w:r>
-        <w:rPr>
-          <w:lang w:val="en-US"/>
-        </w:rPr>
-        <w:t xml:space="preserve">Monitoring &amp; Event Management + Deployment Management. </w:t>
-      </w:r>
-    </w:p>
-    <w:p>
-      <w:pPr>
-        <w:rPr>
-          <w:lang w:val="en-US"/>
-        </w:rPr>
-      </w:pPr>
-      <w:r>
-        <w:rPr>
-          <w:lang w:val="en-US"/>
-        </w:rPr>
-        <w:t>Release Management</w:t>
-      </w:r>
-    </w:p>
-    <w:p>
-      <w:pPr>
-        <w:pStyle w:val="Heading1"/>
-        <w:rPr>
-          <w:lang w:val="en-US"/>
-        </w:rPr>
-      </w:pPr>
-      <w:bookmarkStart w:id="19" w:name="_Toc228961543"/>
-      <w:r>
-        <w:rPr>
-          <w:lang w:val="en-US"/>
-        </w:rPr>
-        <w:t>Lighthouse test</w:t>
-      </w:r>
-      <w:bookmarkEnd w:id="19"/>
-    </w:p>
-    <w:p>
-      <w:pPr>
-        <w:rPr>
-          <w:lang w:val="en-US"/>
-        </w:rPr>
-      </w:pPr>
+        <w:pStyle w:val="ListParagraph"/>
+        <w:numPr>
+          <w:ilvl w:val="0"/>
+          <w:numId w:val="9"/>
+        </w:numPr>
+        <w:rPr>
+          <w:lang w:val="en-US"/>
+        </w:rPr>
+      </w:pPr>
+      <w:r>
+        <w:rPr>
+          <w:lang w:val="en-US"/>
+        </w:rPr>
+        <w:t>Login to the system</w:t>
+      </w:r>
+    </w:p>
+    <w:p>
+      <w:pPr>
+        <w:pStyle w:val="ListParagraph"/>
+        <w:numPr>
+          <w:ilvl w:val="1"/>
+          <w:numId w:val="9"/>
+        </w:numPr>
+        <w:rPr>
+          <w:lang w:val="en-US"/>
+        </w:rPr>
+      </w:pPr>
+      <w:r>
+        <w:rPr>
+          <w:lang w:val="en-US"/>
+        </w:rPr>
+        <w:t>After logging in, you will be met with the dashboard of the system</w:t>
+      </w:r>
+    </w:p>
+    <w:p>
+      <w:pPr>
+        <w:pStyle w:val="ListParagraph"/>
+        <w:numPr>
+          <w:ilvl w:val="0"/>
+          <w:numId w:val="9"/>
+        </w:numPr>
+        <w:rPr>
+          <w:lang w:val="en-US"/>
+        </w:rPr>
+      </w:pPr>
+      <w:r>
+        <w:rPr>
+          <w:lang w:val="en-US"/>
+        </w:rPr>
+        <w:t>On the dashboard you can see the following:</w:t>
+      </w:r>
+    </w:p>
+    <w:p>
+      <w:pPr>
+        <w:rPr>
+          <w:lang w:val="en-US"/>
+        </w:rPr>
+      </w:pPr>
+      <w:r>
+        <w:rPr>
+          <w:lang w:val="en-US"/>
+        </w:rPr>
+        <w:drawing>
+          <wp:inline distT="0" distB="0" distL="0" distR="0" wp14:anchorId="189287BE" wp14:editId="117D5B45">
+            <wp:extent cx="5731510" cy="3115945"/>
+            <wp:effectExtent l="0" t="0" r="2540" b="8255"/>
+            <wp:docPr id="2021671018" name="Picture 1"/>
+            <wp:cNvGraphicFramePr>
+              <a:graphicFrameLocks xmlns:a="http://schemas.openxmlformats.org/drawingml/2006/main" noChangeAspect="1"/>
+            </wp:cNvGraphicFramePr>
+            <a:graphic xmlns:a="http://schemas.openxmlformats.org/drawingml/2006/main">
+              <a:graphicData uri="http://schemas.openxmlformats.org/drawingml/2006/picture">
+                <pic:pic xmlns:pic="http://schemas.openxmlformats.org/drawingml/2006/picture">
+                  <pic:nvPicPr>
+                    <pic:cNvPr id="2021671018" name=""/>
+                    <pic:cNvPicPr/>
+                  </pic:nvPicPr>
+                  <pic:blipFill>
+                    <a:blip r:embed="rId16"/>
+                    <a:stretch>
+                      <a:fillRect/>
+                    </a:stretch>
+                  </pic:blipFill>
+                  <pic:spPr>
+                    <a:xfrm>
+                      <a:off x="0" y="0"/>
+                      <a:ext cx="5731510" cy="3115945"/>
+                    </a:xfrm>
+                    <a:prstGeom prst="rect">
+                      <a:avLst/>
+                    </a:prstGeom>
+                  </pic:spPr>
+                </pic:pic>
+              </a:graphicData>
+            </a:graphic>
+          </wp:inline>
+        </w:drawing>
+      </w:r>
+    </w:p>
+    <w:p>
+      <w:pPr>
+        <w:pStyle w:val="ListParagraph"/>
+        <w:numPr>
+          <w:ilvl w:val="1"/>
+          <w:numId w:val="9"/>
+        </w:numPr>
+        <w:rPr>
+          <w:lang w:val="en-US"/>
+        </w:rPr>
+      </w:pPr>
+      <w:r>
+        <w:rPr>
+          <w:lang w:val="en-US"/>
+        </w:rPr>
+        <w:t>Navigation menu to each of the pages</w:t>
+      </w:r>
+    </w:p>
+    <w:p>
+      <w:pPr>
+        <w:pStyle w:val="ListParagraph"/>
+        <w:numPr>
+          <w:ilvl w:val="1"/>
+          <w:numId w:val="9"/>
+        </w:numPr>
+        <w:rPr>
+          <w:lang w:val="en-US"/>
+        </w:rPr>
+      </w:pPr>
+      <w:r>
+        <w:rPr>
+          <w:lang w:val="en-US"/>
+        </w:rPr>
+        <w:t>An overview of</w:t>
+      </w:r>
+    </w:p>
+    <w:p>
+      <w:pPr>
+        <w:pStyle w:val="ListParagraph"/>
+        <w:numPr>
+          <w:ilvl w:val="2"/>
+          <w:numId w:val="9"/>
+        </w:numPr>
+        <w:rPr>
+          <w:lang w:val="en-US"/>
+        </w:rPr>
+      </w:pPr>
+      <w:r>
+        <w:rPr>
+          <w:lang w:val="en-US"/>
+        </w:rPr>
+        <w:t>Assigned tickets, unassigned tickets and SLA overview</w:t>
+      </w:r>
+    </w:p>
+    <w:p>
+      <w:pPr>
+        <w:pStyle w:val="ListParagraph"/>
+        <w:numPr>
+          <w:ilvl w:val="2"/>
+          <w:numId w:val="9"/>
+        </w:numPr>
+        <w:rPr>
+          <w:lang w:val="en-US"/>
+        </w:rPr>
+      </w:pPr>
+      <w:r>
+        <w:rPr>
+          <w:lang w:val="en-US"/>
+        </w:rPr>
+        <w:t>Escalated and critical tickets</w:t>
+      </w:r>
+    </w:p>
+    <w:p>
+      <w:pPr>
+        <w:pStyle w:val="ListParagraph"/>
+        <w:numPr>
+          <w:ilvl w:val="2"/>
+          <w:numId w:val="9"/>
+        </w:numPr>
+        <w:rPr>
+          <w:lang w:val="en-US"/>
+        </w:rPr>
+      </w:pPr>
+      <w:r>
+        <w:rPr>
+          <w:lang w:val="en-US"/>
+        </w:rPr>
+        <w:t>Your assigned tickets</w:t>
+      </w:r>
+    </w:p>
+    <w:p>
+      <w:pPr>
+        <w:pStyle w:val="ListParagraph"/>
+        <w:numPr>
+          <w:ilvl w:val="2"/>
+          <w:numId w:val="9"/>
+        </w:numPr>
+        <w:rPr>
+          <w:lang w:val="en-US"/>
+        </w:rPr>
+      </w:pPr>
+      <w:r>
+        <w:rPr>
+          <w:lang w:val="en-US"/>
+        </w:rPr>
+        <w:t>And recent articles at the bottom</w:t>
+      </w:r>
+    </w:p>
+    <w:p>
+      <w:pPr>
+        <w:pStyle w:val="ListParagraph"/>
+        <w:numPr>
+          <w:ilvl w:val="0"/>
+          <w:numId w:val="9"/>
+        </w:numPr>
+        <w:rPr>
+          <w:lang w:val="en-US"/>
+        </w:rPr>
+      </w:pPr>
+      <w:r>
+        <w:rPr>
+          <w:lang w:val="en-US"/>
+        </w:rPr>
+        <w:t>On the ticket page you can do the following:</w:t>
+      </w:r>
+    </w:p>
+    <w:p>
+      <w:pPr>
+        <w:rPr>
+          <w:lang w:val="en-US"/>
+        </w:rPr>
+      </w:pPr>
+      <w:r>
+        <w:rPr>
+          <w:noProof/>
+          <w:lang w:val="en-US"/>
+        </w:rPr>
+        <w:drawing>
+          <wp:inline distT="0" distB="0" distL="0" distR="0" wp14:anchorId="0FFA714F" wp14:editId="622D33A2">
+            <wp:extent cx="5731510" cy="1553845"/>
+            <wp:effectExtent l="0" t="0" r="2540" b="8255"/>
+            <wp:docPr id="1038398935" name="Picture 1"/>
+            <wp:cNvGraphicFramePr>
+              <a:graphicFrameLocks xmlns:a="http://schemas.openxmlformats.org/drawingml/2006/main" noChangeAspect="1"/>
+            </wp:cNvGraphicFramePr>
+            <a:graphic xmlns:a="http://schemas.openxmlformats.org/drawingml/2006/main">
+              <a:graphicData uri="http://schemas.openxmlformats.org/drawingml/2006/picture">
+                <pic:pic xmlns:pic="http://schemas.openxmlformats.org/drawingml/2006/picture">
+                  <pic:nvPicPr>
+                    <pic:cNvPr id="566386978" name=""/>
+                    <pic:cNvPicPr/>
+                  </pic:nvPicPr>
+                  <pic:blipFill>
+                    <a:blip r:embed="rId12"/>
+                    <a:stretch>
+                      <a:fillRect/>
+                    </a:stretch>
+                  </pic:blipFill>
+                  <pic:spPr>
+                    <a:xfrm>
+                      <a:off x="0" y="0"/>
+                      <a:ext cx="5731510" cy="1553845"/>
+                    </a:xfrm>
+                    <a:prstGeom prst="rect">
+                      <a:avLst/>
+                    </a:prstGeom>
+                  </pic:spPr>
+                </pic:pic>
+              </a:graphicData>
+            </a:graphic>
+          </wp:inline>
+        </w:drawing>
+      </w:r>
+    </w:p>
+    <w:p>
+      <w:pPr>
+        <w:pStyle w:val="ListParagraph"/>
+        <w:numPr>
+          <w:ilvl w:val="1"/>
+          <w:numId w:val="9"/>
+        </w:numPr>
+        <w:rPr>
+          <w:lang w:val="en-US"/>
+        </w:rPr>
+      </w:pPr>
+      <w:r>
+        <w:rPr>
+          <w:lang w:val="en-US"/>
+        </w:rPr>
+        <w:t>Button to create a new ticket</w:t>
+      </w:r>
+    </w:p>
+    <w:p>
+      <w:pPr>
+        <w:pStyle w:val="ListParagraph"/>
+        <w:numPr>
+          <w:ilvl w:val="1"/>
+          <w:numId w:val="9"/>
+        </w:numPr>
+        <w:rPr>
+          <w:lang w:val="en-US"/>
+        </w:rPr>
+      </w:pPr>
+      <w:r>
+        <w:rPr>
+          <w:lang w:val="en-US"/>
+        </w:rPr>
+        <w:t>Filtering and search options</w:t>
+      </w:r>
+    </w:p>
+    <w:p>
+      <w:pPr>
+        <w:pStyle w:val="ListParagraph"/>
+        <w:numPr>
+          <w:ilvl w:val="1"/>
+          <w:numId w:val="9"/>
+        </w:numPr>
+        <w:rPr>
+          <w:lang w:val="en-US"/>
+        </w:rPr>
+      </w:pPr>
+      <w:r>
+        <w:rPr>
+          <w:lang w:val="en-US"/>
+        </w:rPr>
+        <w:t>A list of tickets, with the ability to open each individual ticket for more information.</w:t>
+      </w:r>
+    </w:p>
+    <w:p>
+      <w:pPr>
+        <w:rPr>
+          <w:lang w:val="en-US"/>
+        </w:rPr>
+      </w:pPr>
+      <w:r>
+        <w:rPr>
+          <w:lang w:val="en-US"/>
+        </w:rPr>
+        <w:br w:type="page"/>
+      </w:r>
+    </w:p>
+    <w:p>
+      <w:pPr>
+        <w:pStyle w:val="ListParagraph"/>
+        <w:numPr>
+          <w:ilvl w:val="0"/>
+          <w:numId w:val="9"/>
+        </w:numPr>
+        <w:rPr>
+          <w:lang w:val="en-US"/>
+        </w:rPr>
+      </w:pPr>
+      <w:r>
+        <w:rPr>
+          <w:lang w:val="en-US"/>
+        </w:rPr>
+        <w:lastRenderedPageBreak/>
+        <w:t>When clicking the new ticket button you need to submit the following form:</w:t>
+      </w:r>
+    </w:p>
+    <w:p>
+      <w:pPr>
+        <w:pStyle w:val="ListParagraph"/>
+        <w:numPr>
+          <w:ilvl w:val="1"/>
+          <w:numId w:val="9"/>
+        </w:numPr>
+        <w:rPr>
+          <w:lang w:val="en-US"/>
+        </w:rPr>
+      </w:pPr>
+      <w:r>
+        <w:rPr>
+          <w:noProof/>
+          <w:lang w:val="en-US"/>
+        </w:rPr>
+        <w:drawing>
+          <wp:anchor distT="0" distB="0" distL="114300" distR="114300" simplePos="0" relativeHeight="251660288" behindDoc="1" locked="0" layoutInCell="1" allowOverlap="1" wp14:anchorId="3C132A09" wp14:editId="464076C2">
+            <wp:simplePos x="0" y="0"/>
+            <wp:positionH relativeFrom="margin">
+              <wp:align>right</wp:align>
+            </wp:positionH>
+            <wp:positionV relativeFrom="paragraph">
+              <wp:posOffset>6350</wp:posOffset>
+            </wp:positionV>
+            <wp:extent cx="2419350" cy="3132455"/>
+            <wp:effectExtent l="0" t="0" r="0" b="0"/>
+            <wp:wrapNone/>
+            <wp:docPr id="1609086981" name="Picture 1"/>
+            <wp:cNvGraphicFramePr>
+              <a:graphicFrameLocks xmlns:a="http://schemas.openxmlformats.org/drawingml/2006/main" noChangeAspect="1"/>
+            </wp:cNvGraphicFramePr>
+            <a:graphic xmlns:a="http://schemas.openxmlformats.org/drawingml/2006/main">
+              <a:graphicData uri="http://schemas.openxmlformats.org/drawingml/2006/picture">
+                <pic:pic xmlns:pic="http://schemas.openxmlformats.org/drawingml/2006/picture">
+                  <pic:nvPicPr>
+                    <pic:cNvPr id="114048587" name=""/>
+                    <pic:cNvPicPr/>
+                  </pic:nvPicPr>
+                  <pic:blipFill>
+                    <a:blip r:embed="rId13" cstate="print">
+                      <a:extLst>
+                        <a:ext uri="{28A0092B-C50C-407E-A947-70E740481C1C}">
+                          <a14:useLocalDpi xmlns:a14="http://schemas.microsoft.com/office/drawing/2010/main" val="0"/>
+                        </a:ext>
+                      </a:extLst>
+                    </a:blip>
+                    <a:stretch>
+                      <a:fillRect/>
+                    </a:stretch>
+                  </pic:blipFill>
+                  <pic:spPr>
+                    <a:xfrm>
+                      <a:off x="0" y="0"/>
+                      <a:ext cx="2419350" cy="3132455"/>
+                    </a:xfrm>
+                    <a:prstGeom prst="rect">
+                      <a:avLst/>
+                    </a:prstGeom>
+                  </pic:spPr>
+                </pic:pic>
+              </a:graphicData>
+            </a:graphic>
+            <wp14:sizeRelH relativeFrom="page">
+              <wp14:pctWidth>0</wp14:pctWidth>
+            </wp14:sizeRelH>
+            <wp14:sizeRelV relativeFrom="page">
+              <wp14:pctHeight>0</wp14:pctHeight>
+            </wp14:sizeRelV>
+          </wp:anchor>
+        </w:drawing>
+      </w:r>
+      <w:r>
+        <w:rPr>
+          <w:lang w:val="en-US"/>
+        </w:rPr>
+        <w:t>Ticket Title</w:t>
+      </w:r>
+    </w:p>
+    <w:p>
+      <w:pPr>
+        <w:pStyle w:val="ListParagraph"/>
+        <w:numPr>
+          <w:ilvl w:val="1"/>
+          <w:numId w:val="9"/>
+        </w:numPr>
+        <w:rPr>
+          <w:lang w:val="en-US"/>
+        </w:rPr>
+      </w:pPr>
+      <w:r>
+        <w:rPr>
+          <w:lang w:val="en-US"/>
+        </w:rPr>
+        <w:t>Ticket Description</w:t>
+      </w:r>
+    </w:p>
+    <w:p>
+      <w:pPr>
+        <w:pStyle w:val="ListParagraph"/>
+        <w:numPr>
+          <w:ilvl w:val="1"/>
+          <w:numId w:val="9"/>
+        </w:numPr>
+        <w:rPr>
+          <w:lang w:val="en-US"/>
+        </w:rPr>
+      </w:pPr>
+      <w:r>
+        <w:rPr>
+          <w:lang w:val="en-US"/>
+        </w:rPr>
+        <w:t>Category</w:t>
+      </w:r>
+    </w:p>
+    <w:p>
+      <w:pPr>
+        <w:pStyle w:val="ListParagraph"/>
+        <w:numPr>
+          <w:ilvl w:val="1"/>
+          <w:numId w:val="9"/>
+        </w:numPr>
+        <w:rPr>
+          <w:lang w:val="en-US"/>
+        </w:rPr>
+      </w:pPr>
+      <w:r>
+        <w:rPr>
+          <w:lang w:val="en-US"/>
+        </w:rPr>
+        <w:t>Priority</w:t>
+      </w:r>
+    </w:p>
+    <w:p>
+      <w:pPr>
+        <w:pStyle w:val="ListParagraph"/>
+        <w:numPr>
+          <w:ilvl w:val="1"/>
+          <w:numId w:val="9"/>
+        </w:numPr>
+        <w:rPr>
+          <w:lang w:val="en-US"/>
+        </w:rPr>
+      </w:pPr>
+      <w:r>
+        <w:rPr>
+          <w:lang w:val="en-US"/>
+        </w:rPr>
+        <w:t xml:space="preserve">You can then click the </w:t>
+      </w:r>
+      <w:proofErr w:type="gramStart"/>
+      <w:r>
+        <w:rPr>
+          <w:lang w:val="en-US"/>
+        </w:rPr>
+        <w:t>create ticket</w:t>
+      </w:r>
+      <w:proofErr w:type="gramEnd"/>
+    </w:p>
+    <w:p>
+      <w:pPr>
+        <w:pStyle w:val="ListParagraph"/>
+        <w:ind w:left="1440"/>
+        <w:rPr>
+          <w:lang w:val="en-US"/>
+        </w:rPr>
+      </w:pPr>
+      <w:r>
+        <w:rPr>
+          <w:lang w:val="en-US"/>
+        </w:rPr>
+        <w:t>button to finish your submission</w:t>
+      </w:r>
+    </w:p>
+    <w:p>
+      <w:pPr>
+        <w:rPr>
+          <w:lang w:val="en-US"/>
+        </w:rPr>
+      </w:pPr>
+    </w:p>
+    <w:p>
+      <w:pPr>
+        <w:rPr>
+          <w:lang w:val="en-US"/>
+        </w:rPr>
+      </w:pPr>
+    </w:p>
+    <w:p>
+      <w:pPr>
+        <w:rPr>
+          <w:lang w:val="en-US"/>
+        </w:rPr>
+      </w:pPr>
+    </w:p>
+    <w:p>
+      <w:pPr>
+        <w:rPr>
+          <w:lang w:val="en-US"/>
+        </w:rPr>
+      </w:pPr>
+    </w:p>
+    <w:p>
+      <w:pPr>
+        <w:rPr>
+          <w:lang w:val="en-US"/>
+        </w:rPr>
+      </w:pPr>
+    </w:p>
+    <w:p>
+      <w:pPr>
+        <w:rPr>
+          <w:lang w:val="en-US"/>
+        </w:rPr>
+      </w:pPr>
+    </w:p>
+    <w:p>
+      <w:pPr>
+        <w:rPr>
+          <w:lang w:val="en-US"/>
+        </w:rPr>
+      </w:pPr>
+    </w:p>
+    <w:p>
+      <w:pPr>
+        <w:pStyle w:val="ListParagraph"/>
+        <w:numPr>
+          <w:ilvl w:val="0"/>
+          <w:numId w:val="9"/>
+        </w:numPr>
+        <w:rPr>
+          <w:lang w:val="en-US"/>
+        </w:rPr>
+      </w:pPr>
+      <w:r>
+        <w:rPr>
+          <w:lang w:val="en-US"/>
+        </w:rPr>
+        <w:t>If you access a ticket, you can comment or edit the ticket on the following page:</w:t>
+      </w:r>
+    </w:p>
+    <w:p>
+      <w:pPr>
+        <w:rPr>
+          <w:lang w:val="en-US"/>
+        </w:rPr>
+      </w:pPr>
+    </w:p>
+    <w:p>
+      <w:pPr>
+        <w:pStyle w:val="ListParagraph"/>
+        <w:numPr>
+          <w:ilvl w:val="1"/>
+          <w:numId w:val="9"/>
+        </w:numPr>
+        <w:rPr>
+          <w:lang w:val="en-US"/>
+        </w:rPr>
+      </w:pPr>
+      <w:r>
+        <w:rPr>
+          <w:lang w:val="en-US"/>
+        </w:rPr>
+        <w:t>D</w:t>
+      </w:r>
+    </w:p>
+    <w:p>
+      <w:pPr>
+        <w:pStyle w:val="ListParagraph"/>
+        <w:numPr>
+          <w:ilvl w:val="1"/>
+          <w:numId w:val="9"/>
+        </w:numPr>
+        <w:rPr>
+          <w:lang w:val="en-US"/>
+        </w:rPr>
+      </w:pPr>
+      <w:r>
+        <w:rPr>
+          <w:lang w:val="en-US"/>
+        </w:rPr>
+        <w:t>D</w:t>
+      </w:r>
+    </w:p>
+    <w:p>
+      <w:pPr>
+        <w:pStyle w:val="ListParagraph"/>
+        <w:numPr>
+          <w:ilvl w:val="1"/>
+          <w:numId w:val="9"/>
+        </w:numPr>
+        <w:rPr>
+          <w:lang w:val="en-US"/>
+        </w:rPr>
+      </w:pPr>
+      <w:r>
+        <w:rPr>
+          <w:lang w:val="en-US"/>
+        </w:rPr>
+        <w:t>D</w:t>
+      </w:r>
+    </w:p>
+    <w:p>
+      <w:pPr>
+        <w:pStyle w:val="ListParagraph"/>
+        <w:numPr>
+          <w:ilvl w:val="1"/>
+          <w:numId w:val="9"/>
+        </w:numPr>
+        <w:rPr>
+          <w:lang w:val="en-US"/>
+        </w:rPr>
+      </w:pPr>
+      <w:r>
+        <w:rPr>
+          <w:lang w:val="en-US"/>
+        </w:rPr>
+        <w:t>d</w:t>
+      </w:r>
+    </w:p>
+    <w:p>
+      <w:pPr>
+        <w:pStyle w:val="ListParagraph"/>
+        <w:numPr>
+          <w:ilvl w:val="0"/>
+          <w:numId w:val="9"/>
+        </w:numPr>
+        <w:rPr>
+          <w:lang w:val="en-US"/>
+        </w:rPr>
+      </w:pPr>
+      <w:r>
+        <w:rPr>
+          <w:lang w:val="en-US"/>
+        </w:rPr>
+        <w:t xml:space="preserve">If you enter the article pages you will be able to access all available articles with quick guides on how to fix common issues. </w:t>
+      </w:r>
+    </w:p>
+    <w:p>
+      <w:pPr>
+        <w:rPr>
+          <w:lang w:val="en-US"/>
+        </w:rPr>
+      </w:pPr>
+      <w:r>
+        <w:rPr>
+          <w:noProof/>
+          <w:lang w:val="en-US"/>
+        </w:rPr>
+        <w:drawing>
+          <wp:inline distT="0" distB="0" distL="0" distR="0" wp14:anchorId="300FD159" wp14:editId="2739E713">
+            <wp:extent cx="5731510" cy="1755775"/>
+            <wp:effectExtent l="0" t="0" r="2540" b="0"/>
+            <wp:docPr id="1188693597" name="Picture 1"/>
+            <wp:cNvGraphicFramePr>
+              <a:graphicFrameLocks xmlns:a="http://schemas.openxmlformats.org/drawingml/2006/main" noChangeAspect="1"/>
+            </wp:cNvGraphicFramePr>
+            <a:graphic xmlns:a="http://schemas.openxmlformats.org/drawingml/2006/main">
+              <a:graphicData uri="http://schemas.openxmlformats.org/drawingml/2006/picture">
+                <pic:pic xmlns:pic="http://schemas.openxmlformats.org/drawingml/2006/picture">
+                  <pic:nvPicPr>
+                    <pic:cNvPr id="2027018470" name=""/>
+                    <pic:cNvPicPr/>
+                  </pic:nvPicPr>
+                  <pic:blipFill>
+                    <a:blip r:embed="rId14"/>
+                    <a:stretch>
+                      <a:fillRect/>
+                    </a:stretch>
+                  </pic:blipFill>
+                  <pic:spPr>
+                    <a:xfrm>
+                      <a:off x="0" y="0"/>
+                      <a:ext cx="5731510" cy="1755775"/>
+                    </a:xfrm>
+                    <a:prstGeom prst="rect">
+                      <a:avLst/>
+                    </a:prstGeom>
+                  </pic:spPr>
+                </pic:pic>
+              </a:graphicData>
+            </a:graphic>
+          </wp:inline>
+        </w:drawing>
+      </w:r>
+    </w:p>
+    <w:p>
+      <w:pPr>
+        <w:rPr>
+          <w:lang w:val="en-US"/>
+        </w:rPr>
+      </w:pPr>
+      <w:r>
+        <w:rPr>
+          <w:lang w:val="en-US"/>
+        </w:rPr>
+        <w:br w:type="page"/>
+      </w:r>
+    </w:p>
+    <w:p>
+      <w:pPr>
+        <w:pStyle w:val="ListParagraph"/>
+        <w:numPr>
+          <w:ilvl w:val="0"/>
+          <w:numId w:val="9"/>
+        </w:numPr>
+        <w:rPr>
+          <w:lang w:val="en-US"/>
+        </w:rPr>
+      </w:pPr>
+      <w:r>
+        <w:rPr>
+          <w:lang w:val="en-US"/>
+        </w:rPr>
+        <w:lastRenderedPageBreak/>
+        <w:t>If you enter SLA-management, you can do the following:</w:t>
+      </w:r>
+    </w:p>
+    <w:p>
+      <w:pPr>
+        <w:rPr>
+          <w:lang w:val="en-US"/>
+        </w:rPr>
+      </w:pPr>
+      <w:r>
+        <w:rPr>
+          <w:lang w:val="en-US"/>
+        </w:rPr>
+        <w:drawing>
+          <wp:inline distT="0" distB="0" distL="0" distR="0" wp14:anchorId="5444C988" wp14:editId="03352962">
+            <wp:extent cx="5731510" cy="2542540"/>
+            <wp:effectExtent l="0" t="0" r="2540" b="0"/>
+            <wp:docPr id="1380903311" name="Picture 1"/>
+            <wp:cNvGraphicFramePr>
+              <a:graphicFrameLocks xmlns:a="http://schemas.openxmlformats.org/drawingml/2006/main" noChangeAspect="1"/>
+            </wp:cNvGraphicFramePr>
+            <a:graphic xmlns:a="http://schemas.openxmlformats.org/drawingml/2006/main">
+              <a:graphicData uri="http://schemas.openxmlformats.org/drawingml/2006/picture">
+                <pic:pic xmlns:pic="http://schemas.openxmlformats.org/drawingml/2006/picture">
+                  <pic:nvPicPr>
+                    <pic:cNvPr id="1380903311" name=""/>
+                    <pic:cNvPicPr/>
+                  </pic:nvPicPr>
+                  <pic:blipFill>
+                    <a:blip r:embed="rId17"/>
+                    <a:stretch>
+                      <a:fillRect/>
+                    </a:stretch>
+                  </pic:blipFill>
+                  <pic:spPr>
+                    <a:xfrm>
+                      <a:off x="0" y="0"/>
+                      <a:ext cx="5731510" cy="2542540"/>
+                    </a:xfrm>
+                    <a:prstGeom prst="rect">
+                      <a:avLst/>
+                    </a:prstGeom>
+                  </pic:spPr>
+                </pic:pic>
+              </a:graphicData>
+            </a:graphic>
+          </wp:inline>
+        </w:drawing>
+      </w:r>
+    </w:p>
+    <w:p>
+      <w:pPr>
+        <w:pStyle w:val="ListParagraph"/>
+        <w:numPr>
+          <w:ilvl w:val="1"/>
+          <w:numId w:val="9"/>
+        </w:numPr>
+        <w:rPr>
+          <w:lang w:val="en-US"/>
+        </w:rPr>
+      </w:pPr>
+      <w:r>
+        <w:rPr>
+          <w:lang w:val="en-US"/>
+        </w:rPr>
+        <w:t>See an overview of the SLA services</w:t>
+      </w:r>
+    </w:p>
+    <w:p>
+      <w:pPr>
+        <w:pStyle w:val="ListParagraph"/>
+        <w:numPr>
+          <w:ilvl w:val="1"/>
+          <w:numId w:val="9"/>
+        </w:numPr>
+        <w:rPr>
+          <w:lang w:val="en-US"/>
+        </w:rPr>
+      </w:pPr>
+      <w:r>
+        <w:rPr>
+          <w:lang w:val="en-US"/>
+        </w:rPr>
+        <w:t>Click the create button to add a new SLA</w:t>
+      </w:r>
+      <w:r>
+        <w:rPr>
+          <w:lang w:val="en-US"/>
+        </w:rPr>
+        <w:t>, as shown below.</w:t>
+      </w:r>
+    </w:p>
+    <w:p>
+      <w:pPr>
+        <w:rPr>
+          <w:lang w:val="en-US"/>
+        </w:rPr>
+      </w:pPr>
+      <w:r>
+        <w:rPr>
+          <w:lang w:val="en-US"/>
+        </w:rPr>
+        <w:drawing>
+          <wp:inline distT="0" distB="0" distL="0" distR="0" wp14:anchorId="62B40860" wp14:editId="4B3CFADC">
+            <wp:extent cx="5731510" cy="1007745"/>
+            <wp:effectExtent l="0" t="0" r="2540" b="1905"/>
+            <wp:docPr id="320695020" name="Picture 1"/>
+            <wp:cNvGraphicFramePr>
+              <a:graphicFrameLocks xmlns:a="http://schemas.openxmlformats.org/drawingml/2006/main" noChangeAspect="1"/>
+            </wp:cNvGraphicFramePr>
+            <a:graphic xmlns:a="http://schemas.openxmlformats.org/drawingml/2006/main">
+              <a:graphicData uri="http://schemas.openxmlformats.org/drawingml/2006/picture">
+                <pic:pic xmlns:pic="http://schemas.openxmlformats.org/drawingml/2006/picture">
+                  <pic:nvPicPr>
+                    <pic:cNvPr id="320695020" name=""/>
+                    <pic:cNvPicPr/>
+                  </pic:nvPicPr>
+                  <pic:blipFill>
+                    <a:blip r:embed="rId18"/>
+                    <a:stretch>
+                      <a:fillRect/>
+                    </a:stretch>
+                  </pic:blipFill>
+                  <pic:spPr>
+                    <a:xfrm>
+                      <a:off x="0" y="0"/>
+                      <a:ext cx="5731510" cy="1007745"/>
+                    </a:xfrm>
+                    <a:prstGeom prst="rect">
+                      <a:avLst/>
+                    </a:prstGeom>
+                  </pic:spPr>
+                </pic:pic>
+              </a:graphicData>
+            </a:graphic>
+          </wp:inline>
+        </w:drawing>
+      </w:r>
+    </w:p>
+    <w:p>
+      <w:pPr>
+        <w:pStyle w:val="ListParagraph"/>
+        <w:numPr>
+          <w:ilvl w:val="0"/>
+          <w:numId w:val="9"/>
+        </w:numPr>
+        <w:rPr>
+          <w:lang w:val="en-US"/>
+        </w:rPr>
+      </w:pPr>
+      <w:r>
+        <w:rPr>
+          <w:lang w:val="en-US"/>
+        </w:rPr>
+        <w:t>The contact page has the following:</w:t>
+      </w:r>
+    </w:p>
+    <w:p>
+      <w:pPr>
+        <w:rPr>
+          <w:lang w:val="en-US"/>
+        </w:rPr>
+      </w:pPr>
+      <w:r>
+        <w:rPr>
+          <w:noProof/>
+          <w:lang w:val="en-US"/>
+        </w:rPr>
+        <w:drawing>
+          <wp:inline distT="0" distB="0" distL="0" distR="0" wp14:anchorId="4F5B48AB" wp14:editId="7BFFA64D">
+            <wp:extent cx="3927744" cy="2165350"/>
+            <wp:effectExtent l="0" t="0" r="0" b="6350"/>
+            <wp:docPr id="254095677" name="Picture 1"/>
+            <wp:cNvGraphicFramePr>
+              <a:graphicFrameLocks xmlns:a="http://schemas.openxmlformats.org/drawingml/2006/main" noChangeAspect="1"/>
+            </wp:cNvGraphicFramePr>
+            <a:graphic xmlns:a="http://schemas.openxmlformats.org/drawingml/2006/main">
+              <a:graphicData uri="http://schemas.openxmlformats.org/drawingml/2006/picture">
+                <pic:pic xmlns:pic="http://schemas.openxmlformats.org/drawingml/2006/picture">
+                  <pic:nvPicPr>
+                    <pic:cNvPr id="859689264" name=""/>
+                    <pic:cNvPicPr/>
+                  </pic:nvPicPr>
+                  <pic:blipFill>
+                    <a:blip r:embed="rId15"/>
+                    <a:stretch>
+                      <a:fillRect/>
+                    </a:stretch>
+                  </pic:blipFill>
+                  <pic:spPr>
+                    <a:xfrm>
+                      <a:off x="0" y="0"/>
+                      <a:ext cx="3942639" cy="2173562"/>
+                    </a:xfrm>
+                    <a:prstGeom prst="rect">
+                      <a:avLst/>
+                    </a:prstGeom>
+                  </pic:spPr>
+                </pic:pic>
+              </a:graphicData>
+            </a:graphic>
+          </wp:inline>
+        </w:drawing>
+      </w:r>
+    </w:p>
+    <w:p>
+      <w:pPr>
+        <w:pStyle w:val="ListParagraph"/>
+        <w:numPr>
+          <w:ilvl w:val="1"/>
+          <w:numId w:val="9"/>
+        </w:numPr>
+        <w:rPr>
+          <w:lang w:val="en-US"/>
+        </w:rPr>
+      </w:pPr>
+      <w:r>
+        <w:rPr>
+          <w:lang w:val="en-US"/>
+        </w:rPr>
+        <w:t>A card for each supporter. You can contact this supporter directly on the phone or click the contact button for direct email.</w:t>
+      </w:r>
+    </w:p>
+    <w:p>
+      <w:pPr>
+        <w:pStyle w:val="ListParagraph"/>
+        <w:numPr>
+          <w:ilvl w:val="1"/>
+          <w:numId w:val="9"/>
+        </w:numPr>
+        <w:rPr>
+          <w:lang w:val="en-US"/>
+        </w:rPr>
+      </w:pPr>
+      <w:r>
+        <w:rPr>
+          <w:lang w:val="en-US"/>
+        </w:rPr>
+        <w:t>A general information email that doesn’t require a specific supporter.</w:t>
+      </w:r>
     </w:p>
     <w:p>
       <w:pPr>
         <w:rPr>
           <w:rFonts w:asciiTheme="majorHAnsi" w:eastAsiaTheme="majorEastAsia" w:hAnsiTheme="majorHAnsi" w:cstheme="majorBidi"/>
           <w:color w:val="0F4761" w:themeColor="accent1" w:themeShade="BF"/>
-          <w:sz w:val="40"/>
-          <w:szCs w:val="40"/>
+          <w:sz w:val="32"/>
+          <w:szCs w:val="32"/>
           <w:lang w:val="en-US"/>
         </w:rPr>
       </w:pPr>
@@ -4228,20 +5898,450 @@
     </w:p>
     <w:p>
       <w:pPr>
+        <w:pStyle w:val="Heading2"/>
+        <w:rPr>
+          <w:lang w:val="en-US"/>
+        </w:rPr>
+      </w:pPr>
+      <w:bookmarkStart w:id="19" w:name="_Toc229384956"/>
+      <w:r>
+        <w:rPr>
+          <w:lang w:val="en-US"/>
+        </w:rPr>
+        <w:lastRenderedPageBreak/>
+        <w:t>FAQ</w:t>
+      </w:r>
+      <w:bookmarkEnd w:id="19"/>
+    </w:p>
+    <w:p>
+      <w:pPr>
+        <w:rPr>
+          <w:lang w:val="en-US"/>
+        </w:rPr>
+      </w:pPr>
+    </w:p>
+    <w:p>
+      <w:pPr>
+        <w:rPr>
+          <w:lang w:val="en-US"/>
+        </w:rPr>
+      </w:pPr>
+      <w:r>
+        <w:rPr>
+          <w:lang w:val="en-US"/>
+        </w:rPr>
+        <w:t>Continual Improvement &amp; Service Configuration Management.</w:t>
+      </w:r>
+    </w:p>
+    <w:p>
+      <w:pPr>
+        <w:rPr>
+          <w:lang w:val="en-US"/>
+        </w:rPr>
+      </w:pPr>
+      <w:r>
+        <w:rPr>
+          <w:lang w:val="en-US"/>
+        </w:rPr>
+        <w:t xml:space="preserve">Monitoring &amp; Event Management + Deployment Management. </w:t>
+      </w:r>
+    </w:p>
+    <w:p>
+      <w:pPr>
+        <w:rPr>
+          <w:lang w:val="en-US"/>
+        </w:rPr>
+      </w:pPr>
+      <w:r>
+        <w:rPr>
+          <w:lang w:val="en-US"/>
+        </w:rPr>
+        <w:t>Release Management</w:t>
+      </w:r>
+    </w:p>
+    <w:p>
+      <w:pPr>
         <w:pStyle w:val="Heading1"/>
         <w:rPr>
           <w:lang w:val="en-US"/>
         </w:rPr>
       </w:pPr>
-      <w:bookmarkStart w:id="20" w:name="_Toc228961544"/>
+      <w:bookmarkStart w:id="20" w:name="_Toc229384957"/>
+      <w:r>
+        <w:rPr>
+          <w:lang w:val="en-US"/>
+        </w:rPr>
+        <w:t>Lighthouse test</w:t>
+      </w:r>
+      <w:bookmarkEnd w:id="20"/>
+    </w:p>
+    <w:p>
+      <w:pPr>
+        <w:pStyle w:val="Heading2"/>
+        <w:rPr>
+          <w:lang w:val="en-US"/>
+        </w:rPr>
+      </w:pPr>
+      <w:bookmarkStart w:id="21" w:name="_Toc229384958"/>
+      <w:r>
+        <w:rPr>
+          <w:lang w:val="en-US"/>
+        </w:rPr>
+        <w:t>Dashboard</w:t>
+      </w:r>
+      <w:bookmarkEnd w:id="21"/>
+    </w:p>
+    <w:p>
+      <w:pPr>
+        <w:rPr>
+          <w:lang w:val="en-US"/>
+        </w:rPr>
+      </w:pPr>
+      <w:r>
+        <w:rPr>
+          <w:lang w:val="en-US"/>
+        </w:rPr>
+        <w:drawing>
+          <wp:inline distT="0" distB="0" distL="0" distR="0" wp14:anchorId="2AE4800F" wp14:editId="6C857D81">
+            <wp:extent cx="5731510" cy="1217930"/>
+            <wp:effectExtent l="0" t="0" r="2540" b="1270"/>
+            <wp:docPr id="1253274130" name="Picture 1"/>
+            <wp:cNvGraphicFramePr>
+              <a:graphicFrameLocks xmlns:a="http://schemas.openxmlformats.org/drawingml/2006/main" noChangeAspect="1"/>
+            </wp:cNvGraphicFramePr>
+            <a:graphic xmlns:a="http://schemas.openxmlformats.org/drawingml/2006/main">
+              <a:graphicData uri="http://schemas.openxmlformats.org/drawingml/2006/picture">
+                <pic:pic xmlns:pic="http://schemas.openxmlformats.org/drawingml/2006/picture">
+                  <pic:nvPicPr>
+                    <pic:cNvPr id="1253274130" name=""/>
+                    <pic:cNvPicPr/>
+                  </pic:nvPicPr>
+                  <pic:blipFill>
+                    <a:blip r:embed="rId19"/>
+                    <a:stretch>
+                      <a:fillRect/>
+                    </a:stretch>
+                  </pic:blipFill>
+                  <pic:spPr>
+                    <a:xfrm>
+                      <a:off x="0" y="0"/>
+                      <a:ext cx="5731510" cy="1217930"/>
+                    </a:xfrm>
+                    <a:prstGeom prst="rect">
+                      <a:avLst/>
+                    </a:prstGeom>
+                  </pic:spPr>
+                </pic:pic>
+              </a:graphicData>
+            </a:graphic>
+          </wp:inline>
+        </w:drawing>
+      </w:r>
+    </w:p>
+    <w:p>
+      <w:pPr>
+        <w:rPr>
+          <w:lang w:val="en-US"/>
+        </w:rPr>
+      </w:pPr>
+      <w:bookmarkStart w:id="22" w:name="_Toc229384959"/>
+      <w:r>
+        <w:rPr>
+          <w:rStyle w:val="Heading2Char"/>
+        </w:rPr>
+        <w:t>Tickets</w:t>
+      </w:r>
+      <w:bookmarkEnd w:id="22"/>
+      <w:r>
+        <w:rPr>
+          <w:lang w:val="en-US"/>
+        </w:rPr>
+        <w:drawing>
+          <wp:inline distT="0" distB="0" distL="0" distR="0" wp14:anchorId="492B00EF" wp14:editId="548C3718">
+            <wp:extent cx="5731510" cy="1259840"/>
+            <wp:effectExtent l="0" t="0" r="2540" b="0"/>
+            <wp:docPr id="1905496461" name="Picture 1"/>
+            <wp:cNvGraphicFramePr>
+              <a:graphicFrameLocks xmlns:a="http://schemas.openxmlformats.org/drawingml/2006/main" noChangeAspect="1"/>
+            </wp:cNvGraphicFramePr>
+            <a:graphic xmlns:a="http://schemas.openxmlformats.org/drawingml/2006/main">
+              <a:graphicData uri="http://schemas.openxmlformats.org/drawingml/2006/picture">
+                <pic:pic xmlns:pic="http://schemas.openxmlformats.org/drawingml/2006/picture">
+                  <pic:nvPicPr>
+                    <pic:cNvPr id="1905496461" name=""/>
+                    <pic:cNvPicPr/>
+                  </pic:nvPicPr>
+                  <pic:blipFill>
+                    <a:blip r:embed="rId20"/>
+                    <a:stretch>
+                      <a:fillRect/>
+                    </a:stretch>
+                  </pic:blipFill>
+                  <pic:spPr>
+                    <a:xfrm>
+                      <a:off x="0" y="0"/>
+                      <a:ext cx="5731510" cy="1259840"/>
+                    </a:xfrm>
+                    <a:prstGeom prst="rect">
+                      <a:avLst/>
+                    </a:prstGeom>
+                  </pic:spPr>
+                </pic:pic>
+              </a:graphicData>
+            </a:graphic>
+          </wp:inline>
+        </w:drawing>
+      </w:r>
+    </w:p>
+    <w:p>
+      <w:pPr>
+        <w:pStyle w:val="Heading2"/>
+        <w:rPr>
+          <w:lang w:val="en-US"/>
+        </w:rPr>
+      </w:pPr>
+      <w:bookmarkStart w:id="23" w:name="_Toc229384960"/>
+      <w:r>
+        <w:rPr>
+          <w:lang w:val="en-US"/>
+        </w:rPr>
+        <w:t>Articles</w:t>
+      </w:r>
+      <w:bookmarkEnd w:id="23"/>
+    </w:p>
+    <w:p>
+      <w:pPr>
+        <w:rPr>
+          <w:lang w:val="en-US"/>
+        </w:rPr>
+      </w:pPr>
+      <w:r>
+        <w:rPr>
+          <w:lang w:val="en-US"/>
+        </w:rPr>
+        <w:drawing>
+          <wp:inline distT="0" distB="0" distL="0" distR="0" wp14:anchorId="68F752F3" wp14:editId="4FDB3E66">
+            <wp:extent cx="5731510" cy="1178560"/>
+            <wp:effectExtent l="0" t="0" r="2540" b="2540"/>
+            <wp:docPr id="1299697198" name="Picture 1"/>
+            <wp:cNvGraphicFramePr>
+              <a:graphicFrameLocks xmlns:a="http://schemas.openxmlformats.org/drawingml/2006/main" noChangeAspect="1"/>
+            </wp:cNvGraphicFramePr>
+            <a:graphic xmlns:a="http://schemas.openxmlformats.org/drawingml/2006/main">
+              <a:graphicData uri="http://schemas.openxmlformats.org/drawingml/2006/picture">
+                <pic:pic xmlns:pic="http://schemas.openxmlformats.org/drawingml/2006/picture">
+                  <pic:nvPicPr>
+                    <pic:cNvPr id="1299697198" name=""/>
+                    <pic:cNvPicPr/>
+                  </pic:nvPicPr>
+                  <pic:blipFill>
+                    <a:blip r:embed="rId21"/>
+                    <a:stretch>
+                      <a:fillRect/>
+                    </a:stretch>
+                  </pic:blipFill>
+                  <pic:spPr>
+                    <a:xfrm>
+                      <a:off x="0" y="0"/>
+                      <a:ext cx="5731510" cy="1178560"/>
+                    </a:xfrm>
+                    <a:prstGeom prst="rect">
+                      <a:avLst/>
+                    </a:prstGeom>
+                  </pic:spPr>
+                </pic:pic>
+              </a:graphicData>
+            </a:graphic>
+          </wp:inline>
+        </w:drawing>
+      </w:r>
+    </w:p>
+    <w:p>
+      <w:pPr>
+        <w:pStyle w:val="Heading2"/>
+        <w:rPr>
+          <w:lang w:val="en-US"/>
+        </w:rPr>
+      </w:pPr>
+      <w:bookmarkStart w:id="24" w:name="_Toc229384961"/>
+      <w:r>
+        <w:rPr>
+          <w:lang w:val="en-US"/>
+        </w:rPr>
+        <w:t>SLA-management</w:t>
+      </w:r>
+      <w:bookmarkEnd w:id="24"/>
+    </w:p>
+    <w:p>
+      <w:pPr>
+        <w:rPr>
+          <w:lang w:val="en-US"/>
+        </w:rPr>
+      </w:pPr>
+      <w:r>
+        <w:rPr>
+          <w:lang w:val="en-US"/>
+        </w:rPr>
+        <w:drawing>
+          <wp:inline distT="0" distB="0" distL="0" distR="0" wp14:anchorId="7EE3E0C8" wp14:editId="7231A2C9">
+            <wp:extent cx="5731510" cy="1115060"/>
+            <wp:effectExtent l="0" t="0" r="2540" b="8890"/>
+            <wp:docPr id="170443716" name="Picture 1"/>
+            <wp:cNvGraphicFramePr>
+              <a:graphicFrameLocks xmlns:a="http://schemas.openxmlformats.org/drawingml/2006/main" noChangeAspect="1"/>
+            </wp:cNvGraphicFramePr>
+            <a:graphic xmlns:a="http://schemas.openxmlformats.org/drawingml/2006/main">
+              <a:graphicData uri="http://schemas.openxmlformats.org/drawingml/2006/picture">
+                <pic:pic xmlns:pic="http://schemas.openxmlformats.org/drawingml/2006/picture">
+                  <pic:nvPicPr>
+                    <pic:cNvPr id="170443716" name=""/>
+                    <pic:cNvPicPr/>
+                  </pic:nvPicPr>
+                  <pic:blipFill>
+                    <a:blip r:embed="rId22"/>
+                    <a:stretch>
+                      <a:fillRect/>
+                    </a:stretch>
+                  </pic:blipFill>
+                  <pic:spPr>
+                    <a:xfrm>
+                      <a:off x="0" y="0"/>
+                      <a:ext cx="5731510" cy="1115060"/>
+                    </a:xfrm>
+                    <a:prstGeom prst="rect">
+                      <a:avLst/>
+                    </a:prstGeom>
+                  </pic:spPr>
+                </pic:pic>
+              </a:graphicData>
+            </a:graphic>
+          </wp:inline>
+        </w:drawing>
+      </w:r>
+      <w:r>
+        <w:rPr>
+          <w:lang w:val="en-US"/>
+        </w:rPr>
+        <w:t xml:space="preserve"> </w:t>
+      </w:r>
+    </w:p>
+    <w:p>
+      <w:pPr>
+        <w:rPr>
+          <w:lang w:val="en-US"/>
+        </w:rPr>
+      </w:pPr>
+    </w:p>
+    <w:p>
+      <w:pPr>
+        <w:pStyle w:val="Heading2"/>
+        <w:rPr>
+          <w:lang w:val="en-US"/>
+        </w:rPr>
+      </w:pPr>
+      <w:bookmarkStart w:id="25" w:name="_Toc229384962"/>
       <w:r>
         <w:rPr>
           <w:lang w:val="en-US"/>
         </w:rPr>
         <w:lastRenderedPageBreak/>
+        <w:t>Contact</w:t>
+      </w:r>
+      <w:bookmarkEnd w:id="25"/>
+    </w:p>
+    <w:p>
+      <w:pPr>
+        <w:rPr>
+          <w:lang w:val="en-US"/>
+        </w:rPr>
+      </w:pPr>
+      <w:r>
+        <w:rPr>
+          <w:lang w:val="en-US"/>
+        </w:rPr>
+        <w:drawing>
+          <wp:inline distT="0" distB="0" distL="0" distR="0" wp14:anchorId="40FD7239" wp14:editId="4DA1CD56">
+            <wp:extent cx="5731510" cy="1273810"/>
+            <wp:effectExtent l="0" t="0" r="2540" b="2540"/>
+            <wp:docPr id="211715167" name="Picture 1"/>
+            <wp:cNvGraphicFramePr>
+              <a:graphicFrameLocks xmlns:a="http://schemas.openxmlformats.org/drawingml/2006/main" noChangeAspect="1"/>
+            </wp:cNvGraphicFramePr>
+            <a:graphic xmlns:a="http://schemas.openxmlformats.org/drawingml/2006/main">
+              <a:graphicData uri="http://schemas.openxmlformats.org/drawingml/2006/picture">
+                <pic:pic xmlns:pic="http://schemas.openxmlformats.org/drawingml/2006/picture">
+                  <pic:nvPicPr>
+                    <pic:cNvPr id="211715167" name=""/>
+                    <pic:cNvPicPr/>
+                  </pic:nvPicPr>
+                  <pic:blipFill>
+                    <a:blip r:embed="rId23"/>
+                    <a:stretch>
+                      <a:fillRect/>
+                    </a:stretch>
+                  </pic:blipFill>
+                  <pic:spPr>
+                    <a:xfrm>
+                      <a:off x="0" y="0"/>
+                      <a:ext cx="5731510" cy="1273810"/>
+                    </a:xfrm>
+                    <a:prstGeom prst="rect">
+                      <a:avLst/>
+                    </a:prstGeom>
+                  </pic:spPr>
+                </pic:pic>
+              </a:graphicData>
+            </a:graphic>
+          </wp:inline>
+        </w:drawing>
+      </w:r>
+    </w:p>
+    <w:p>
+      <w:pPr>
+        <w:rPr>
+          <w:sz w:val="32"/>
+          <w:szCs w:val="32"/>
+          <w:lang w:val="en-US"/>
+        </w:rPr>
+      </w:pPr>
+      <w:r>
+        <w:rPr>
+          <w:lang w:val="en-US"/>
+        </w:rPr>
+        <w:t xml:space="preserve">There is a layout shift issue with my </w:t>
+      </w:r>
+      <w:proofErr w:type="spellStart"/>
+      <w:proofErr w:type="gramStart"/>
+      <w:r>
+        <w:rPr>
+          <w:lang w:val="en-US"/>
+        </w:rPr>
+        <w:t>div.information</w:t>
+      </w:r>
+      <w:proofErr w:type="spellEnd"/>
+      <w:proofErr w:type="gramEnd"/>
+      <w:r>
+        <w:rPr>
+          <w:lang w:val="en-US"/>
+        </w:rPr>
+        <w:t>-section that I haven’t been able to figure out entirely.</w:t>
+      </w:r>
+    </w:p>
+    <w:p>
+      <w:pPr>
+        <w:pStyle w:val="Heading1"/>
+        <w:rPr>
+          <w:lang w:val="en-US"/>
+        </w:rPr>
+      </w:pPr>
+      <w:bookmarkStart w:id="26" w:name="_Toc229384963"/>
+      <w:r>
+        <w:rPr>
+          <w:lang w:val="en-US"/>
+        </w:rPr>
         <w:t>Retrospective</w:t>
       </w:r>
-      <w:bookmarkEnd w:id="20"/>
+      <w:bookmarkEnd w:id="26"/>
     </w:p>
     <w:p>
       <w:pPr>
@@ -4369,14 +6469,14 @@
           <w:lang w:val="en-US"/>
         </w:rPr>
       </w:pPr>
-      <w:bookmarkStart w:id="21" w:name="_Toc228961545"/>
+      <w:bookmarkStart w:id="27" w:name="_Toc229384964"/>
       <w:r>
         <w:rPr>
           <w:lang w:val="en-US"/>
         </w:rPr>
         <w:t>Conclusion</w:t>
       </w:r>
-      <w:bookmarkEnd w:id="21"/>
+      <w:bookmarkEnd w:id="27"/>
     </w:p>
     <w:p>
       <w:pPr>
@@ -4405,7 +6505,7 @@
           <w:lang w:val="en-US"/>
         </w:rPr>
       </w:pPr>
-      <w:bookmarkStart w:id="22" w:name="_Toc228961546"/>
+      <w:bookmarkStart w:id="28" w:name="_Toc229384965"/>
       <w:r>
         <w:rPr>
           <w:lang w:val="en-US"/>
@@ -4419,7 +6519,7 @@
         </w:rPr>
         <w:t>Dependency setup</w:t>
       </w:r>
-      <w:bookmarkEnd w:id="22"/>
+      <w:bookmarkEnd w:id="28"/>
     </w:p>
     <w:p>
       <w:pPr>
@@ -4459,7 +6559,7 @@
         </w:rPr>
         <w:t xml:space="preserve"> </w:t>
       </w:r>
-      <w:hyperlink r:id="rId16" w:history="1">
+      <w:hyperlink r:id="rId24" w:history="1">
         <w:r>
           <w:rPr>
             <w:rStyle w:val="Hyperlink"/>
@@ -4483,8 +6583,8 @@
       </w:pPr>
     </w:p>
     <w:sectPr>
-      <w:headerReference w:type="default" r:id="rId17"/>
-      <w:footerReference w:type="default" r:id="rId18"/>
+      <w:headerReference w:type="default" r:id="rId25"/>
+      <w:footerReference w:type="default" r:id="rId26"/>
       <w:pgSz w:w="11906" w:h="16838"/>
       <w:pgMar w:top="1440" w:right="1440" w:bottom="1440" w:left="1440" w:header="708" w:footer="708" w:gutter="0"/>
       <w:cols w:space="708"/>
@@ -5062,6 +7162,97 @@
     </w:lvl>
   </w:abstractNum>
   <w:abstractNum w:abstractNumId="4" w15:restartNumberingAfterBreak="0">
+    <w:nsid w:val="380B3E76"/>
+    <w:multiLevelType w:val="hybridMultilevel"/>
+    <w:tmpl w:val="FBE2C43E"/>
+    <w:lvl w:ilvl="0" w:tplc="E3609830">
+      <w:start w:val="1"/>
+      <w:numFmt w:val="decimal"/>
+      <w:lvlText w:val="%1)"/>
+      <w:lvlJc w:val="left"/>
+      <w:pPr>
+        <w:ind w:left="720" w:hanging="360"/>
+      </w:pPr>
+      <w:rPr>
+        <w:rFonts w:asciiTheme="minorHAnsi" w:eastAsiaTheme="minorHAnsi" w:hAnsiTheme="minorHAnsi" w:cstheme="minorBidi" w:hint="default"/>
+        <w:color w:val="auto"/>
+        <w:sz w:val="22"/>
+      </w:rPr>
+    </w:lvl>
+    <w:lvl w:ilvl="1" w:tplc="10000019" w:tentative="1">
+      <w:start w:val="1"/>
+      <w:numFmt w:val="lowerLetter"/>
+      <w:lvlText w:val="%2."/>
+      <w:lvlJc w:val="left"/>
+      <w:pPr>
+        <w:ind w:left="1440" w:hanging="360"/>
+      </w:pPr>
+    </w:lvl>
+    <w:lvl w:ilvl="2" w:tplc="1000001B" w:tentative="1">
+      <w:start w:val="1"/>
+      <w:numFmt w:val="lowerRoman"/>
+      <w:lvlText w:val="%3."/>
+      <w:lvlJc w:val="right"/>
+      <w:pPr>
+        <w:ind w:left="2160" w:hanging="180"/>
+      </w:pPr>
+    </w:lvl>
+    <w:lvl w:ilvl="3" w:tplc="1000000F" w:tentative="1">
+      <w:start w:val="1"/>
+      <w:numFmt w:val="decimal"/>
+      <w:lvlText w:val="%4."/>
+      <w:lvlJc w:val="left"/>
+      <w:pPr>
+        <w:ind w:left="2880" w:hanging="360"/>
+      </w:pPr>
+    </w:lvl>
+    <w:lvl w:ilvl="4" w:tplc="10000019" w:tentative="1">
+      <w:start w:val="1"/>
+      <w:numFmt w:val="lowerLetter"/>
+      <w:lvlText w:val="%5."/>
+      <w:lvlJc w:val="left"/>
+      <w:pPr>
+        <w:ind w:left="3600" w:hanging="360"/>
+      </w:pPr>
+    </w:lvl>
+    <w:lvl w:ilvl="5" w:tplc="1000001B" w:tentative="1">
+      <w:start w:val="1"/>
+      <w:numFmt w:val="lowerRoman"/>
+      <w:lvlText w:val="%6."/>
+      <w:lvlJc w:val="right"/>
+      <w:pPr>
+        <w:ind w:left="4320" w:hanging="180"/>
+      </w:pPr>
+    </w:lvl>
+    <w:lvl w:ilvl="6" w:tplc="1000000F" w:tentative="1">
+      <w:start w:val="1"/>
+      <w:numFmt w:val="decimal"/>
+      <w:lvlText w:val="%7."/>
+      <w:lvlJc w:val="left"/>
+      <w:pPr>
+        <w:ind w:left="5040" w:hanging="360"/>
+      </w:pPr>
+    </w:lvl>
+    <w:lvl w:ilvl="7" w:tplc="10000019" w:tentative="1">
+      <w:start w:val="1"/>
+      <w:numFmt w:val="lowerLetter"/>
+      <w:lvlText w:val="%8."/>
+      <w:lvlJc w:val="left"/>
+      <w:pPr>
+        <w:ind w:left="5760" w:hanging="360"/>
+      </w:pPr>
+    </w:lvl>
+    <w:lvl w:ilvl="8" w:tplc="1000001B" w:tentative="1">
+      <w:start w:val="1"/>
+      <w:numFmt w:val="lowerRoman"/>
+      <w:lvlText w:val="%9."/>
+      <w:lvlJc w:val="right"/>
+      <w:pPr>
+        <w:ind w:left="6480" w:hanging="180"/>
+      </w:pPr>
+    </w:lvl>
+  </w:abstractNum>
+  <w:abstractNum w:abstractNumId="5" w15:restartNumberingAfterBreak="0">
     <w:nsid w:val="41A17EFF"/>
     <w:multiLevelType w:val="hybridMultilevel"/>
     <w:tmpl w:val="DB3C48C4"/>
@@ -5175,7 +7366,7 @@
       </w:rPr>
     </w:lvl>
   </w:abstractNum>
-  <w:abstractNum w:abstractNumId="5" w15:restartNumberingAfterBreak="0">
+  <w:abstractNum w:abstractNumId="6" w15:restartNumberingAfterBreak="0">
     <w:nsid w:val="5C7E14D3"/>
     <w:multiLevelType w:val="hybridMultilevel"/>
     <w:tmpl w:val="2F6A784A"/>
@@ -5288,7 +7479,96 @@
       </w:rPr>
     </w:lvl>
   </w:abstractNum>
-  <w:abstractNum w:abstractNumId="6" w15:restartNumberingAfterBreak="0">
+  <w:abstractNum w:abstractNumId="7" w15:restartNumberingAfterBreak="0">
+    <w:nsid w:val="5E1C1B04"/>
+    <w:multiLevelType w:val="hybridMultilevel"/>
+    <w:tmpl w:val="A1D4EECA"/>
+    <w:lvl w:ilvl="0" w:tplc="FFFFFFFF">
+      <w:start w:val="1"/>
+      <w:numFmt w:val="decimal"/>
+      <w:lvlText w:val="%1)"/>
+      <w:lvlJc w:val="left"/>
+      <w:pPr>
+        <w:ind w:left="720" w:hanging="360"/>
+      </w:pPr>
+      <w:rPr>
+        <w:rFonts w:hint="default"/>
+      </w:rPr>
+    </w:lvl>
+    <w:lvl w:ilvl="1" w:tplc="FFFFFFFF">
+      <w:start w:val="1"/>
+      <w:numFmt w:val="lowerLetter"/>
+      <w:lvlText w:val="%2."/>
+      <w:lvlJc w:val="left"/>
+      <w:pPr>
+        <w:ind w:left="1440" w:hanging="360"/>
+      </w:pPr>
+    </w:lvl>
+    <w:lvl w:ilvl="2" w:tplc="FFFFFFFF">
+      <w:start w:val="1"/>
+      <w:numFmt w:val="lowerRoman"/>
+      <w:lvlText w:val="%3."/>
+      <w:lvlJc w:val="right"/>
+      <w:pPr>
+        <w:ind w:left="2160" w:hanging="180"/>
+      </w:pPr>
+    </w:lvl>
+    <w:lvl w:ilvl="3" w:tplc="FFFFFFFF" w:tentative="1">
+      <w:start w:val="1"/>
+      <w:numFmt w:val="decimal"/>
+      <w:lvlText w:val="%4."/>
+      <w:lvlJc w:val="left"/>
+      <w:pPr>
+        <w:ind w:left="2880" w:hanging="360"/>
+      </w:pPr>
+    </w:lvl>
+    <w:lvl w:ilvl="4" w:tplc="FFFFFFFF" w:tentative="1">
+      <w:start w:val="1"/>
+      <w:numFmt w:val="lowerLetter"/>
+      <w:lvlText w:val="%5."/>
+      <w:lvlJc w:val="left"/>
+      <w:pPr>
+        <w:ind w:left="3600" w:hanging="360"/>
+      </w:pPr>
+    </w:lvl>
+    <w:lvl w:ilvl="5" w:tplc="FFFFFFFF" w:tentative="1">
+      <w:start w:val="1"/>
+      <w:numFmt w:val="lowerRoman"/>
+      <w:lvlText w:val="%6."/>
+      <w:lvlJc w:val="right"/>
+      <w:pPr>
+        <w:ind w:left="4320" w:hanging="180"/>
+      </w:pPr>
+    </w:lvl>
+    <w:lvl w:ilvl="6" w:tplc="FFFFFFFF" w:tentative="1">
+      <w:start w:val="1"/>
+      <w:numFmt w:val="decimal"/>
+      <w:lvlText w:val="%7."/>
+      <w:lvlJc w:val="left"/>
+      <w:pPr>
+        <w:ind w:left="5040" w:hanging="360"/>
+      </w:pPr>
+    </w:lvl>
+    <w:lvl w:ilvl="7" w:tplc="FFFFFFFF" w:tentative="1">
+      <w:start w:val="1"/>
+      <w:numFmt w:val="lowerLetter"/>
+      <w:lvlText w:val="%8."/>
+      <w:lvlJc w:val="left"/>
+      <w:pPr>
+        <w:ind w:left="5760" w:hanging="360"/>
+      </w:pPr>
+    </w:lvl>
+    <w:lvl w:ilvl="8" w:tplc="FFFFFFFF" w:tentative="1">
+      <w:start w:val="1"/>
+      <w:numFmt w:val="lowerRoman"/>
+      <w:lvlText w:val="%9."/>
+      <w:lvlJc w:val="right"/>
+      <w:pPr>
+        <w:ind w:left="6480" w:hanging="180"/>
+      </w:pPr>
+    </w:lvl>
+  </w:abstractNum>
+  <w:abstractNum w:abstractNumId="8" w15:restartNumberingAfterBreak="0">
     <w:nsid w:val="691C343C"/>
     <w:multiLevelType w:val="hybridMultilevel"/>
     <w:tmpl w:val="3EBC027A"/>
@@ -5403,7 +7683,7 @@
     </w:lvl>
   </w:abstractNum>
   <w:num w:numId="1" w16cid:durableId="1278874797">
-    <w:abstractNumId w:val="6"/>
+    <w:abstractNumId w:val="8"/>
   </w:num>
   <w:num w:numId="2" w16cid:durableId="794102788">
     <w:abstractNumId w:val="3"/>
@@ -5415,13 +7695,19 @@
     <w:abstractNumId w:val="0"/>
   </w:num>
   <w:num w:numId="5" w16cid:durableId="1446265371">
-    <w:abstractNumId w:val="4"/>
+    <w:abstractNumId w:val="5"/>
   </w:num>
   <w:num w:numId="6" w16cid:durableId="251746718">
-    <w:abstractNumId w:val="5"/>
+    <w:abstractNumId w:val="6"/>
   </w:num>
   <w:num w:numId="7" w16cid:durableId="227494148">
     <w:abstractNumId w:val="2"/>
+  </w:num>
+  <w:num w:numId="8" w16cid:durableId="872964785">
+    <w:abstractNumId w:val="4"/>
+  </w:num>
+  <w:num w:numId="9" w16cid:durableId="450591318">
+    <w:abstractNumId w:val="7"/>
   </w:num>
 </w:numbering>
 </file>
@@ -6028,7 +8314,6 @@
   <w:style w:type="character" w:default="1" w:styleId="DefaultParagraphFont">
     <w:name w:val="Default Paragraph Font"/>
     <w:uiPriority w:val="1"/>
-    <w:semiHidden/>
     <w:unhideWhenUsed/>
   </w:style>
   <w:style w:type="table" w:default="1" w:styleId="TableNormal">

--- a/helpflow-frontend/public/Helpflow.docx
+++ b/helpflow-frontend/public/Helpflow.docx
@@ -75,7 +75,7 @@
           <w:r>
             <w:fldChar w:fldCharType="separate"/>
           </w:r>
-          <w:hyperlink w:anchor="_Toc229384937" w:history="1">
+          <w:hyperlink w:anchor="_Toc229385297" w:history="1">
             <w:r>
               <w:rPr>
                 <w:rStyle w:val="Hyperlink"/>
@@ -103,7 +103,7 @@
                 <w:noProof/>
                 <w:webHidden/>
               </w:rPr>
-              <w:instrText xml:space="preserve"> PAGEREF _Toc229384937 \h </w:instrText>
+              <w:instrText xml:space="preserve"> PAGEREF _Toc229385297 \h </w:instrText>
             </w:r>
             <w:r>
               <w:rPr>
@@ -148,7 +148,7 @@
               <w:lang/>
             </w:rPr>
           </w:pPr>
-          <w:hyperlink w:anchor="_Toc229384938" w:history="1">
+          <w:hyperlink w:anchor="_Toc229385298" w:history="1">
             <w:r>
               <w:rPr>
                 <w:rStyle w:val="Hyperlink"/>
@@ -176,7 +176,7 @@
                 <w:noProof/>
                 <w:webHidden/>
               </w:rPr>
-              <w:instrText xml:space="preserve"> PAGEREF _Toc229384938 \h </w:instrText>
+              <w:instrText xml:space="preserve"> PAGEREF _Toc229385298 \h </w:instrText>
             </w:r>
             <w:r>
               <w:rPr>
@@ -221,7 +221,7 @@
               <w:lang/>
             </w:rPr>
           </w:pPr>
-          <w:hyperlink w:anchor="_Toc229384939" w:history="1">
+          <w:hyperlink w:anchor="_Toc229385299" w:history="1">
             <w:r>
               <w:rPr>
                 <w:rStyle w:val="Hyperlink"/>
@@ -249,7 +249,7 @@
                 <w:noProof/>
                 <w:webHidden/>
               </w:rPr>
-              <w:instrText xml:space="preserve"> PAGEREF _Toc229384939 \h </w:instrText>
+              <w:instrText xml:space="preserve"> PAGEREF _Toc229385299 \h </w:instrText>
             </w:r>
             <w:r>
               <w:rPr>
@@ -294,7 +294,7 @@
               <w:lang/>
             </w:rPr>
           </w:pPr>
-          <w:hyperlink w:anchor="_Toc229384940" w:history="1">
+          <w:hyperlink w:anchor="_Toc229385300" w:history="1">
             <w:r>
               <w:rPr>
                 <w:rStyle w:val="Hyperlink"/>
@@ -322,7 +322,7 @@
                 <w:noProof/>
                 <w:webHidden/>
               </w:rPr>
-              <w:instrText xml:space="preserve"> PAGEREF _Toc229384940 \h </w:instrText>
+              <w:instrText xml:space="preserve"> PAGEREF _Toc229385300 \h </w:instrText>
             </w:r>
             <w:r>
               <w:rPr>
@@ -367,7 +367,7 @@
               <w:lang/>
             </w:rPr>
           </w:pPr>
-          <w:hyperlink w:anchor="_Toc229384941" w:history="1">
+          <w:hyperlink w:anchor="_Toc229385301" w:history="1">
             <w:r>
               <w:rPr>
                 <w:rStyle w:val="Hyperlink"/>
@@ -395,7 +395,7 @@
                 <w:noProof/>
                 <w:webHidden/>
               </w:rPr>
-              <w:instrText xml:space="preserve"> PAGEREF _Toc229384941 \h </w:instrText>
+              <w:instrText xml:space="preserve"> PAGEREF _Toc229385301 \h </w:instrText>
             </w:r>
             <w:r>
               <w:rPr>
@@ -440,7 +440,7 @@
               <w:lang/>
             </w:rPr>
           </w:pPr>
-          <w:hyperlink w:anchor="_Toc229384942" w:history="1">
+          <w:hyperlink w:anchor="_Toc229385302" w:history="1">
             <w:r>
               <w:rPr>
                 <w:rStyle w:val="Hyperlink"/>
@@ -468,7 +468,7 @@
                 <w:noProof/>
                 <w:webHidden/>
               </w:rPr>
-              <w:instrText xml:space="preserve"> PAGEREF _Toc229384942 \h </w:instrText>
+              <w:instrText xml:space="preserve"> PAGEREF _Toc229385302 \h </w:instrText>
             </w:r>
             <w:r>
               <w:rPr>
@@ -513,7 +513,7 @@
               <w:lang/>
             </w:rPr>
           </w:pPr>
-          <w:hyperlink w:anchor="_Toc229384943" w:history="1">
+          <w:hyperlink w:anchor="_Toc229385303" w:history="1">
             <w:r>
               <w:rPr>
                 <w:rStyle w:val="Hyperlink"/>
@@ -541,7 +541,7 @@
                 <w:noProof/>
                 <w:webHidden/>
               </w:rPr>
-              <w:instrText xml:space="preserve"> PAGEREF _Toc229384943 \h </w:instrText>
+              <w:instrText xml:space="preserve"> PAGEREF _Toc229385303 \h </w:instrText>
             </w:r>
             <w:r>
               <w:rPr>
@@ -586,7 +586,7 @@
               <w:lang/>
             </w:rPr>
           </w:pPr>
-          <w:hyperlink w:anchor="_Toc229384944" w:history="1">
+          <w:hyperlink w:anchor="_Toc229385304" w:history="1">
             <w:r>
               <w:rPr>
                 <w:rStyle w:val="Hyperlink"/>
@@ -614,7 +614,7 @@
                 <w:noProof/>
                 <w:webHidden/>
               </w:rPr>
-              <w:instrText xml:space="preserve"> PAGEREF _Toc229384944 \h </w:instrText>
+              <w:instrText xml:space="preserve"> PAGEREF _Toc229385304 \h </w:instrText>
             </w:r>
             <w:r>
               <w:rPr>
@@ -659,7 +659,7 @@
               <w:lang/>
             </w:rPr>
           </w:pPr>
-          <w:hyperlink w:anchor="_Toc229384945" w:history="1">
+          <w:hyperlink w:anchor="_Toc229385305" w:history="1">
             <w:r>
               <w:rPr>
                 <w:rStyle w:val="Hyperlink"/>
@@ -687,7 +687,7 @@
                 <w:noProof/>
                 <w:webHidden/>
               </w:rPr>
-              <w:instrText xml:space="preserve"> PAGEREF _Toc229384945 \h </w:instrText>
+              <w:instrText xml:space="preserve"> PAGEREF _Toc229385305 \h </w:instrText>
             </w:r>
             <w:r>
               <w:rPr>
@@ -732,7 +732,7 @@
               <w:lang/>
             </w:rPr>
           </w:pPr>
-          <w:hyperlink w:anchor="_Toc229384946" w:history="1">
+          <w:hyperlink w:anchor="_Toc229385306" w:history="1">
             <w:r>
               <w:rPr>
                 <w:rStyle w:val="Hyperlink"/>
@@ -760,7 +760,7 @@
                 <w:noProof/>
                 <w:webHidden/>
               </w:rPr>
-              <w:instrText xml:space="preserve"> PAGEREF _Toc229384946 \h </w:instrText>
+              <w:instrText xml:space="preserve"> PAGEREF _Toc229385306 \h </w:instrText>
             </w:r>
             <w:r>
               <w:rPr>
@@ -805,7 +805,7 @@
               <w:lang/>
             </w:rPr>
           </w:pPr>
-          <w:hyperlink w:anchor="_Toc229384947" w:history="1">
+          <w:hyperlink w:anchor="_Toc229385307" w:history="1">
             <w:r>
               <w:rPr>
                 <w:rStyle w:val="Hyperlink"/>
@@ -833,7 +833,7 @@
                 <w:noProof/>
                 <w:webHidden/>
               </w:rPr>
-              <w:instrText xml:space="preserve"> PAGEREF _Toc229384947 \h </w:instrText>
+              <w:instrText xml:space="preserve"> PAGEREF _Toc229385307 \h </w:instrText>
             </w:r>
             <w:r>
               <w:rPr>
@@ -878,7 +878,7 @@
               <w:lang/>
             </w:rPr>
           </w:pPr>
-          <w:hyperlink w:anchor="_Toc229384948" w:history="1">
+          <w:hyperlink w:anchor="_Toc229385308" w:history="1">
             <w:r>
               <w:rPr>
                 <w:rStyle w:val="Hyperlink"/>
@@ -906,7 +906,7 @@
                 <w:noProof/>
                 <w:webHidden/>
               </w:rPr>
-              <w:instrText xml:space="preserve"> PAGEREF _Toc229384948 \h </w:instrText>
+              <w:instrText xml:space="preserve"> PAGEREF _Toc229385308 \h </w:instrText>
             </w:r>
             <w:r>
               <w:rPr>
@@ -951,7 +951,7 @@
               <w:lang/>
             </w:rPr>
           </w:pPr>
-          <w:hyperlink w:anchor="_Toc229384949" w:history="1">
+          <w:hyperlink w:anchor="_Toc229385309" w:history="1">
             <w:r>
               <w:rPr>
                 <w:rStyle w:val="Hyperlink"/>
@@ -979,7 +979,7 @@
                 <w:noProof/>
                 <w:webHidden/>
               </w:rPr>
-              <w:instrText xml:space="preserve"> PAGEREF _Toc229384949 \h </w:instrText>
+              <w:instrText xml:space="preserve"> PAGEREF _Toc229385309 \h </w:instrText>
             </w:r>
             <w:r>
               <w:rPr>
@@ -1024,7 +1024,7 @@
               <w:lang/>
             </w:rPr>
           </w:pPr>
-          <w:hyperlink w:anchor="_Toc229384950" w:history="1">
+          <w:hyperlink w:anchor="_Toc229385310" w:history="1">
             <w:r>
               <w:rPr>
                 <w:rStyle w:val="Hyperlink"/>
@@ -1052,7 +1052,7 @@
                 <w:noProof/>
                 <w:webHidden/>
               </w:rPr>
-              <w:instrText xml:space="preserve"> PAGEREF _Toc229384950 \h </w:instrText>
+              <w:instrText xml:space="preserve"> PAGEREF _Toc229385310 \h </w:instrText>
             </w:r>
             <w:r>
               <w:rPr>
@@ -1097,7 +1097,7 @@
               <w:lang/>
             </w:rPr>
           </w:pPr>
-          <w:hyperlink w:anchor="_Toc229384951" w:history="1">
+          <w:hyperlink w:anchor="_Toc229385311" w:history="1">
             <w:r>
               <w:rPr>
                 <w:rStyle w:val="Hyperlink"/>
@@ -1125,7 +1125,7 @@
                 <w:noProof/>
                 <w:webHidden/>
               </w:rPr>
-              <w:instrText xml:space="preserve"> PAGEREF _Toc229384951 \h </w:instrText>
+              <w:instrText xml:space="preserve"> PAGEREF _Toc229385311 \h </w:instrText>
             </w:r>
             <w:r>
               <w:rPr>
@@ -1170,7 +1170,7 @@
               <w:lang/>
             </w:rPr>
           </w:pPr>
-          <w:hyperlink w:anchor="_Toc229384952" w:history="1">
+          <w:hyperlink w:anchor="_Toc229385312" w:history="1">
             <w:r>
               <w:rPr>
                 <w:rStyle w:val="Hyperlink"/>
@@ -1198,7 +1198,7 @@
                 <w:noProof/>
                 <w:webHidden/>
               </w:rPr>
-              <w:instrText xml:space="preserve"> PAGEREF _Toc229384952 \h </w:instrText>
+              <w:instrText xml:space="preserve"> PAGEREF _Toc229385312 \h </w:instrText>
             </w:r>
             <w:r>
               <w:rPr>
@@ -1243,7 +1243,7 @@
               <w:lang/>
             </w:rPr>
           </w:pPr>
-          <w:hyperlink w:anchor="_Toc229384953" w:history="1">
+          <w:hyperlink w:anchor="_Toc229385313" w:history="1">
             <w:r>
               <w:rPr>
                 <w:rStyle w:val="Hyperlink"/>
@@ -1271,7 +1271,7 @@
                 <w:noProof/>
                 <w:webHidden/>
               </w:rPr>
-              <w:instrText xml:space="preserve"> PAGEREF _Toc229384953 \h </w:instrText>
+              <w:instrText xml:space="preserve"> PAGEREF _Toc229385313 \h </w:instrText>
             </w:r>
             <w:r>
               <w:rPr>
@@ -1316,7 +1316,7 @@
               <w:lang/>
             </w:rPr>
           </w:pPr>
-          <w:hyperlink w:anchor="_Toc229384954" w:history="1">
+          <w:hyperlink w:anchor="_Toc229385314" w:history="1">
             <w:r>
               <w:rPr>
                 <w:rStyle w:val="Hyperlink"/>
@@ -1344,7 +1344,7 @@
                 <w:noProof/>
                 <w:webHidden/>
               </w:rPr>
-              <w:instrText xml:space="preserve"> PAGEREF _Toc229384954 \h </w:instrText>
+              <w:instrText xml:space="preserve"> PAGEREF _Toc229385314 \h </w:instrText>
             </w:r>
             <w:r>
               <w:rPr>
@@ -1389,7 +1389,7 @@
               <w:lang/>
             </w:rPr>
           </w:pPr>
-          <w:hyperlink w:anchor="_Toc229384955" w:history="1">
+          <w:hyperlink w:anchor="_Toc229385315" w:history="1">
             <w:r>
               <w:rPr>
                 <w:rStyle w:val="Hyperlink"/>
@@ -1417,7 +1417,7 @@
                 <w:noProof/>
                 <w:webHidden/>
               </w:rPr>
-              <w:instrText xml:space="preserve"> PAGEREF _Toc229384955 \h </w:instrText>
+              <w:instrText xml:space="preserve"> PAGEREF _Toc229385315 \h </w:instrText>
             </w:r>
             <w:r>
               <w:rPr>
@@ -1438,6 +1438,79 @@
                 <w:webHidden/>
               </w:rPr>
               <w:t>9</w:t>
+            </w:r>
+            <w:r>
+              <w:rPr>
+                <w:noProof/>
+                <w:webHidden/>
+              </w:rPr>
+              <w:fldChar w:fldCharType="end"/>
+            </w:r>
+          </w:hyperlink>
+        </w:p>
+        <w:p>
+          <w:pPr>
+            <w:pStyle w:val="TOC1"/>
+            <w:tabs>
+              <w:tab w:val="right" w:leader="dot" w:pos="9016"/>
+            </w:tabs>
+            <w:rPr>
+              <w:rFonts w:eastAsiaTheme="minorEastAsia"/>
+              <w:noProof/>
+              <w:sz w:val="24"/>
+              <w:szCs w:val="24"/>
+              <w:lang/>
+            </w:rPr>
+          </w:pPr>
+          <w:hyperlink w:anchor="_Toc229385316" w:history="1">
+            <w:r>
+              <w:rPr>
+                <w:rStyle w:val="Hyperlink"/>
+                <w:noProof/>
+                <w:lang w:val="en-US"/>
+              </w:rPr>
+              <w:t>Lighthouse test</w:t>
+            </w:r>
+            <w:r>
+              <w:rPr>
+                <w:noProof/>
+                <w:webHidden/>
+              </w:rPr>
+              <w:tab/>
+            </w:r>
+            <w:r>
+              <w:rPr>
+                <w:noProof/>
+                <w:webHidden/>
+              </w:rPr>
+              <w:fldChar w:fldCharType="begin"/>
+            </w:r>
+            <w:r>
+              <w:rPr>
+                <w:noProof/>
+                <w:webHidden/>
+              </w:rPr>
+              <w:instrText xml:space="preserve"> PAGEREF _Toc229385316 \h </w:instrText>
+            </w:r>
+            <w:r>
+              <w:rPr>
+                <w:noProof/>
+                <w:webHidden/>
+              </w:rPr>
+            </w:r>
+            <w:r>
+              <w:rPr>
+                <w:noProof/>
+                <w:webHidden/>
+              </w:rPr>
+              <w:fldChar w:fldCharType="separate"/>
+            </w:r>
+            <w:r>
+              <w:rPr>
+                <w:noProof/>
+                <w:webHidden/>
+              </w:rPr>
+              <w:t>12</w:t>
             </w:r>
             <w:r>
               <w:rPr>
@@ -1462,14 +1535,14 @@
               <w:lang/>
             </w:rPr>
           </w:pPr>
-          <w:hyperlink w:anchor="_Toc229384956" w:history="1">
+          <w:hyperlink w:anchor="_Toc229385317" w:history="1">
             <w:r>
               <w:rPr>
                 <w:rStyle w:val="Hyperlink"/>
                 <w:noProof/>
                 <w:lang w:val="en-US"/>
               </w:rPr>
-              <w:t>FAQ</w:t>
+              <w:t>Dashboard</w:t>
             </w:r>
             <w:r>
               <w:rPr>
@@ -1490,7 +1563,298 @@
                 <w:noProof/>
                 <w:webHidden/>
               </w:rPr>
-              <w:instrText xml:space="preserve"> PAGEREF _Toc229384956 \h </w:instrText>
+              <w:instrText xml:space="preserve"> PAGEREF _Toc229385317 \h </w:instrText>
+            </w:r>
+            <w:r>
+              <w:rPr>
+                <w:noProof/>
+                <w:webHidden/>
+              </w:rPr>
+            </w:r>
+            <w:r>
+              <w:rPr>
+                <w:noProof/>
+                <w:webHidden/>
+              </w:rPr>
+              <w:fldChar w:fldCharType="separate"/>
+            </w:r>
+            <w:r>
+              <w:rPr>
+                <w:noProof/>
+                <w:webHidden/>
+              </w:rPr>
+              <w:t>12</w:t>
+            </w:r>
+            <w:r>
+              <w:rPr>
+                <w:noProof/>
+                <w:webHidden/>
+              </w:rPr>
+              <w:fldChar w:fldCharType="end"/>
+            </w:r>
+          </w:hyperlink>
+        </w:p>
+        <w:p>
+          <w:pPr>
+            <w:pStyle w:val="TOC2"/>
+            <w:tabs>
+              <w:tab w:val="right" w:leader="dot" w:pos="9016"/>
+            </w:tabs>
+            <w:rPr>
+              <w:rFonts w:eastAsiaTheme="minorEastAsia"/>
+              <w:noProof/>
+              <w:sz w:val="24"/>
+              <w:szCs w:val="24"/>
+              <w:lang/>
+            </w:rPr>
+          </w:pPr>
+          <w:hyperlink w:anchor="_Toc229385318" w:history="1">
+            <w:r>
+              <w:rPr>
+                <w:rStyle w:val="Hyperlink"/>
+                <w:noProof/>
+              </w:rPr>
+              <w:t>Tickets</w:t>
+            </w:r>
+            <w:r>
+              <w:rPr>
+                <w:noProof/>
+                <w:webHidden/>
+              </w:rPr>
+              <w:tab/>
+            </w:r>
+            <w:r>
+              <w:rPr>
+                <w:noProof/>
+                <w:webHidden/>
+              </w:rPr>
+              <w:fldChar w:fldCharType="begin"/>
+            </w:r>
+            <w:r>
+              <w:rPr>
+                <w:noProof/>
+                <w:webHidden/>
+              </w:rPr>
+              <w:instrText xml:space="preserve"> PAGEREF _Toc229385318 \h </w:instrText>
+            </w:r>
+            <w:r>
+              <w:rPr>
+                <w:noProof/>
+                <w:webHidden/>
+              </w:rPr>
+            </w:r>
+            <w:r>
+              <w:rPr>
+                <w:noProof/>
+                <w:webHidden/>
+              </w:rPr>
+              <w:fldChar w:fldCharType="separate"/>
+            </w:r>
+            <w:r>
+              <w:rPr>
+                <w:noProof/>
+                <w:webHidden/>
+              </w:rPr>
+              <w:t>12</w:t>
+            </w:r>
+            <w:r>
+              <w:rPr>
+                <w:noProof/>
+                <w:webHidden/>
+              </w:rPr>
+              <w:fldChar w:fldCharType="end"/>
+            </w:r>
+          </w:hyperlink>
+        </w:p>
+        <w:p>
+          <w:pPr>
+            <w:pStyle w:val="TOC2"/>
+            <w:tabs>
+              <w:tab w:val="right" w:leader="dot" w:pos="9016"/>
+            </w:tabs>
+            <w:rPr>
+              <w:rFonts w:eastAsiaTheme="minorEastAsia"/>
+              <w:noProof/>
+              <w:sz w:val="24"/>
+              <w:szCs w:val="24"/>
+              <w:lang/>
+            </w:rPr>
+          </w:pPr>
+          <w:hyperlink w:anchor="_Toc229385319" w:history="1">
+            <w:r>
+              <w:rPr>
+                <w:rStyle w:val="Hyperlink"/>
+                <w:noProof/>
+                <w:lang w:val="en-US"/>
+              </w:rPr>
+              <w:t>Articles</w:t>
+            </w:r>
+            <w:r>
+              <w:rPr>
+                <w:noProof/>
+                <w:webHidden/>
+              </w:rPr>
+              <w:tab/>
+            </w:r>
+            <w:r>
+              <w:rPr>
+                <w:noProof/>
+                <w:webHidden/>
+              </w:rPr>
+              <w:fldChar w:fldCharType="begin"/>
+            </w:r>
+            <w:r>
+              <w:rPr>
+                <w:noProof/>
+                <w:webHidden/>
+              </w:rPr>
+              <w:instrText xml:space="preserve"> PAGEREF _Toc229385319 \h </w:instrText>
+            </w:r>
+            <w:r>
+              <w:rPr>
+                <w:noProof/>
+                <w:webHidden/>
+              </w:rPr>
+            </w:r>
+            <w:r>
+              <w:rPr>
+                <w:noProof/>
+                <w:webHidden/>
+              </w:rPr>
+              <w:fldChar w:fldCharType="separate"/>
+            </w:r>
+            <w:r>
+              <w:rPr>
+                <w:noProof/>
+                <w:webHidden/>
+              </w:rPr>
+              <w:t>12</w:t>
+            </w:r>
+            <w:r>
+              <w:rPr>
+                <w:noProof/>
+                <w:webHidden/>
+              </w:rPr>
+              <w:fldChar w:fldCharType="end"/>
+            </w:r>
+          </w:hyperlink>
+        </w:p>
+        <w:p>
+          <w:pPr>
+            <w:pStyle w:val="TOC2"/>
+            <w:tabs>
+              <w:tab w:val="right" w:leader="dot" w:pos="9016"/>
+            </w:tabs>
+            <w:rPr>
+              <w:rFonts w:eastAsiaTheme="minorEastAsia"/>
+              <w:noProof/>
+              <w:sz w:val="24"/>
+              <w:szCs w:val="24"/>
+              <w:lang/>
+            </w:rPr>
+          </w:pPr>
+          <w:hyperlink w:anchor="_Toc229385320" w:history="1">
+            <w:r>
+              <w:rPr>
+                <w:rStyle w:val="Hyperlink"/>
+                <w:noProof/>
+                <w:lang w:val="en-US"/>
+              </w:rPr>
+              <w:t>SLA-management</w:t>
+            </w:r>
+            <w:r>
+              <w:rPr>
+                <w:noProof/>
+                <w:webHidden/>
+              </w:rPr>
+              <w:tab/>
+            </w:r>
+            <w:r>
+              <w:rPr>
+                <w:noProof/>
+                <w:webHidden/>
+              </w:rPr>
+              <w:fldChar w:fldCharType="begin"/>
+            </w:r>
+            <w:r>
+              <w:rPr>
+                <w:noProof/>
+                <w:webHidden/>
+              </w:rPr>
+              <w:instrText xml:space="preserve"> PAGEREF _Toc229385320 \h </w:instrText>
+            </w:r>
+            <w:r>
+              <w:rPr>
+                <w:noProof/>
+                <w:webHidden/>
+              </w:rPr>
+            </w:r>
+            <w:r>
+              <w:rPr>
+                <w:noProof/>
+                <w:webHidden/>
+              </w:rPr>
+              <w:fldChar w:fldCharType="separate"/>
+            </w:r>
+            <w:r>
+              <w:rPr>
+                <w:noProof/>
+                <w:webHidden/>
+              </w:rPr>
+              <w:t>12</w:t>
+            </w:r>
+            <w:r>
+              <w:rPr>
+                <w:noProof/>
+                <w:webHidden/>
+              </w:rPr>
+              <w:fldChar w:fldCharType="end"/>
+            </w:r>
+          </w:hyperlink>
+        </w:p>
+        <w:p>
+          <w:pPr>
+            <w:pStyle w:val="TOC2"/>
+            <w:tabs>
+              <w:tab w:val="right" w:leader="dot" w:pos="9016"/>
+            </w:tabs>
+            <w:rPr>
+              <w:rFonts w:eastAsiaTheme="minorEastAsia"/>
+              <w:noProof/>
+              <w:sz w:val="24"/>
+              <w:szCs w:val="24"/>
+              <w:lang/>
+            </w:rPr>
+          </w:pPr>
+          <w:hyperlink w:anchor="_Toc229385321" w:history="1">
+            <w:r>
+              <w:rPr>
+                <w:rStyle w:val="Hyperlink"/>
+                <w:noProof/>
+                <w:lang w:val="en-US"/>
+              </w:rPr>
+              <w:t>Contact</w:t>
+            </w:r>
+            <w:r>
+              <w:rPr>
+                <w:noProof/>
+                <w:webHidden/>
+              </w:rPr>
+              <w:tab/>
+            </w:r>
+            <w:r>
+              <w:rPr>
+                <w:noProof/>
+                <w:webHidden/>
+              </w:rPr>
+              <w:fldChar w:fldCharType="begin"/>
+            </w:r>
+            <w:r>
+              <w:rPr>
+                <w:noProof/>
+                <w:webHidden/>
+              </w:rPr>
+              <w:instrText xml:space="preserve"> PAGEREF _Toc229385321 \h </w:instrText>
             </w:r>
             <w:r>
               <w:rPr>
@@ -1535,14 +1899,14 @@
               <w:lang/>
             </w:rPr>
           </w:pPr>
-          <w:hyperlink w:anchor="_Toc229384957" w:history="1">
+          <w:hyperlink w:anchor="_Toc229385322" w:history="1">
             <w:r>
               <w:rPr>
                 <w:rStyle w:val="Hyperlink"/>
                 <w:noProof/>
                 <w:lang w:val="en-US"/>
               </w:rPr>
-              <w:t>Lighthouse test</w:t>
+              <w:t>Retrospective</w:t>
             </w:r>
             <w:r>
               <w:rPr>
@@ -1563,371 +1927,7 @@
                 <w:noProof/>
                 <w:webHidden/>
               </w:rPr>
-              <w:instrText xml:space="preserve"> PAGEREF _Toc229384957 \h </w:instrText>
-            </w:r>
-            <w:r>
-              <w:rPr>
-                <w:noProof/>
-                <w:webHidden/>
-              </w:rPr>
-            </w:r>
-            <w:r>
-              <w:rPr>
-                <w:noProof/>
-                <w:webHidden/>
-              </w:rPr>
-              <w:fldChar w:fldCharType="separate"/>
-            </w:r>
-            <w:r>
-              <w:rPr>
-                <w:noProof/>
-                <w:webHidden/>
-              </w:rPr>
-              <w:t>12</w:t>
-            </w:r>
-            <w:r>
-              <w:rPr>
-                <w:noProof/>
-                <w:webHidden/>
-              </w:rPr>
-              <w:fldChar w:fldCharType="end"/>
-            </w:r>
-          </w:hyperlink>
-        </w:p>
-        <w:p>
-          <w:pPr>
-            <w:pStyle w:val="TOC2"/>
-            <w:tabs>
-              <w:tab w:val="right" w:leader="dot" w:pos="9016"/>
-            </w:tabs>
-            <w:rPr>
-              <w:rFonts w:eastAsiaTheme="minorEastAsia"/>
-              <w:noProof/>
-              <w:sz w:val="24"/>
-              <w:szCs w:val="24"/>
-              <w:lang/>
-            </w:rPr>
-          </w:pPr>
-          <w:hyperlink w:anchor="_Toc229384958" w:history="1">
-            <w:r>
-              <w:rPr>
-                <w:rStyle w:val="Hyperlink"/>
-                <w:noProof/>
-                <w:lang w:val="en-US"/>
-              </w:rPr>
-              <w:t>Dashboard</w:t>
-            </w:r>
-            <w:r>
-              <w:rPr>
-                <w:noProof/>
-                <w:webHidden/>
-              </w:rPr>
-              <w:tab/>
-            </w:r>
-            <w:r>
-              <w:rPr>
-                <w:noProof/>
-                <w:webHidden/>
-              </w:rPr>
-              <w:fldChar w:fldCharType="begin"/>
-            </w:r>
-            <w:r>
-              <w:rPr>
-                <w:noProof/>
-                <w:webHidden/>
-              </w:rPr>
-              <w:instrText xml:space="preserve"> PAGEREF _Toc229384958 \h </w:instrText>
-            </w:r>
-            <w:r>
-              <w:rPr>
-                <w:noProof/>
-                <w:webHidden/>
-              </w:rPr>
-            </w:r>
-            <w:r>
-              <w:rPr>
-                <w:noProof/>
-                <w:webHidden/>
-              </w:rPr>
-              <w:fldChar w:fldCharType="separate"/>
-            </w:r>
-            <w:r>
-              <w:rPr>
-                <w:noProof/>
-                <w:webHidden/>
-              </w:rPr>
-              <w:t>12</w:t>
-            </w:r>
-            <w:r>
-              <w:rPr>
-                <w:noProof/>
-                <w:webHidden/>
-              </w:rPr>
-              <w:fldChar w:fldCharType="end"/>
-            </w:r>
-          </w:hyperlink>
-        </w:p>
-        <w:p>
-          <w:pPr>
-            <w:pStyle w:val="TOC2"/>
-            <w:tabs>
-              <w:tab w:val="right" w:leader="dot" w:pos="9016"/>
-            </w:tabs>
-            <w:rPr>
-              <w:rFonts w:eastAsiaTheme="minorEastAsia"/>
-              <w:noProof/>
-              <w:sz w:val="24"/>
-              <w:szCs w:val="24"/>
-              <w:lang/>
-            </w:rPr>
-          </w:pPr>
-          <w:hyperlink w:anchor="_Toc229384959" w:history="1">
-            <w:r>
-              <w:rPr>
-                <w:rStyle w:val="Hyperlink"/>
-                <w:noProof/>
-              </w:rPr>
-              <w:t>Tickets</w:t>
-            </w:r>
-            <w:r>
-              <w:rPr>
-                <w:noProof/>
-                <w:webHidden/>
-              </w:rPr>
-              <w:tab/>
-            </w:r>
-            <w:r>
-              <w:rPr>
-                <w:noProof/>
-                <w:webHidden/>
-              </w:rPr>
-              <w:fldChar w:fldCharType="begin"/>
-            </w:r>
-            <w:r>
-              <w:rPr>
-                <w:noProof/>
-                <w:webHidden/>
-              </w:rPr>
-              <w:instrText xml:space="preserve"> PAGEREF _Toc229384959 \h </w:instrText>
-            </w:r>
-            <w:r>
-              <w:rPr>
-                <w:noProof/>
-                <w:webHidden/>
-              </w:rPr>
-            </w:r>
-            <w:r>
-              <w:rPr>
-                <w:noProof/>
-                <w:webHidden/>
-              </w:rPr>
-              <w:fldChar w:fldCharType="separate"/>
-            </w:r>
-            <w:r>
-              <w:rPr>
-                <w:noProof/>
-                <w:webHidden/>
-              </w:rPr>
-              <w:t>12</w:t>
-            </w:r>
-            <w:r>
-              <w:rPr>
-                <w:noProof/>
-                <w:webHidden/>
-              </w:rPr>
-              <w:fldChar w:fldCharType="end"/>
-            </w:r>
-          </w:hyperlink>
-        </w:p>
-        <w:p>
-          <w:pPr>
-            <w:pStyle w:val="TOC2"/>
-            <w:tabs>
-              <w:tab w:val="right" w:leader="dot" w:pos="9016"/>
-            </w:tabs>
-            <w:rPr>
-              <w:rFonts w:eastAsiaTheme="minorEastAsia"/>
-              <w:noProof/>
-              <w:sz w:val="24"/>
-              <w:szCs w:val="24"/>
-              <w:lang/>
-            </w:rPr>
-          </w:pPr>
-          <w:hyperlink w:anchor="_Toc229384960" w:history="1">
-            <w:r>
-              <w:rPr>
-                <w:rStyle w:val="Hyperlink"/>
-                <w:noProof/>
-                <w:lang w:val="en-US"/>
-              </w:rPr>
-              <w:t>Articles</w:t>
-            </w:r>
-            <w:r>
-              <w:rPr>
-                <w:noProof/>
-                <w:webHidden/>
-              </w:rPr>
-              <w:tab/>
-            </w:r>
-            <w:r>
-              <w:rPr>
-                <w:noProof/>
-                <w:webHidden/>
-              </w:rPr>
-              <w:fldChar w:fldCharType="begin"/>
-            </w:r>
-            <w:r>
-              <w:rPr>
-                <w:noProof/>
-                <w:webHidden/>
-              </w:rPr>
-              <w:instrText xml:space="preserve"> PAGEREF _Toc229384960 \h </w:instrText>
-            </w:r>
-            <w:r>
-              <w:rPr>
-                <w:noProof/>
-                <w:webHidden/>
-              </w:rPr>
-            </w:r>
-            <w:r>
-              <w:rPr>
-                <w:noProof/>
-                <w:webHidden/>
-              </w:rPr>
-              <w:fldChar w:fldCharType="separate"/>
-            </w:r>
-            <w:r>
-              <w:rPr>
-                <w:noProof/>
-                <w:webHidden/>
-              </w:rPr>
-              <w:t>12</w:t>
-            </w:r>
-            <w:r>
-              <w:rPr>
-                <w:noProof/>
-                <w:webHidden/>
-              </w:rPr>
-              <w:fldChar w:fldCharType="end"/>
-            </w:r>
-          </w:hyperlink>
-        </w:p>
-        <w:p>
-          <w:pPr>
-            <w:pStyle w:val="TOC2"/>
-            <w:tabs>
-              <w:tab w:val="right" w:leader="dot" w:pos="9016"/>
-            </w:tabs>
-            <w:rPr>
-              <w:rFonts w:eastAsiaTheme="minorEastAsia"/>
-              <w:noProof/>
-              <w:sz w:val="24"/>
-              <w:szCs w:val="24"/>
-              <w:lang/>
-            </w:rPr>
-          </w:pPr>
-          <w:hyperlink w:anchor="_Toc229384961" w:history="1">
-            <w:r>
-              <w:rPr>
-                <w:rStyle w:val="Hyperlink"/>
-                <w:noProof/>
-                <w:lang w:val="en-US"/>
-              </w:rPr>
-              <w:t>SLA-management</w:t>
-            </w:r>
-            <w:r>
-              <w:rPr>
-                <w:noProof/>
-                <w:webHidden/>
-              </w:rPr>
-              <w:tab/>
-            </w:r>
-            <w:r>
-              <w:rPr>
-                <w:noProof/>
-                <w:webHidden/>
-              </w:rPr>
-              <w:fldChar w:fldCharType="begin"/>
-            </w:r>
-            <w:r>
-              <w:rPr>
-                <w:noProof/>
-                <w:webHidden/>
-              </w:rPr>
-              <w:instrText xml:space="preserve"> PAGEREF _Toc229384961 \h </w:instrText>
-            </w:r>
-            <w:r>
-              <w:rPr>
-                <w:noProof/>
-                <w:webHidden/>
-              </w:rPr>
-            </w:r>
-            <w:r>
-              <w:rPr>
-                <w:noProof/>
-                <w:webHidden/>
-              </w:rPr>
-              <w:fldChar w:fldCharType="separate"/>
-            </w:r>
-            <w:r>
-              <w:rPr>
-                <w:noProof/>
-                <w:webHidden/>
-              </w:rPr>
-              <w:t>12</w:t>
-            </w:r>
-            <w:r>
-              <w:rPr>
-                <w:noProof/>
-                <w:webHidden/>
-              </w:rPr>
-              <w:fldChar w:fldCharType="end"/>
-            </w:r>
-          </w:hyperlink>
-        </w:p>
-        <w:p>
-          <w:pPr>
-            <w:pStyle w:val="TOC2"/>
-            <w:tabs>
-              <w:tab w:val="right" w:leader="dot" w:pos="9016"/>
-            </w:tabs>
-            <w:rPr>
-              <w:rFonts w:eastAsiaTheme="minorEastAsia"/>
-              <w:noProof/>
-              <w:sz w:val="24"/>
-              <w:szCs w:val="24"/>
-              <w:lang/>
-            </w:rPr>
-          </w:pPr>
-          <w:hyperlink w:anchor="_Toc229384962" w:history="1">
-            <w:r>
-              <w:rPr>
-                <w:rStyle w:val="Hyperlink"/>
-                <w:noProof/>
-                <w:lang w:val="en-US"/>
-              </w:rPr>
-              <w:t>Contact</w:t>
-            </w:r>
-            <w:r>
-              <w:rPr>
-                <w:noProof/>
-                <w:webHidden/>
-              </w:rPr>
-              <w:tab/>
-            </w:r>
-            <w:r>
-              <w:rPr>
-                <w:noProof/>
-                <w:webHidden/>
-              </w:rPr>
-              <w:fldChar w:fldCharType="begin"/>
-            </w:r>
-            <w:r>
-              <w:rPr>
-                <w:noProof/>
-                <w:webHidden/>
-              </w:rPr>
-              <w:instrText xml:space="preserve"> PAGEREF _Toc229384962 \h </w:instrText>
+              <w:instrText xml:space="preserve"> PAGEREF _Toc229385322 \h </w:instrText>
             </w:r>
             <w:r>
               <w:rPr>
@@ -1972,14 +1972,14 @@
               <w:lang/>
             </w:rPr>
           </w:pPr>
-          <w:hyperlink w:anchor="_Toc229384963" w:history="1">
+          <w:hyperlink w:anchor="_Toc229385323" w:history="1">
             <w:r>
               <w:rPr>
                 <w:rStyle w:val="Hyperlink"/>
                 <w:noProof/>
                 <w:lang w:val="en-US"/>
               </w:rPr>
-              <w:t>Retrospective</w:t>
+              <w:t>Conclusion</w:t>
             </w:r>
             <w:r>
               <w:rPr>
@@ -2000,7 +2000,7 @@
                 <w:noProof/>
                 <w:webHidden/>
               </w:rPr>
-              <w:instrText xml:space="preserve"> PAGEREF _Toc229384963 \h </w:instrText>
+              <w:instrText xml:space="preserve"> PAGEREF _Toc229385323 \h </w:instrText>
             </w:r>
             <w:r>
               <w:rPr>
@@ -2045,14 +2045,14 @@
               <w:lang/>
             </w:rPr>
           </w:pPr>
-          <w:hyperlink w:anchor="_Toc229384964" w:history="1">
+          <w:hyperlink w:anchor="_Toc229385324" w:history="1">
             <w:r>
               <w:rPr>
                 <w:rStyle w:val="Hyperlink"/>
                 <w:noProof/>
                 <w:lang w:val="en-US"/>
               </w:rPr>
-              <w:t>Conclusion</w:t>
+              <w:t>Installation / API / Dependency setup</w:t>
             </w:r>
             <w:r>
               <w:rPr>
@@ -2073,80 +2073,7 @@
                 <w:noProof/>
                 <w:webHidden/>
               </w:rPr>
-              <w:instrText xml:space="preserve"> PAGEREF _Toc229384964 \h </w:instrText>
-            </w:r>
-            <w:r>
-              <w:rPr>
-                <w:noProof/>
-                <w:webHidden/>
-              </w:rPr>
-            </w:r>
-            <w:r>
-              <w:rPr>
-                <w:noProof/>
-                <w:webHidden/>
-              </w:rPr>
-              <w:fldChar w:fldCharType="separate"/>
-            </w:r>
-            <w:r>
-              <w:rPr>
-                <w:noProof/>
-                <w:webHidden/>
-              </w:rPr>
-              <w:t>13</w:t>
-            </w:r>
-            <w:r>
-              <w:rPr>
-                <w:noProof/>
-                <w:webHidden/>
-              </w:rPr>
-              <w:fldChar w:fldCharType="end"/>
-            </w:r>
-          </w:hyperlink>
-        </w:p>
-        <w:p>
-          <w:pPr>
-            <w:pStyle w:val="TOC1"/>
-            <w:tabs>
-              <w:tab w:val="right" w:leader="dot" w:pos="9016"/>
-            </w:tabs>
-            <w:rPr>
-              <w:rFonts w:eastAsiaTheme="minorEastAsia"/>
-              <w:noProof/>
-              <w:sz w:val="24"/>
-              <w:szCs w:val="24"/>
-              <w:lang/>
-            </w:rPr>
-          </w:pPr>
-          <w:hyperlink w:anchor="_Toc229384965" w:history="1">
-            <w:r>
-              <w:rPr>
-                <w:rStyle w:val="Hyperlink"/>
-                <w:noProof/>
-                <w:lang w:val="en-US"/>
-              </w:rPr>
-              <w:t>Installation / API / Dependency setup</w:t>
-            </w:r>
-            <w:r>
-              <w:rPr>
-                <w:noProof/>
-                <w:webHidden/>
-              </w:rPr>
-              <w:tab/>
-            </w:r>
-            <w:r>
-              <w:rPr>
-                <w:noProof/>
-                <w:webHidden/>
-              </w:rPr>
-              <w:fldChar w:fldCharType="begin"/>
-            </w:r>
-            <w:r>
-              <w:rPr>
-                <w:noProof/>
-                <w:webHidden/>
-              </w:rPr>
-              <w:instrText xml:space="preserve"> PAGEREF _Toc229384965 \h </w:instrText>
+              <w:instrText xml:space="preserve"> PAGEREF _Toc229385324 \h </w:instrText>
             </w:r>
             <w:r>
               <w:rPr>
@@ -2209,7 +2136,7 @@
           <w:lang w:val="en-US"/>
         </w:rPr>
       </w:pPr>
-      <w:bookmarkStart w:id="0" w:name="_Toc229384937"/>
+      <w:bookmarkStart w:id="0" w:name="_Toc229385297"/>
       <w:r>
         <w:rPr>
           <w:lang w:val="en-US"/>
@@ -2265,7 +2192,7 @@
           <w:lang w:val="en-US"/>
         </w:rPr>
       </w:pPr>
-      <w:bookmarkStart w:id="1" w:name="_Toc229384938"/>
+      <w:bookmarkStart w:id="1" w:name="_Toc229385298"/>
       <w:r>
         <w:rPr>
           <w:lang w:val="en-US"/>
@@ -2573,7 +2500,7 @@
           <w:lang w:val="en-US"/>
         </w:rPr>
       </w:pPr>
-      <w:bookmarkStart w:id="2" w:name="_Toc229384939"/>
+      <w:bookmarkStart w:id="2" w:name="_Toc229385299"/>
       <w:r>
         <w:rPr>
           <w:lang w:val="en-US"/>
@@ -2590,7 +2517,7 @@
           <w:lang w:val="en-US"/>
         </w:rPr>
       </w:pPr>
-      <w:bookmarkStart w:id="3" w:name="_Toc229384940"/>
+      <w:bookmarkStart w:id="3" w:name="_Toc229385300"/>
       <w:r>
         <w:rPr>
           <w:lang w:val="en-US"/>
@@ -2718,7 +2645,7 @@
           <w:lang w:val="en-US"/>
         </w:rPr>
       </w:pPr>
-      <w:bookmarkStart w:id="4" w:name="_Toc229384941"/>
+      <w:bookmarkStart w:id="4" w:name="_Toc229385301"/>
       <w:r>
         <w:rPr>
           <w:lang w:val="en-US"/>
@@ -2770,7 +2697,7 @@
           <w:lang w:val="en-US"/>
         </w:rPr>
       </w:pPr>
-      <w:bookmarkStart w:id="5" w:name="_Toc229384942"/>
+      <w:bookmarkStart w:id="5" w:name="_Toc229385302"/>
       <w:r>
         <w:rPr>
           <w:lang w:val="en-US"/>
@@ -2818,7 +2745,7 @@
           <w:lang w:val="en-US"/>
         </w:rPr>
       </w:pPr>
-      <w:bookmarkStart w:id="6" w:name="_Toc229384943"/>
+      <w:bookmarkStart w:id="6" w:name="_Toc229385303"/>
       <w:r>
         <w:rPr>
           <w:lang w:val="en-US"/>
@@ -2847,7 +2774,7 @@
           <w:lang w:val="en-US"/>
         </w:rPr>
       </w:pPr>
-      <w:bookmarkStart w:id="7" w:name="_Toc229384944"/>
+      <w:bookmarkStart w:id="7" w:name="_Toc229385304"/>
       <w:r>
         <w:rPr>
           <w:lang w:val="en-US"/>
@@ -3318,7 +3245,7 @@
           <w:lang w:val="en-US"/>
         </w:rPr>
       </w:pPr>
-      <w:bookmarkStart w:id="8" w:name="_Toc229384945"/>
+      <w:bookmarkStart w:id="8" w:name="_Toc229385305"/>
       <w:r>
         <w:rPr>
           <w:lang w:val="en-US"/>
@@ -3373,7 +3300,7 @@
           <w:lang w:val="en-US"/>
         </w:rPr>
       </w:pPr>
-      <w:bookmarkStart w:id="9" w:name="_Toc229384946"/>
+      <w:bookmarkStart w:id="9" w:name="_Toc229385306"/>
       <w:r>
         <w:rPr>
           <w:lang w:val="en-US"/>
@@ -3441,7 +3368,7 @@
           <w:lang w:val="en-US"/>
         </w:rPr>
       </w:pPr>
-      <w:bookmarkStart w:id="10" w:name="_Toc229384947"/>
+      <w:bookmarkStart w:id="10" w:name="_Toc229385307"/>
       <w:r>
         <w:rPr>
           <w:lang w:val="en-US"/>
@@ -3477,7 +3404,7 @@
           <w:lang w:val="en-US"/>
         </w:rPr>
       </w:pPr>
-      <w:bookmarkStart w:id="11" w:name="_Toc229384948"/>
+      <w:bookmarkStart w:id="11" w:name="_Toc229385308"/>
       <w:r>
         <w:rPr>
           <w:lang w:val="en-US"/>
@@ -3686,13 +3613,7 @@
         <w:rPr>
           <w:lang w:val="en-US"/>
         </w:rPr>
-        <w:t xml:space="preserve"> SLAs, breached SLAs, and </w:t>
-      </w:r>
-      <w:r>
-        <w:rPr>
-          <w:lang w:val="en-US"/>
-        </w:rPr>
-        <w:t>resolved</w:t>
+        <w:t xml:space="preserve"> SLAs, breached SLAs, and resolved</w:t>
       </w:r>
       <w:r>
         <w:rPr>
@@ -3793,7 +3714,7 @@
           <w:lang w:val="en-US"/>
         </w:rPr>
       </w:pPr>
-      <w:bookmarkStart w:id="12" w:name="_Toc229384949"/>
+      <w:bookmarkStart w:id="12" w:name="_Toc229385309"/>
       <w:r>
         <w:rPr>
           <w:lang w:val="en-US"/>
@@ -3809,7 +3730,7 @@
           <w:lang w:val="en-US"/>
         </w:rPr>
       </w:pPr>
-      <w:bookmarkStart w:id="13" w:name="_Toc229384950"/>
+      <w:bookmarkStart w:id="13" w:name="_Toc229385310"/>
       <w:r>
         <w:rPr>
           <w:lang w:val="en-US"/>
@@ -3887,7 +3808,7 @@
           <w:lang w:val="en-US"/>
         </w:rPr>
       </w:pPr>
-      <w:bookmarkStart w:id="14" w:name="_Toc229384951"/>
+      <w:bookmarkStart w:id="14" w:name="_Toc229385311"/>
       <w:r>
         <w:rPr>
           <w:lang w:val="en-US"/>
@@ -3982,7 +3903,7 @@
           <w:lang w:val="en-US"/>
         </w:rPr>
       </w:pPr>
-      <w:bookmarkStart w:id="15" w:name="_Toc229384952"/>
+      <w:bookmarkStart w:id="15" w:name="_Toc229385312"/>
       <w:r>
         <w:rPr>
           <w:lang w:val="en-US"/>
@@ -4065,7 +3986,7 @@
           <w:lang w:val="en-US"/>
         </w:rPr>
       </w:pPr>
-      <w:bookmarkStart w:id="16" w:name="_Toc229384953"/>
+      <w:bookmarkStart w:id="16" w:name="_Toc229385313"/>
       <w:r>
         <w:rPr>
           <w:lang w:val="en-US"/>
@@ -4082,7 +4003,7 @@
           <w:lang w:val="en-US"/>
         </w:rPr>
       </w:pPr>
-      <w:bookmarkStart w:id="17" w:name="_Toc229384954"/>
+      <w:bookmarkStart w:id="17" w:name="_Toc229385314"/>
       <w:r>
         <w:rPr>
           <w:lang w:val="en-US"/>
@@ -4852,7 +4773,7 @@
           <w:lang w:val="en-US"/>
         </w:rPr>
       </w:pPr>
-      <w:bookmarkStart w:id="18" w:name="_Toc229384955"/>
+      <w:bookmarkStart w:id="18" w:name="_Toc229385315"/>
       <w:r>
         <w:rPr>
           <w:lang w:val="en-US"/>
@@ -4924,6 +4845,7 @@
       </w:pPr>
       <w:r>
         <w:rPr>
+          <w:noProof/>
           <w:lang w:val="en-US"/>
         </w:rPr>
         <w:drawing>
@@ -5649,6 +5571,7 @@
       </w:pPr>
       <w:r>
         <w:rPr>
+          <w:noProof/>
           <w:lang w:val="en-US"/>
         </w:rPr>
         <w:drawing>
@@ -5738,6 +5661,7 @@
       </w:pPr>
       <w:r>
         <w:rPr>
+          <w:noProof/>
           <w:lang w:val="en-US"/>
         </w:rPr>
         <w:drawing>
@@ -5898,107 +5822,46 @@
     </w:p>
     <w:p>
       <w:pPr>
+        <w:pStyle w:val="Heading1"/>
+        <w:rPr>
+          <w:lang w:val="en-US"/>
+        </w:rPr>
+      </w:pPr>
+      <w:bookmarkStart w:id="19" w:name="_Toc229385316"/>
+      <w:r>
+        <w:rPr>
+          <w:lang w:val="en-US"/>
+        </w:rPr>
+        <w:lastRenderedPageBreak/>
+        <w:t>Lighthouse test</w:t>
+      </w:r>
+      <w:bookmarkEnd w:id="19"/>
+    </w:p>
+    <w:p>
+      <w:pPr>
         <w:pStyle w:val="Heading2"/>
         <w:rPr>
           <w:lang w:val="en-US"/>
         </w:rPr>
       </w:pPr>
-      <w:bookmarkStart w:id="19" w:name="_Toc229384956"/>
-      <w:r>
-        <w:rPr>
-          <w:lang w:val="en-US"/>
-        </w:rPr>
-        <w:lastRenderedPageBreak/>
-        <w:t>FAQ</w:t>
-      </w:r>
-      <w:bookmarkEnd w:id="19"/>
-    </w:p>
-    <w:p>
-      <w:pPr>
-        <w:rPr>
-          <w:lang w:val="en-US"/>
-        </w:rPr>
-      </w:pPr>
-    </w:p>
-    <w:p>
-      <w:pPr>
-        <w:rPr>
-          <w:lang w:val="en-US"/>
-        </w:rPr>
-      </w:pPr>
-      <w:r>
-        <w:rPr>
-          <w:lang w:val="en-US"/>
-        </w:rPr>
-        <w:t>Continual Improvement &amp; Service Configuration Management.</w:t>
-      </w:r>
-    </w:p>
-    <w:p>
-      <w:pPr>
-        <w:rPr>
-          <w:lang w:val="en-US"/>
-        </w:rPr>
-      </w:pPr>
-      <w:r>
-        <w:rPr>
-          <w:lang w:val="en-US"/>
-        </w:rPr>
-        <w:t xml:space="preserve">Monitoring &amp; Event Management + Deployment Management. </w:t>
-      </w:r>
-    </w:p>
-    <w:p>
-      <w:pPr>
-        <w:rPr>
-          <w:lang w:val="en-US"/>
-        </w:rPr>
-      </w:pPr>
-      <w:r>
-        <w:rPr>
-          <w:lang w:val="en-US"/>
-        </w:rPr>
-        <w:t>Release Management</w:t>
-      </w:r>
-    </w:p>
-    <w:p>
-      <w:pPr>
-        <w:pStyle w:val="Heading1"/>
-        <w:rPr>
-          <w:lang w:val="en-US"/>
-        </w:rPr>
-      </w:pPr>
-      <w:bookmarkStart w:id="20" w:name="_Toc229384957"/>
-      <w:r>
-        <w:rPr>
-          <w:lang w:val="en-US"/>
-        </w:rPr>
-        <w:t>Lighthouse test</w:t>
+      <w:bookmarkStart w:id="20" w:name="_Toc229385317"/>
+      <w:r>
+        <w:rPr>
+          <w:lang w:val="en-US"/>
+        </w:rPr>
+        <w:t>Dashboard</w:t>
       </w:r>
       <w:bookmarkEnd w:id="20"/>
     </w:p>
     <w:p>
       <w:pPr>
-        <w:pStyle w:val="Heading2"/>
-        <w:rPr>
-          <w:lang w:val="en-US"/>
-        </w:rPr>
-      </w:pPr>
-      <w:bookmarkStart w:id="21" w:name="_Toc229384958"/>
-      <w:r>
-        <w:rPr>
-          <w:lang w:val="en-US"/>
-        </w:rPr>
-        <w:t>Dashboard</w:t>
-      </w:r>
-      <w:bookmarkEnd w:id="21"/>
-    </w:p>
-    <w:p>
-      <w:pPr>
-        <w:rPr>
-          <w:lang w:val="en-US"/>
-        </w:rPr>
-      </w:pPr>
-      <w:r>
-        <w:rPr>
+        <w:rPr>
+          <w:lang w:val="en-US"/>
+        </w:rPr>
+      </w:pPr>
+      <w:r>
+        <w:rPr>
+          <w:noProof/>
           <w:lang w:val="en-US"/>
         </w:rPr>
         <w:drawing>
@@ -6044,16 +5907,17 @@
           <w:lang w:val="en-US"/>
         </w:rPr>
       </w:pPr>
-      <w:bookmarkStart w:id="22" w:name="_Toc229384959"/>
+      <w:bookmarkStart w:id="21" w:name="_Toc229385318"/>
       <w:r>
         <w:rPr>
           <w:rStyle w:val="Heading2Char"/>
         </w:rPr>
         <w:t>Tickets</w:t>
       </w:r>
-      <w:bookmarkEnd w:id="22"/>
-      <w:r>
-        <w:rPr>
+      <w:bookmarkEnd w:id="21"/>
+      <w:r>
+        <w:rPr>
+          <w:noProof/>
           <w:lang w:val="en-US"/>
         </w:rPr>
         <w:drawing>
@@ -6100,23 +5964,24 @@
           <w:lang w:val="en-US"/>
         </w:rPr>
       </w:pPr>
-      <w:bookmarkStart w:id="23" w:name="_Toc229384960"/>
+      <w:bookmarkStart w:id="22" w:name="_Toc229385319"/>
       <w:r>
         <w:rPr>
           <w:lang w:val="en-US"/>
         </w:rPr>
         <w:t>Articles</w:t>
       </w:r>
-      <w:bookmarkEnd w:id="23"/>
-    </w:p>
-    <w:p>
-      <w:pPr>
-        <w:rPr>
-          <w:lang w:val="en-US"/>
-        </w:rPr>
-      </w:pPr>
-      <w:r>
-        <w:rPr>
+      <w:bookmarkEnd w:id="22"/>
+    </w:p>
+    <w:p>
+      <w:pPr>
+        <w:rPr>
+          <w:lang w:val="en-US"/>
+        </w:rPr>
+      </w:pPr>
+      <w:r>
+        <w:rPr>
+          <w:noProof/>
           <w:lang w:val="en-US"/>
         </w:rPr>
         <w:drawing>
@@ -6163,23 +6028,24 @@
           <w:lang w:val="en-US"/>
         </w:rPr>
       </w:pPr>
-      <w:bookmarkStart w:id="24" w:name="_Toc229384961"/>
+      <w:bookmarkStart w:id="23" w:name="_Toc229385320"/>
       <w:r>
         <w:rPr>
           <w:lang w:val="en-US"/>
         </w:rPr>
         <w:t>SLA-management</w:t>
       </w:r>
-      <w:bookmarkEnd w:id="24"/>
-    </w:p>
-    <w:p>
-      <w:pPr>
-        <w:rPr>
-          <w:lang w:val="en-US"/>
-        </w:rPr>
-      </w:pPr>
-      <w:r>
-        <w:rPr>
+      <w:bookmarkEnd w:id="23"/>
+    </w:p>
+    <w:p>
+      <w:pPr>
+        <w:rPr>
+          <w:lang w:val="en-US"/>
+        </w:rPr>
+      </w:pPr>
+      <w:r>
+        <w:rPr>
+          <w:noProof/>
           <w:lang w:val="en-US"/>
         </w:rPr>
         <w:drawing>
@@ -6239,24 +6105,24 @@
           <w:lang w:val="en-US"/>
         </w:rPr>
       </w:pPr>
-      <w:bookmarkStart w:id="25" w:name="_Toc229384962"/>
-      <w:r>
-        <w:rPr>
-          <w:lang w:val="en-US"/>
-        </w:rPr>
-        <w:lastRenderedPageBreak/>
+      <w:bookmarkStart w:id="24" w:name="_Toc229385321"/>
+      <w:r>
+        <w:rPr>
+          <w:lang w:val="en-US"/>
+        </w:rPr>
         <w:t>Contact</w:t>
       </w:r>
-      <w:bookmarkEnd w:id="25"/>
-    </w:p>
-    <w:p>
-      <w:pPr>
-        <w:rPr>
-          <w:lang w:val="en-US"/>
-        </w:rPr>
-      </w:pPr>
-      <w:r>
-        <w:rPr>
+      <w:bookmarkEnd w:id="24"/>
+    </w:p>
+    <w:p>
+      <w:pPr>
+        <w:rPr>
+          <w:lang w:val="en-US"/>
+        </w:rPr>
+      </w:pPr>
+      <w:r>
+        <w:rPr>
+          <w:noProof/>
           <w:lang w:val="en-US"/>
         </w:rPr>
         <w:drawing>
@@ -6308,6 +6174,7 @@
         <w:rPr>
           <w:lang w:val="en-US"/>
         </w:rPr>
+        <w:lastRenderedPageBreak/>
         <w:t xml:space="preserve">There is a layout shift issue with my </w:t>
       </w:r>
       <w:proofErr w:type="spellStart"/>
@@ -6334,14 +6201,14 @@
           <w:lang w:val="en-US"/>
         </w:rPr>
       </w:pPr>
-      <w:bookmarkStart w:id="26" w:name="_Toc229384963"/>
+      <w:bookmarkStart w:id="25" w:name="_Toc229385322"/>
       <w:r>
         <w:rPr>
           <w:lang w:val="en-US"/>
         </w:rPr>
         <w:t>Retrospective</w:t>
       </w:r>
-      <w:bookmarkEnd w:id="26"/>
+      <w:bookmarkEnd w:id="25"/>
     </w:p>
     <w:p>
       <w:pPr>
@@ -6451,46 +6318,69 @@
     </w:p>
     <w:p>
       <w:pPr>
-        <w:rPr>
-          <w:lang w:val="en-US"/>
-        </w:rPr>
-      </w:pPr>
-      <w:r>
-        <w:rPr>
-          <w:lang w:val="en-US"/>
-        </w:rPr>
-        <w:t>Continual Improvement</w:t>
-      </w:r>
-    </w:p>
-    <w:p>
-      <w:pPr>
         <w:pStyle w:val="Heading1"/>
         <w:rPr>
           <w:lang w:val="en-US"/>
         </w:rPr>
       </w:pPr>
-      <w:bookmarkStart w:id="27" w:name="_Toc229384964"/>
+      <w:bookmarkStart w:id="26" w:name="_Toc229385323"/>
       <w:r>
         <w:rPr>
           <w:lang w:val="en-US"/>
         </w:rPr>
         <w:t>Conclusion</w:t>
       </w:r>
-      <w:bookmarkEnd w:id="27"/>
-    </w:p>
-    <w:p>
-      <w:pPr>
-        <w:rPr>
-          <w:lang w:val="en-US"/>
-        </w:rPr>
-      </w:pPr>
-    </w:p>
-    <w:p>
-      <w:pPr>
-        <w:rPr>
-          <w:lang w:val="en-US"/>
-        </w:rPr>
-      </w:pPr>
+      <w:bookmarkEnd w:id="26"/>
+    </w:p>
+    <w:p>
+      <w:pPr>
+        <w:rPr>
+          <w:lang w:val="en-US"/>
+        </w:rPr>
+      </w:pPr>
+      <w:r>
+        <w:rPr>
+          <w:lang w:val="en-US"/>
+        </w:rPr>
+        <w:t>I feel like I</w:t>
+      </w:r>
+      <w:r>
+        <w:rPr>
+          <w:lang w:val="en-US"/>
+        </w:rPr>
+        <w:t xml:space="preserve"> managed to accomplish what I wanted with this project. </w:t>
+      </w:r>
+      <w:r>
+        <w:rPr>
+          <w:lang w:val="en-US"/>
+        </w:rPr>
+        <w:t>I knew it was a challenge to pick both a</w:t>
+      </w:r>
+      <w:r>
+        <w:rPr>
+          <w:lang w:val="en-US"/>
+        </w:rPr>
+        <w:t xml:space="preserve"> new framework (Angular) and a new backend (express) that I had no experience with. I also used typescript for the first time. If I had to do it again, I would most likely either stick with this setup or use REACT with Vite instead. </w:t>
+      </w:r>
+      <w:r>
+        <w:rPr>
+          <w:lang w:val="en-US"/>
+        </w:rPr>
+        <w:t>I had a lot of trouble getting started with A</w:t>
+      </w:r>
+      <w:r>
+        <w:rPr>
+          <w:lang w:val="en-US"/>
+        </w:rPr>
+        <w:t xml:space="preserve">ngular since the component creation differs a lot from what I am used to. </w:t>
+      </w:r>
+      <w:r>
+        <w:rPr>
+          <w:lang w:val="en-US"/>
+        </w:rPr>
+        <w:br/>
+        <w:t>After working with it for a while, it became more manageable and I feel like I am comfortable with it now. All in all, I feel like the project turned out well and I am satisfied with what I have accomplished.</w:t>
+      </w:r>
       <w:r>
         <w:rPr>
           <w:lang w:val="en-US"/>
@@ -6505,7 +6395,7 @@
           <w:lang w:val="en-US"/>
         </w:rPr>
       </w:pPr>
-      <w:bookmarkStart w:id="28" w:name="_Toc229384965"/>
+      <w:bookmarkStart w:id="27" w:name="_Toc229385324"/>
       <w:r>
         <w:rPr>
           <w:lang w:val="en-US"/>
@@ -6519,7 +6409,7 @@
         </w:rPr>
         <w:t>Dependency setup</w:t>
       </w:r>
-      <w:bookmarkEnd w:id="28"/>
+      <w:bookmarkEnd w:id="27"/>
     </w:p>
     <w:p>
       <w:pPr>

--- a/helpflow-frontend/public/Helpflow.docx
+++ b/helpflow-frontend/public/Helpflow.docx
@@ -63,7 +63,6 @@
               <w:noProof/>
               <w:sz w:val="24"/>
               <w:szCs w:val="24"/>
-              <w:lang/>
             </w:rPr>
           </w:pPr>
           <w:r>
@@ -145,7 +144,6 @@
               <w:noProof/>
               <w:sz w:val="24"/>
               <w:szCs w:val="24"/>
-              <w:lang/>
             </w:rPr>
           </w:pPr>
           <w:hyperlink w:anchor="_Toc229385298" w:history="1">
@@ -218,7 +216,6 @@
               <w:noProof/>
               <w:sz w:val="24"/>
               <w:szCs w:val="24"/>
-              <w:lang/>
             </w:rPr>
           </w:pPr>
           <w:hyperlink w:anchor="_Toc229385299" w:history="1">
@@ -291,7 +288,6 @@
               <w:noProof/>
               <w:sz w:val="24"/>
               <w:szCs w:val="24"/>
-              <w:lang/>
             </w:rPr>
           </w:pPr>
           <w:hyperlink w:anchor="_Toc229385300" w:history="1">
@@ -364,7 +360,6 @@
               <w:noProof/>
               <w:sz w:val="24"/>
               <w:szCs w:val="24"/>
-              <w:lang/>
             </w:rPr>
           </w:pPr>
           <w:hyperlink w:anchor="_Toc229385301" w:history="1">
@@ -437,7 +432,6 @@
               <w:noProof/>
               <w:sz w:val="24"/>
               <w:szCs w:val="24"/>
-              <w:lang/>
             </w:rPr>
           </w:pPr>
           <w:hyperlink w:anchor="_Toc229385302" w:history="1">
@@ -510,7 +504,6 @@
               <w:noProof/>
               <w:sz w:val="24"/>
               <w:szCs w:val="24"/>
-              <w:lang/>
             </w:rPr>
           </w:pPr>
           <w:hyperlink w:anchor="_Toc229385303" w:history="1">
@@ -583,7 +576,6 @@
               <w:noProof/>
               <w:sz w:val="24"/>
               <w:szCs w:val="24"/>
-              <w:lang/>
             </w:rPr>
           </w:pPr>
           <w:hyperlink w:anchor="_Toc229385304" w:history="1">
@@ -656,7 +648,6 @@
               <w:noProof/>
               <w:sz w:val="24"/>
               <w:szCs w:val="24"/>
-              <w:lang/>
             </w:rPr>
           </w:pPr>
           <w:hyperlink w:anchor="_Toc229385305" w:history="1">
@@ -729,7 +720,6 @@
               <w:noProof/>
               <w:sz w:val="24"/>
               <w:szCs w:val="24"/>
-              <w:lang/>
             </w:rPr>
           </w:pPr>
           <w:hyperlink w:anchor="_Toc229385306" w:history="1">
@@ -802,7 +792,6 @@
               <w:noProof/>
               <w:sz w:val="24"/>
               <w:szCs w:val="24"/>
-              <w:lang/>
             </w:rPr>
           </w:pPr>
           <w:hyperlink w:anchor="_Toc229385307" w:history="1">
@@ -875,7 +864,6 @@
               <w:noProof/>
               <w:sz w:val="24"/>
               <w:szCs w:val="24"/>
-              <w:lang/>
             </w:rPr>
           </w:pPr>
           <w:hyperlink w:anchor="_Toc229385308" w:history="1">
@@ -948,7 +936,6 @@
               <w:noProof/>
               <w:sz w:val="24"/>
               <w:szCs w:val="24"/>
-              <w:lang/>
             </w:rPr>
           </w:pPr>
           <w:hyperlink w:anchor="_Toc229385309" w:history="1">
@@ -1021,7 +1008,6 @@
               <w:noProof/>
               <w:sz w:val="24"/>
               <w:szCs w:val="24"/>
-              <w:lang/>
             </w:rPr>
           </w:pPr>
           <w:hyperlink w:anchor="_Toc229385310" w:history="1">
@@ -1094,7 +1080,6 @@
               <w:noProof/>
               <w:sz w:val="24"/>
               <w:szCs w:val="24"/>
-              <w:lang/>
             </w:rPr>
           </w:pPr>
           <w:hyperlink w:anchor="_Toc229385311" w:history="1">
@@ -1167,7 +1152,6 @@
               <w:noProof/>
               <w:sz w:val="24"/>
               <w:szCs w:val="24"/>
-              <w:lang/>
             </w:rPr>
           </w:pPr>
           <w:hyperlink w:anchor="_Toc229385312" w:history="1">
@@ -1240,7 +1224,6 @@
               <w:noProof/>
               <w:sz w:val="24"/>
               <w:szCs w:val="24"/>
-              <w:lang/>
             </w:rPr>
           </w:pPr>
           <w:hyperlink w:anchor="_Toc229385313" w:history="1">
@@ -1313,7 +1296,6 @@
               <w:noProof/>
               <w:sz w:val="24"/>
               <w:szCs w:val="24"/>
-              <w:lang/>
             </w:rPr>
           </w:pPr>
           <w:hyperlink w:anchor="_Toc229385314" w:history="1">
@@ -1386,7 +1368,6 @@
               <w:noProof/>
               <w:sz w:val="24"/>
               <w:szCs w:val="24"/>
-              <w:lang/>
             </w:rPr>
           </w:pPr>
           <w:hyperlink w:anchor="_Toc229385315" w:history="1">
@@ -1459,7 +1440,6 @@
               <w:noProof/>
               <w:sz w:val="24"/>
               <w:szCs w:val="24"/>
-              <w:lang/>
             </w:rPr>
           </w:pPr>
           <w:hyperlink w:anchor="_Toc229385316" w:history="1">
@@ -1532,7 +1512,6 @@
               <w:noProof/>
               <w:sz w:val="24"/>
               <w:szCs w:val="24"/>
-              <w:lang/>
             </w:rPr>
           </w:pPr>
           <w:hyperlink w:anchor="_Toc229385317" w:history="1">
@@ -1605,7 +1584,6 @@
               <w:noProof/>
               <w:sz w:val="24"/>
               <w:szCs w:val="24"/>
-              <w:lang/>
             </w:rPr>
           </w:pPr>
           <w:hyperlink w:anchor="_Toc229385318" w:history="1">
@@ -1677,7 +1655,6 @@
               <w:noProof/>
               <w:sz w:val="24"/>
               <w:szCs w:val="24"/>
-              <w:lang/>
             </w:rPr>
           </w:pPr>
           <w:hyperlink w:anchor="_Toc229385319" w:history="1">
@@ -1750,7 +1727,6 @@
               <w:noProof/>
               <w:sz w:val="24"/>
               <w:szCs w:val="24"/>
-              <w:lang/>
             </w:rPr>
           </w:pPr>
           <w:hyperlink w:anchor="_Toc229385320" w:history="1">
@@ -1823,7 +1799,6 @@
               <w:noProof/>
               <w:sz w:val="24"/>
               <w:szCs w:val="24"/>
-              <w:lang/>
             </w:rPr>
           </w:pPr>
           <w:hyperlink w:anchor="_Toc229385321" w:history="1">
@@ -1896,7 +1871,6 @@
               <w:noProof/>
               <w:sz w:val="24"/>
               <w:szCs w:val="24"/>
-              <w:lang/>
             </w:rPr>
           </w:pPr>
           <w:hyperlink w:anchor="_Toc229385322" w:history="1">
@@ -1969,7 +1943,6 @@
               <w:noProof/>
               <w:sz w:val="24"/>
               <w:szCs w:val="24"/>
-              <w:lang/>
             </w:rPr>
           </w:pPr>
           <w:hyperlink w:anchor="_Toc229385323" w:history="1">
@@ -2042,7 +2015,6 @@
               <w:noProof/>
               <w:sz w:val="24"/>
               <w:szCs w:val="24"/>
-              <w:lang/>
             </w:rPr>
           </w:pPr>
           <w:hyperlink w:anchor="_Toc229385324" w:history="1">
@@ -2307,57 +2279,7 @@
         <w:rPr>
           <w:lang w:val="en-US"/>
         </w:rPr>
-        <w:t xml:space="preserve">I am using Angular signals and computed values for derived UI state. This is </w:t>
-      </w:r>
-      <w:proofErr w:type="gramStart"/>
-      <w:r>
-        <w:rPr>
-          <w:lang w:val="en-US"/>
-        </w:rPr>
-        <w:t>similar to</w:t>
-      </w:r>
-      <w:proofErr w:type="gramEnd"/>
-      <w:r>
-        <w:rPr>
-          <w:lang w:val="en-US"/>
-        </w:rPr>
-        <w:t xml:space="preserve"> MVVM. Examples of this can be seen in the </w:t>
-      </w:r>
-      <w:proofErr w:type="spellStart"/>
-      <w:r>
-        <w:rPr>
-          <w:lang w:val="en-US"/>
-        </w:rPr>
-        <w:t>tickets.ts</w:t>
-      </w:r>
-      <w:proofErr w:type="spellEnd"/>
-      <w:r>
-        <w:rPr>
-          <w:lang w:val="en-US"/>
-        </w:rPr>
-        <w:t xml:space="preserve"> and </w:t>
-      </w:r>
-      <w:proofErr w:type="spellStart"/>
-      <w:proofErr w:type="gramStart"/>
-      <w:r>
-        <w:rPr>
-          <w:lang w:val="en-US"/>
-        </w:rPr>
-        <w:t>sla-management</w:t>
-      </w:r>
-      <w:proofErr w:type="gramEnd"/>
-      <w:r>
-        <w:rPr>
-          <w:lang w:val="en-US"/>
-        </w:rPr>
-        <w:t>.ts</w:t>
-      </w:r>
-      <w:proofErr w:type="spellEnd"/>
-      <w:r>
-        <w:rPr>
-          <w:lang w:val="en-US"/>
-        </w:rPr>
-        <w:t>.</w:t>
+        <w:t>I am using Angular signals and computed values for derived UI state. This is similar to MVVM. Examples of this can be seen in the tickets.ts and sla-management.ts.</w:t>
       </w:r>
     </w:p>
     <w:p>
@@ -2389,29 +2311,7 @@
         <w:rPr>
           <w:lang w:val="en-US"/>
         </w:rPr>
-        <w:t xml:space="preserve">Pages are loaded by routes in </w:t>
-      </w:r>
-      <w:proofErr w:type="spellStart"/>
-      <w:proofErr w:type="gramStart"/>
-      <w:r>
-        <w:rPr>
-          <w:lang w:val="en-US"/>
-        </w:rPr>
-        <w:t>app.routes</w:t>
-      </w:r>
-      <w:proofErr w:type="gramEnd"/>
-      <w:r>
-        <w:rPr>
-          <w:lang w:val="en-US"/>
-        </w:rPr>
-        <w:t>.ts</w:t>
-      </w:r>
-      <w:proofErr w:type="spellEnd"/>
-      <w:r>
-        <w:rPr>
-          <w:lang w:val="en-US"/>
-        </w:rPr>
-        <w:t xml:space="preserve"> instead of all at once.</w:t>
+        <w:t>Pages are loaded by routes in app.routes.ts instead of all at once.</w:t>
       </w:r>
     </w:p>
     <w:p>
@@ -2609,19 +2509,11 @@
           <w:lang w:val="en-US"/>
         </w:rPr>
       </w:pPr>
-      <w:proofErr w:type="spellStart"/>
-      <w:r>
-        <w:rPr>
-          <w:lang w:val="en-US"/>
-        </w:rPr>
-        <w:t>Vitest</w:t>
-      </w:r>
-      <w:proofErr w:type="spellEnd"/>
-      <w:r>
-        <w:rPr>
-          <w:lang w:val="en-US"/>
-        </w:rPr>
-        <w:t xml:space="preserve"> (via </w:t>
+      <w:r>
+        <w:rPr>
+          <w:lang w:val="en-US"/>
+        </w:rPr>
+        <w:t xml:space="preserve">Vitest (via </w:t>
       </w:r>
       <w:r>
         <w:rPr>
@@ -2721,21 +2613,7 @@
         <w:rPr>
           <w:lang w:val="en-US"/>
         </w:rPr>
-        <w:t xml:space="preserve">MySQL 8+ (Using </w:t>
-      </w:r>
-      <w:proofErr w:type="spellStart"/>
-      <w:r>
-        <w:rPr>
-          <w:lang w:val="en-US"/>
-        </w:rPr>
-        <w:t>helpflowdb</w:t>
-      </w:r>
-      <w:proofErr w:type="spellEnd"/>
-      <w:r>
-        <w:rPr>
-          <w:lang w:val="en-US"/>
-        </w:rPr>
-        <w:t xml:space="preserve"> schema)</w:t>
+        <w:t>MySQL 8+ (Using helpflowdb schema)</w:t>
       </w:r>
     </w:p>
     <w:p>
@@ -2826,25 +2704,7 @@
           <w:bCs/>
           <w:lang w:val="en-US"/>
         </w:rPr>
-        <w:t>{</w:t>
-      </w:r>
-      <w:proofErr w:type="spellStart"/>
-      <w:r>
-        <w:rPr>
-          <w:b/>
-          <w:bCs/>
-          <w:lang w:val="en-US"/>
-        </w:rPr>
-        <w:t>db</w:t>
-      </w:r>
-      <w:proofErr w:type="spellEnd"/>
-      <w:r>
-        <w:rPr>
-          <w:b/>
-          <w:bCs/>
-          <w:lang w:val="en-US"/>
-        </w:rPr>
-        <w:t xml:space="preserve">} </w:t>
+        <w:t xml:space="preserve">{db} </w:t>
       </w:r>
       <w:r>
         <w:rPr>
@@ -2896,25 +2756,7 @@
           <w:bCs/>
           <w:lang w:val="en-US"/>
         </w:rPr>
-        <w:t>{</w:t>
-      </w:r>
-      <w:proofErr w:type="spellStart"/>
-      <w:r>
-        <w:rPr>
-          <w:b/>
-          <w:bCs/>
-          <w:lang w:val="en-US"/>
-        </w:rPr>
-        <w:t>node_modules</w:t>
-      </w:r>
-      <w:proofErr w:type="spellEnd"/>
-      <w:r>
-        <w:rPr>
-          <w:b/>
-          <w:bCs/>
-          <w:lang w:val="en-US"/>
-        </w:rPr>
-        <w:t xml:space="preserve">} </w:t>
+        <w:t xml:space="preserve">{node_modules} </w:t>
       </w:r>
       <w:r>
         <w:rPr>
@@ -2966,25 +2808,7 @@
           <w:bCs/>
           <w:lang w:val="en-US"/>
         </w:rPr>
-        <w:t>{</w:t>
-      </w:r>
-      <w:proofErr w:type="spellStart"/>
-      <w:r>
-        <w:rPr>
-          <w:b/>
-          <w:bCs/>
-          <w:lang w:val="en-US"/>
-        </w:rPr>
-        <w:t>src</w:t>
-      </w:r>
-      <w:proofErr w:type="spellEnd"/>
-      <w:r>
-        <w:rPr>
-          <w:b/>
-          <w:bCs/>
-          <w:lang w:val="en-US"/>
-        </w:rPr>
-        <w:t xml:space="preserve">/app} </w:t>
+        <w:t xml:space="preserve">{src/app} </w:t>
       </w:r>
       <w:r>
         <w:rPr>
@@ -3010,25 +2834,7 @@
           <w:bCs/>
           <w:lang w:val="en-US"/>
         </w:rPr>
-        <w:t>{layout/</w:t>
-      </w:r>
-      <w:proofErr w:type="gramStart"/>
-      <w:r>
-        <w:rPr>
-          <w:b/>
-          <w:bCs/>
-          <w:lang w:val="en-US"/>
-        </w:rPr>
-        <w:t>main-layout</w:t>
-      </w:r>
-      <w:proofErr w:type="gramEnd"/>
-      <w:r>
-        <w:rPr>
-          <w:b/>
-          <w:bCs/>
-          <w:lang w:val="en-US"/>
-        </w:rPr>
-        <w:t xml:space="preserve">} </w:t>
+        <w:t xml:space="preserve">{layout/main-layout} </w:t>
       </w:r>
       <w:r>
         <w:rPr>
@@ -3152,23 +2958,13 @@
           <w:lang w:val="en-US"/>
         </w:rPr>
       </w:pPr>
-      <w:proofErr w:type="gramStart"/>
       <w:r>
         <w:rPr>
           <w:b/>
           <w:bCs/>
           <w:lang w:val="en-US"/>
         </w:rPr>
-        <w:t>{.angular</w:t>
-      </w:r>
-      <w:proofErr w:type="gramEnd"/>
-      <w:r>
-        <w:rPr>
-          <w:b/>
-          <w:bCs/>
-          <w:lang w:val="en-US"/>
-        </w:rPr>
-        <w:t xml:space="preserve">} </w:t>
+        <w:t xml:space="preserve">{.angular} </w:t>
       </w:r>
       <w:r>
         <w:rPr>
@@ -3194,25 +2990,7 @@
           <w:bCs/>
           <w:lang w:val="en-US"/>
         </w:rPr>
-        <w:t>{</w:t>
-      </w:r>
-      <w:proofErr w:type="spellStart"/>
-      <w:r>
-        <w:rPr>
-          <w:b/>
-          <w:bCs/>
-          <w:lang w:val="en-US"/>
-        </w:rPr>
-        <w:t>node_modules</w:t>
-      </w:r>
-      <w:proofErr w:type="spellEnd"/>
-      <w:r>
-        <w:rPr>
-          <w:b/>
-          <w:bCs/>
-          <w:lang w:val="en-US"/>
-        </w:rPr>
-        <w:t xml:space="preserve">} </w:t>
+        <w:t xml:space="preserve">{node_modules} </w:t>
       </w:r>
       <w:r>
         <w:rPr>
@@ -3599,21 +3377,7 @@
         <w:rPr>
           <w:lang w:val="en-US"/>
         </w:rPr>
-        <w:t xml:space="preserve"> ticket data: total tickets, </w:t>
-      </w:r>
-      <w:proofErr w:type="gramStart"/>
-      <w:r>
-        <w:rPr>
-          <w:lang w:val="en-US"/>
-        </w:rPr>
-        <w:t>held</w:t>
-      </w:r>
-      <w:proofErr w:type="gramEnd"/>
-      <w:r>
-        <w:rPr>
-          <w:lang w:val="en-US"/>
-        </w:rPr>
-        <w:t xml:space="preserve"> SLAs, breached SLAs, and resolved</w:t>
+        <w:t xml:space="preserve"> ticket data: total tickets, held SLAs, breached SLAs, and resolved</w:t>
       </w:r>
       <w:r>
         <w:rPr>
@@ -4517,16 +4281,8 @@
         <w:rPr>
           <w:lang w:val="en-US"/>
         </w:rPr>
-        <w:t xml:space="preserve">You can then click the </w:t>
-      </w:r>
-      <w:proofErr w:type="gramStart"/>
-      <w:r>
-        <w:rPr>
-          <w:lang w:val="en-US"/>
-        </w:rPr>
-        <w:t>create ticket</w:t>
-      </w:r>
-      <w:proofErr w:type="gramEnd"/>
+        <w:t>You can then click the create ticket</w:t>
+      </w:r>
       <w:r>
         <w:rPr>
           <w:lang w:val="en-US"/>
@@ -5293,16 +5049,8 @@
         <w:rPr>
           <w:lang w:val="en-US"/>
         </w:rPr>
-        <w:t xml:space="preserve">You can then click the </w:t>
-      </w:r>
-      <w:proofErr w:type="gramStart"/>
-      <w:r>
-        <w:rPr>
-          <w:lang w:val="en-US"/>
-        </w:rPr>
-        <w:t>create ticket</w:t>
-      </w:r>
-      <w:proofErr w:type="gramEnd"/>
+        <w:t>You can then click the create ticket</w:t>
+      </w:r>
     </w:p>
     <w:p>
       <w:pPr>
@@ -6175,23 +5923,7 @@
           <w:lang w:val="en-US"/>
         </w:rPr>
         <w:lastRenderedPageBreak/>
-        <w:t xml:space="preserve">There is a layout shift issue with my </w:t>
-      </w:r>
-      <w:proofErr w:type="spellStart"/>
-      <w:proofErr w:type="gramStart"/>
-      <w:r>
-        <w:rPr>
-          <w:lang w:val="en-US"/>
-        </w:rPr>
-        <w:t>div.information</w:t>
-      </w:r>
-      <w:proofErr w:type="spellEnd"/>
-      <w:proofErr w:type="gramEnd"/>
-      <w:r>
-        <w:rPr>
-          <w:lang w:val="en-US"/>
-        </w:rPr>
-        <w:t>-section that I haven’t been able to figure out entirely.</w:t>
+        <w:t>There is a layout shift issue with my div.information-section that I haven’t been able to figure out entirely.</w:t>
       </w:r>
     </w:p>
     <w:p>
@@ -6318,6 +6050,37 @@
     </w:p>
     <w:p>
       <w:pPr>
+        <w:pStyle w:val="ListParagraph"/>
+        <w:numPr>
+          <w:ilvl w:val="0"/>
+          <w:numId w:val="6"/>
+        </w:numPr>
+        <w:rPr>
+          <w:lang w:val="en-US"/>
+        </w:rPr>
+      </w:pPr>
+      <w:r>
+        <w:rPr>
+          <w:lang w:val="en-US"/>
+        </w:rPr>
+        <w:t>Multithreading</w:t>
+      </w:r>
+    </w:p>
+    <w:p>
+      <w:pPr>
+        <w:rPr>
+          <w:lang w:val="en-US"/>
+        </w:rPr>
+      </w:pPr>
+      <w:r>
+        <w:rPr>
+          <w:lang w:val="en-US"/>
+        </w:rPr>
+        <w:t>Multithreading could be useful for large report calculations if a report page was added later in development. It could be used to calculate trends, SLA simulations over many tickets and use worker thread that would not block API calls. I am currently just using ASYNC for my request handlers which currently works perfectly.</w:t>
+      </w:r>
+    </w:p>
+    <w:p>
+      <w:pPr>
         <w:pStyle w:val="Heading1"/>
         <w:rPr>
           <w:lang w:val="en-US"/>
@@ -6427,21 +6190,7 @@
         <w:rPr>
           <w:lang w:val="en-US"/>
         </w:rPr>
-        <w:t xml:space="preserve">n be read in the README.md on the </w:t>
-      </w:r>
-      <w:proofErr w:type="spellStart"/>
-      <w:r>
-        <w:rPr>
-          <w:lang w:val="en-US"/>
-        </w:rPr>
-        <w:t>github</w:t>
-      </w:r>
-      <w:proofErr w:type="spellEnd"/>
-      <w:r>
-        <w:rPr>
-          <w:lang w:val="en-US"/>
-        </w:rPr>
-        <w:t xml:space="preserve"> page</w:t>
+        <w:t>n be read in the README.md on the github page</w:t>
       </w:r>
       <w:r>
         <w:rPr>
@@ -7259,7 +7008,7 @@
   <w:abstractNum w:abstractNumId="6" w15:restartNumberingAfterBreak="0">
     <w:nsid w:val="5C7E14D3"/>
     <w:multiLevelType w:val="hybridMultilevel"/>
-    <w:tmpl w:val="2F6A784A"/>
+    <w:tmpl w:val="C408F7C2"/>
     <w:lvl w:ilvl="0" w:tplc="10000001">
       <w:start w:val="1"/>
       <w:numFmt w:val="bullet"/>
@@ -8204,6 +7953,7 @@
   <w:style w:type="character" w:default="1" w:styleId="DefaultParagraphFont">
     <w:name w:val="Default Paragraph Font"/>
     <w:uiPriority w:val="1"/>
+    <w:semiHidden/>
     <w:unhideWhenUsed/>
   </w:style>
   <w:style w:type="table" w:default="1" w:styleId="TableNormal">

--- a/helpflow-frontend/public/Helpflow.docx
+++ b/helpflow-frontend/public/Helpflow.docx
@@ -5140,6 +5140,46 @@
           <w:lang w:val="en-US"/>
         </w:rPr>
       </w:pPr>
+      <w:r>
+        <w:rPr>
+          <w:lang w:val="en-US"/>
+        </w:rPr>
+        <w:drawing>
+          <wp:inline distT="0" distB="0" distL="0" distR="0" wp14:anchorId="5E6A79D0" wp14:editId="52623381">
+            <wp:extent cx="5731510" cy="3084830"/>
+            <wp:effectExtent l="0" t="0" r="2540" b="1270"/>
+            <wp:docPr id="2141198791" name="Picture 1"/>
+            <wp:cNvGraphicFramePr>
+              <a:graphicFrameLocks xmlns:a="http://schemas.openxmlformats.org/drawingml/2006/main" noChangeAspect="1"/>
+            </wp:cNvGraphicFramePr>
+            <a:graphic xmlns:a="http://schemas.openxmlformats.org/drawingml/2006/main">
+              <a:graphicData uri="http://schemas.openxmlformats.org/drawingml/2006/picture">
+                <pic:pic xmlns:pic="http://schemas.openxmlformats.org/drawingml/2006/picture">
+                  <pic:nvPicPr>
+                    <pic:cNvPr id="2141198791" name=""/>
+                    <pic:cNvPicPr/>
+                  </pic:nvPicPr>
+                  <pic:blipFill>
+                    <a:blip r:embed="rId17"/>
+                    <a:stretch>
+                      <a:fillRect/>
+                    </a:stretch>
+                  </pic:blipFill>
+                  <pic:spPr>
+                    <a:xfrm>
+                      <a:off x="0" y="0"/>
+                      <a:ext cx="5731510" cy="3084830"/>
+                    </a:xfrm>
+                    <a:prstGeom prst="rect">
+                      <a:avLst/>
+                    </a:prstGeom>
+                  </pic:spPr>
+                </pic:pic>
+              </a:graphicData>
+            </a:graphic>
+          </wp:inline>
+        </w:drawing>
+      </w:r>
     </w:p>
     <w:p>
       <w:pPr>
@@ -5156,7 +5196,7 @@
         <w:rPr>
           <w:lang w:val="en-US"/>
         </w:rPr>
-        <w:t>D</w:t>
+        <w:t>Button to edit ticket information or assign a supporter</w:t>
       </w:r>
     </w:p>
     <w:p>
@@ -5174,43 +5214,7 @@
         <w:rPr>
           <w:lang w:val="en-US"/>
         </w:rPr>
-        <w:t>D</w:t>
-      </w:r>
-    </w:p>
-    <w:p>
-      <w:pPr>
-        <w:pStyle w:val="ListParagraph"/>
-        <w:numPr>
-          <w:ilvl w:val="1"/>
-          <w:numId w:val="9"/>
-        </w:numPr>
-        <w:rPr>
-          <w:lang w:val="en-US"/>
-        </w:rPr>
-      </w:pPr>
-      <w:r>
-        <w:rPr>
-          <w:lang w:val="en-US"/>
-        </w:rPr>
-        <w:t>D</w:t>
-      </w:r>
-    </w:p>
-    <w:p>
-      <w:pPr>
-        <w:pStyle w:val="ListParagraph"/>
-        <w:numPr>
-          <w:ilvl w:val="1"/>
-          <w:numId w:val="9"/>
-        </w:numPr>
-        <w:rPr>
-          <w:lang w:val="en-US"/>
-        </w:rPr>
-      </w:pPr>
-      <w:r>
-        <w:rPr>
-          <w:lang w:val="en-US"/>
-        </w:rPr>
-        <w:t>d</w:t>
+        <w:t>Write comments</w:t>
       </w:r>
     </w:p>
     <w:p>
@@ -5242,6 +5246,7 @@
           <w:noProof/>
           <w:lang w:val="en-US"/>
         </w:rPr>
+        <w:lastRenderedPageBreak/>
         <w:drawing>
           <wp:inline distT="0" distB="0" distL="0" distR="0" wp14:anchorId="300FD159" wp14:editId="2739E713">
             <wp:extent cx="5731510" cy="1755775"/>
@@ -5338,7 +5343,7 @@
                     <pic:cNvPicPr/>
                   </pic:nvPicPr>
                   <pic:blipFill>
-                    <a:blip r:embed="rId17"/>
+                    <a:blip r:embed="rId18"/>
                     <a:stretch>
                       <a:fillRect/>
                     </a:stretch>
@@ -5428,7 +5433,7 @@
                     <pic:cNvPicPr/>
                   </pic:nvPicPr>
                   <pic:blipFill>
-                    <a:blip r:embed="rId18"/>
+                    <a:blip r:embed="rId19"/>
                     <a:stretch>
                       <a:fillRect/>
                     </a:stretch>
@@ -5628,7 +5633,7 @@
                     <pic:cNvPicPr/>
                   </pic:nvPicPr>
                   <pic:blipFill>
-                    <a:blip r:embed="rId19"/>
+                    <a:blip r:embed="rId20"/>
                     <a:stretch>
                       <a:fillRect/>
                     </a:stretch>
@@ -5684,7 +5689,7 @@
                     <pic:cNvPicPr/>
                   </pic:nvPicPr>
                   <pic:blipFill>
-                    <a:blip r:embed="rId20"/>
+                    <a:blip r:embed="rId21"/>
                     <a:stretch>
                       <a:fillRect/>
                     </a:stretch>
@@ -5748,7 +5753,7 @@
                     <pic:cNvPicPr/>
                   </pic:nvPicPr>
                   <pic:blipFill>
-                    <a:blip r:embed="rId21"/>
+                    <a:blip r:embed="rId22"/>
                     <a:stretch>
                       <a:fillRect/>
                     </a:stretch>
@@ -5812,7 +5817,7 @@
                     <pic:cNvPicPr/>
                   </pic:nvPicPr>
                   <pic:blipFill>
-                    <a:blip r:embed="rId22"/>
+                    <a:blip r:embed="rId23"/>
                     <a:stretch>
                       <a:fillRect/>
                     </a:stretch>
@@ -5889,7 +5894,7 @@
                     <pic:cNvPicPr/>
                   </pic:nvPicPr>
                   <pic:blipFill>
-                    <a:blip r:embed="rId23"/>
+                    <a:blip r:embed="rId24"/>
                     <a:stretch>
                       <a:fillRect/>
                     </a:stretch>
@@ -6198,7 +6203,7 @@
         </w:rPr>
         <w:t xml:space="preserve"> </w:t>
       </w:r>
-      <w:hyperlink r:id="rId24" w:history="1">
+      <w:hyperlink r:id="rId25" w:history="1">
         <w:r>
           <w:rPr>
             <w:rStyle w:val="Hyperlink"/>
@@ -6222,8 +6227,8 @@
       </w:pPr>
     </w:p>
     <w:sectPr>
-      <w:headerReference w:type="default" r:id="rId25"/>
-      <w:footerReference w:type="default" r:id="rId26"/>
+      <w:headerReference w:type="default" r:id="rId26"/>
+      <w:footerReference w:type="default" r:id="rId27"/>
       <w:pgSz w:w="11906" w:h="16838"/>
       <w:pgMar w:top="1440" w:right="1440" w:bottom="1440" w:left="1440" w:header="708" w:footer="708" w:gutter="0"/>
       <w:cols w:space="708"/>
